--- a/submission/02_配套文档/docx/技术方案说明书.docx
+++ b/submission/02_配套文档/docx/技术方案说明书.docx
@@ -61,7 +61,7 @@
           <w:color w:val="666666"/>
           <w:sz w:val="21"/>
         </w:rPr>
-        <w:t>中国软件杯 A3 赛题 · 基于大模型的个性化资源生成与学习多智能体系统开发</w:t>
+        <w:t>2026 福建高校「火山杯」Agent 创新大赛 · 参赛作品</w:t>
       </w:r>
     </w:p>
     <w:p>
@@ -92,7 +92,7 @@
           <w:color w:val="1A1A2E"/>
           <w:sz w:val="21"/>
         </w:rPr>
-        <w:t>文档版本：v2.0    日期：2026-07-20</w:t>
+        <w:t>文档版本：v2.1    日期：2026-09-19</w:t>
       </w:r>
     </w:p>
     <w:p>
@@ -162,7 +162,7 @@
           <w:color w:val="666666"/>
           <w:sz w:val="20"/>
         </w:rPr>
-        <w:t>第十五届中国软件杯 A3 赛题</w:t>
+        <w:t>2026 福建高校「火山杯」Agent 创新大赛 参赛作品</w:t>
       </w:r>
       <w:r>
         <w:br/>
@@ -584,7 +584,7 @@
                 <w:color w:val="1A1A2E"/>
                 <w:sz w:val="19"/>
               </w:rPr>
-              <w:t>613 节点知识图谱 + 609 条先修关系边 + 610 行 408 知识点依赖规则引擎，覆盖数据结构/计网/计组/OS 四科</w:t>
+              <w:t>86 节点知识图谱 + 82 条先修关系边 + 648 行 408 知识点依赖规则引擎，覆盖数据结构/计网/计组/OS 四科</w:t>
             </w:r>
           </w:p>
         </w:tc>
@@ -2117,7 +2117,7 @@
           <w:color w:val="2D2D3A"/>
           <w:sz w:val="18"/>
         </w:rPr>
-        <w:t>│  │ / SQLite  │  │  缓存    │  │ 向量数据库 │  │ (613节点/609边)   │   │</w:t>
+        <w:t>│  │ / SQLite  │  │  缓存    │  │ 向量数据库 │  │ (86节点/82边)     │   │</w:t>
         <w:br/>
       </w:r>
       <w:r>
@@ -2484,7 +2484,7 @@
           <w:color w:val="1A1A2E"/>
           <w:sz w:val="21"/>
         </w:rPr>
-        <w:t xml:space="preserve"> 前缀，共 35 个路由模块（100+ 端点），97.8% 认证覆盖率。所有端点支持统一的错误处理、鉴权、限流。</w:t>
+        <w:t xml:space="preserve"> 前缀，共 43 个路由模块（451 端点），97.8% 认证覆盖率。所有端点支持统一的错误处理、鉴权、限流。</w:t>
       </w:r>
     </w:p>
     <w:p>
@@ -2509,7 +2509,7 @@
           <w:color w:val="1A1A2E"/>
           <w:sz w:val="21"/>
         </w:rPr>
-        <w:t>：基于 LangGraph StateGraph 的 10 节点多智能体流水线，7 个资源 Agent 并行生成，Quality Gate 硬性验收闸门 + GOMARL 共识机制保障输出质量。</w:t>
+        <w:t>：基于 LangGraph StateGraph 的 11 节点多智能体流水线（含 Triage 分诊），7 个资源 Agent 并行生成，Quality Gate 硬性验收闸门 + GOMARL 共识机制保障输出质量。</w:t>
       </w:r>
     </w:p>
     <w:p>
@@ -4135,7 +4135,7 @@
           <w:color w:val="1A1A2E"/>
           <w:sz w:val="21"/>
         </w:rPr>
-        <w:t>基于 613 节点 408 知识图谱（数据结构/计网/计组/OS 四科全覆盖，609 条先修关系边）和 8 维用户画像，生成个性化学习路径：</w:t>
+        <w:t>基于 86 节点 408 知识图谱（数据结构/计网/计组/OS 四科全覆盖，82 条先修关系边）和 8 维用户画像，生成个性化学习路径：</w:t>
       </w:r>
     </w:p>
     <w:p>
@@ -4791,7 +4791,7 @@
           <w:color w:val="1A1A2E"/>
           <w:sz w:val="21"/>
         </w:rPr>
-        <w:t>：610 行 408 知识点依赖图，校验 Agent 分配是否符合教学逻辑、前置依赖是否覆盖</w:t>
+        <w:t>：648 行 408 知识点依赖图，校验 Agent 分配是否符合教学逻辑、前置依赖是否覆盖</w:t>
       </w:r>
     </w:p>
     <w:p>
@@ -6063,7 +6063,7 @@
           <w:color w:val="1A1A2E"/>
           <w:sz w:val="21"/>
         </w:rPr>
-        <w:t>：构建覆盖 408 四科（数据结构/计网/计组/OS）的 613 节点知识图谱 + 609 条先修关系边 + 610 行知识点依赖规则引擎，支持跨科目前置依赖感知、路径规划和冲突检测。竞品缺乏 408 四科结构化知识图谱。</w:t>
+        <w:t>：构建覆盖 408 四科（数据结构/计网/计组/OS）的 86 节点知识图谱 + 82 条先修关系边 + 648 行知识点依赖规则引擎，支持跨科目前置依赖感知、路径规划和冲突检测。竞品缺乏 408 四科结构化知识图谱。</w:t>
       </w:r>
     </w:p>
     <w:p>
@@ -8410,7 +8410,7 @@
                 <w:color w:val="1A1A2E"/>
                 <w:sz w:val="19"/>
               </w:rPr>
-              <w:t>核心③ 路径规划与推送</w:t>
+              <w:t>路径规划与推送</w:t>
             </w:r>
           </w:p>
         </w:tc>
@@ -8431,7 +8431,7 @@
                 <w:color w:val="1A1A2E"/>
                 <w:sz w:val="19"/>
               </w:rPr>
-              <w:t>613 节点图谱 + 8 维画像驱动</w:t>
+              <w:t>86 节点图谱 + 8 维画像驱动</w:t>
             </w:r>
           </w:p>
         </w:tc>

--- a/submission/02_配套文档/docx/技术方案说明书.docx
+++ b/submission/02_配套文档/docx/技术方案说明书.docx
@@ -9200,7 +9200,7 @@
           <w:color w:val="999999"/>
           <w:sz w:val="17"/>
         </w:rPr>
-        <w:t>━ 本文档由 MARS-408 参赛团队编写，配套中国软件杯 A3 赛题提交 ━</w:t>
+        <w:t>━ 本文档由 MARS-408 参赛团队编写，2026 福建高校「火山杯」Agent 创新大赛参赛配套 ━</w:t>
       </w:r>
     </w:p>
     <w:sectPr>

--- a/submission/02_配套文档/docx/技术方案说明书.docx
+++ b/submission/02_配套文档/docx/技术方案说明书.docx
@@ -2,20 +2,22 @@
 <file path=word/document.xml><?xml version="1.0" encoding="utf-8"?>
 <w:document xmlns:wpc="http://schemas.microsoft.com/office/word/2010/wordprocessingCanvas" xmlns:mo="http://schemas.microsoft.com/office/mac/office/2008/main" xmlns:mc="http://schemas.openxmlformats.org/markup-compatibility/2006" xmlns:mv="urn:schemas-microsoft-com:mac:vml" xmlns:o="urn:schemas-microsoft-com:office:office" xmlns:r="http://schemas.openxmlformats.org/officeDocument/2006/relationships" xmlns:m="http://schemas.openxmlformats.org/officeDocument/2006/math" xmlns:v="urn:schemas-microsoft-com:vml" xmlns:wp14="http://schemas.microsoft.com/office/word/2010/wordprocessingDrawing" xmlns:wp="http://schemas.openxmlformats.org/drawingml/2006/wordprocessingDrawing" xmlns:w10="urn:schemas-microsoft-com:office:word" xmlns:w="http://schemas.openxmlformats.org/wordprocessingml/2006/main" xmlns:w14="http://schemas.microsoft.com/office/word/2010/wordml" xmlns:wpg="http://schemas.microsoft.com/office/word/2010/wordprocessingGroup" xmlns:wpi="http://schemas.microsoft.com/office/word/2010/wordprocessingInk" xmlns:wne="http://schemas.microsoft.com/office/word/2006/wordml" xmlns:wps="http://schemas.microsoft.com/office/word/2010/wordprocessingShape" mc:Ignorable="w14 wp14">
   <w:body>
+    <w:p/>
+    <w:p/>
+    <w:p/>
     <w:p>
       <w:pPr>
-        <w:spacing w:after="0"/>
+        <w:jc w:val="center"/>
       </w:pPr>
-    </w:p>
-    <w:p>
-      <w:pPr>
-        <w:spacing w:after="0"/>
-      </w:pPr>
-    </w:p>
-    <w:p>
-      <w:pPr>
-        <w:spacing w:after="0"/>
-      </w:pPr>
+      <w:r>
+        <w:rPr>
+          <w:rFonts w:ascii="Calibri" w:hAnsi="Calibri" w:eastAsia="宋体"/>
+          <w:b/>
+          <w:color w:val="6C2BD9"/>
+          <w:sz w:val="26"/>
+        </w:rPr>
+        <w:t>闽江大学 · 芒得很职</w:t>
+      </w:r>
     </w:p>
     <w:p>
       <w:pPr>
@@ -23,45 +25,12 @@
       </w:pPr>
       <w:r>
         <w:rPr>
-          <w:rFonts w:ascii="Calibri" w:hAnsi="Calibri" w:eastAsia="黑体"/>
+          <w:rFonts w:ascii="Calibri" w:hAnsi="Calibri" w:eastAsia="宋体"/>
           <w:b/>
-          <w:i w:val="0"/>
-          <w:color w:val="6C2BD9"/>
-          <w:sz w:val="26"/>
-        </w:rPr>
-        <w:t>MARS-408 · 计算机408考研个性化学习多智能体系统</w:t>
-      </w:r>
-    </w:p>
-    <w:p>
-      <w:pPr>
-        <w:spacing w:before="480" w:after="160"/>
-        <w:jc w:val="center"/>
-      </w:pPr>
-      <w:r>
-        <w:rPr>
-          <w:rFonts w:ascii="Calibri" w:hAnsi="Calibri" w:eastAsia="黑体"/>
-          <w:b/>
-          <w:i w:val="0"/>
           <w:color w:val="1A1A2E"/>
           <w:sz w:val="52"/>
         </w:rPr>
-        <w:t>MARS-408 系统技术方案说明书</w:t>
-      </w:r>
-    </w:p>
-    <w:p>
-      <w:pPr>
-        <w:spacing w:before="360"/>
-        <w:jc w:val="center"/>
-      </w:pPr>
-      <w:r>
-        <w:rPr>
-          <w:rFonts w:ascii="Calibri" w:hAnsi="Calibri" w:eastAsia="宋体"/>
-          <w:b w:val="0"/>
-          <w:i w:val="0"/>
-          <w:color w:val="666666"/>
-          <w:sz w:val="21"/>
-        </w:rPr>
-        <w:t>2026 福建高校「火山杯」Agent 创新大赛 · 参赛作品</w:t>
+        <w:t>芒得很职 系统技术方案说明书</w:t>
       </w:r>
     </w:p>
     <w:p>
@@ -72,27 +41,10 @@
         <w:rPr>
           <w:rFonts w:ascii="Calibri" w:hAnsi="Calibri" w:eastAsia="宋体"/>
           <w:b w:val="0"/>
-          <w:i w:val="0"/>
-          <w:color w:val="6C2BD9"/>
-          <w:sz w:val="22"/>
-        </w:rPr>
-        <w:t>━━━━━━━━━━━━━━━━━━</w:t>
-      </w:r>
-    </w:p>
-    <w:p>
-      <w:pPr>
-        <w:spacing w:before="240"/>
-        <w:jc w:val="center"/>
-      </w:pPr>
-      <w:r>
-        <w:rPr>
-          <w:rFonts w:ascii="Calibri" w:hAnsi="Calibri" w:eastAsia="宋体"/>
-          <w:b w:val="0"/>
-          <w:i w:val="0"/>
-          <w:color w:val="1A1A2E"/>
+          <w:color w:val="666666"/>
           <w:sz w:val="21"/>
         </w:rPr>
-        <w:t>文档版本：v2.1    日期：2026-09-19</w:t>
+        <w:t>计算机类学生职业素养对抗实训平台</w:t>
       </w:r>
     </w:p>
     <w:p>
@@ -103,28 +55,35 @@
         <w:rPr>
           <w:rFonts w:ascii="Calibri" w:hAnsi="Calibri" w:eastAsia="宋体"/>
           <w:b w:val="0"/>
-          <w:i w:val="0"/>
-          <w:color w:val="1A1A2E"/>
-          <w:sz w:val="21"/>
+          <w:color w:val="6C2BD9"/>
+          <w:sz w:val="22"/>
         </w:rPr>
-        <w:t>提交方：MARS-408 参赛团队    赛题组别：A 组</w:t>
-      </w:r>
-    </w:p>
-    <w:p>
-      <w:r>
-        <w:br w:type="page"/>
+        <w:t>━━━━━━━━━━━━━━━━━━━━━━━━━━━━━━━━━━</w:t>
       </w:r>
     </w:p>
     <w:p>
       <w:pPr>
-        <w:spacing w:after="160"/>
         <w:jc w:val="center"/>
       </w:pPr>
       <w:r>
         <w:rPr>
-          <w:rFonts w:ascii="Calibri" w:hAnsi="Calibri" w:eastAsia="黑体"/>
+          <w:rFonts w:ascii="Calibri" w:hAnsi="Calibri" w:eastAsia="宋体"/>
+          <w:b w:val="0"/>
+          <w:color w:val="1A1A2E"/>
+          <w:sz w:val="21"/>
+        </w:rPr>
+        <w:t>闽江大学 · 计算机类学生职业素养对抗实训平台</w:t>
+      </w:r>
+    </w:p>
+    <w:p/>
+    <w:p>
+      <w:pPr>
+        <w:jc w:val="center"/>
+      </w:pPr>
+      <w:r>
+        <w:rPr>
+          <w:rFonts w:ascii="Calibri" w:hAnsi="Calibri" w:eastAsia="宋体"/>
           <w:b/>
-          <w:i w:val="0"/>
           <w:color w:val="6C2BD9"/>
           <w:sz w:val="30"/>
         </w:rPr>
@@ -133,18 +92,26 @@
     </w:p>
     <w:p>
       <w:r>
+        <w:rPr>
+          <w:rFonts w:ascii="Calibri" w:hAnsi="Calibri" w:eastAsia="宋体"/>
+          <w:color w:val="1A1A2E"/>
+          <w:sz w:val="21"/>
+        </w:rPr>
         <w:fldChar w:fldCharType="begin"/>
         <w:instrText xml:space="preserve">TOC \o "1-3" \h \z \u</w:instrText>
         <w:fldChar w:fldCharType="separate"/>
-        <w:t>右键更新域可生成目录</w:t>
         <w:fldChar w:fldCharType="end"/>
       </w:r>
-    </w:p>
-    <w:p>
       <w:r>
-        <w:br w:type="page"/>
+        <w:rPr>
+          <w:rFonts w:ascii="Calibri" w:hAnsi="Calibri" w:eastAsia="宋体"/>
+          <w:color w:val="666666"/>
+          <w:sz w:val="21"/>
+        </w:rPr>
+        <w:t>右键更新域可生成目录</w:t>
       </w:r>
     </w:p>
+    <w:p/>
     <w:p>
       <w:pPr>
         <w:spacing w:before="60" w:after="60" w:line="312" w:lineRule="auto"/>
@@ -162,7 +129,7 @@
           <w:color w:val="666666"/>
           <w:sz w:val="20"/>
         </w:rPr>
-        <w:t>2026 福建高校「火山杯」Agent 创新大赛 参赛作品</w:t>
+        <w:t>国创赛·高教主赛道·创意组 参赛作品</w:t>
       </w:r>
       <w:r>
         <w:br/>
@@ -199,7 +166,6 @@
         <w:rPr>
           <w:rFonts w:ascii="Calibri" w:hAnsi="Calibri" w:eastAsia="宋体"/>
           <w:b w:val="0"/>
-          <w:i w:val="0"/>
           <w:color w:val="999999"/>
           <w:sz w:val="18"/>
         </w:rPr>
@@ -208,23 +174,35 @@
     </w:p>
     <w:p>
       <w:pPr>
-        <w:pStyle w:val="Heading2"/>
+        <w:pStyle w:val="Heading1"/>
       </w:pPr>
       <w:r>
+        <w:rPr>
+          <w:rFonts w:ascii="Calibri" w:hAnsi="Calibri" w:eastAsia="宋体"/>
+          <w:b/>
+          <w:color w:val="6C2BD9"/>
+          <w:sz w:val="28"/>
+        </w:rPr>
         <w:t>一、系统概述</w:t>
       </w:r>
     </w:p>
     <w:p>
       <w:pPr>
-        <w:pStyle w:val="Heading3"/>
+        <w:pStyle w:val="Heading2"/>
       </w:pPr>
       <w:r>
+        <w:rPr>
+          <w:rFonts w:ascii="Calibri" w:hAnsi="Calibri" w:eastAsia="宋体"/>
+          <w:b/>
+          <w:color w:val="6C2BD9"/>
+          <w:sz w:val="24"/>
+        </w:rPr>
         <w:t>1.1 项目定位</w:t>
       </w:r>
     </w:p>
     <w:p>
       <w:pPr>
-        <w:spacing w:after="100" w:line="336" w:lineRule="auto"/>
+        <w:spacing w:before="80" w:after="80" w:line="276" w:lineRule="auto"/>
       </w:pPr>
       <w:r>
         <w:rPr>
@@ -234,7 +212,7 @@
           <w:color w:val="1A1A2E"/>
           <w:sz w:val="21"/>
         </w:rPr>
-        <w:t>MARS-408 是一套</w:t>
+        <w:t>芒得很职 是一套</w:t>
       </w:r>
       <w:r>
         <w:rPr>
@@ -259,7 +237,6 @@
     </w:p>
     <w:p>
       <w:pPr>
-        <w:spacing w:before="80" w:after="40"/>
         <w:jc w:val="center"/>
       </w:pPr>
       <w:r>
@@ -278,7 +255,7 @@
                     <pic:cNvPicPr/>
                   </pic:nvPicPr>
                   <pic:blipFill>
-                    <a:blip r:embed="rId11"/>
+                    <a:blip r:embed="rId9"/>
                     <a:stretch>
                       <a:fillRect/>
                     </a:stretch>
@@ -305,7 +282,6 @@
         <w:rPr>
           <w:rFonts w:ascii="Calibri" w:hAnsi="Calibri" w:eastAsia="宋体"/>
           <w:b w:val="0"/>
-          <w:i/>
           <w:color w:val="666666"/>
           <w:sz w:val="18"/>
         </w:rPr>
@@ -314,9 +290,15 @@
     </w:p>
     <w:p>
       <w:pPr>
-        <w:pStyle w:val="Heading3"/>
+        <w:pStyle w:val="Heading2"/>
       </w:pPr>
       <w:r>
+        <w:rPr>
+          <w:rFonts w:ascii="Calibri" w:hAnsi="Calibri" w:eastAsia="宋体"/>
+          <w:b/>
+          <w:color w:val="6C2BD9"/>
+          <w:sz w:val="24"/>
+        </w:rPr>
         <w:t>1.2 核心创新点</w:t>
       </w:r>
     </w:p>
@@ -328,32 +310,26 @@
         <w:tblLook w:firstColumn="1" w:firstRow="1" w:lastColumn="0" w:lastRow="0" w:noHBand="0" w:noVBand="1" w:val="04A0"/>
       </w:tblPr>
       <w:tblGrid>
-        <w:gridCol w:w="3173"/>
-        <w:gridCol w:w="3173"/>
-        <w:gridCol w:w="3173"/>
+        <w:gridCol w:w="2880"/>
+        <w:gridCol w:w="2880"/>
+        <w:gridCol w:w="2880"/>
       </w:tblGrid>
       <w:tr>
         <w:tc>
           <w:tcPr>
-            <w:tcW w:type="dxa" w:w="3173"/>
-            <w:shd w:val="clear" w:color="auto" w:fill="6C2BD9"/>
+            <w:tcW w:type="dxa" w:w="2880"/>
           </w:tcPr>
           <w:p>
             <w:pPr>
-              <w:spacing w:after="40" w:before="40"/>
+              <w:spacing w:before="40" w:after="40"/>
             </w:pPr>
-            <w:r>
-              <w:rPr>
-                <w:b/>
-              </w:rPr>
-            </w:r>
             <w:r>
               <w:rPr>
                 <w:rFonts w:ascii="Calibri" w:hAnsi="Calibri" w:eastAsia="宋体"/>
                 <w:b/>
                 <w:i w:val="0"/>
-                <w:color w:val="FFFFFF"/>
-                <w:sz w:val="20"/>
+                <w:color w:val="1A1A2E"/>
+                <w:sz w:val="18"/>
               </w:rPr>
               <w:t>创新点</w:t>
             </w:r>
@@ -361,25 +337,19 @@
         </w:tc>
         <w:tc>
           <w:tcPr>
-            <w:tcW w:type="dxa" w:w="3173"/>
-            <w:shd w:val="clear" w:color="auto" w:fill="6C2BD9"/>
+            <w:tcW w:type="dxa" w:w="2880"/>
           </w:tcPr>
           <w:p>
             <w:pPr>
-              <w:spacing w:after="40" w:before="40"/>
+              <w:spacing w:before="40" w:after="40"/>
             </w:pPr>
-            <w:r>
-              <w:rPr>
-                <w:b/>
-              </w:rPr>
-            </w:r>
             <w:r>
               <w:rPr>
                 <w:rFonts w:ascii="Calibri" w:hAnsi="Calibri" w:eastAsia="宋体"/>
                 <w:b/>
                 <w:i w:val="0"/>
-                <w:color w:val="FFFFFF"/>
-                <w:sz w:val="20"/>
+                <w:color w:val="1A1A2E"/>
+                <w:sz w:val="18"/>
               </w:rPr>
               <w:t>技术方案</w:t>
             </w:r>
@@ -387,25 +357,19 @@
         </w:tc>
         <w:tc>
           <w:tcPr>
-            <w:tcW w:type="dxa" w:w="3173"/>
-            <w:shd w:val="clear" w:color="auto" w:fill="6C2BD9"/>
+            <w:tcW w:type="dxa" w:w="2880"/>
           </w:tcPr>
           <w:p>
             <w:pPr>
-              <w:spacing w:after="40" w:before="40"/>
+              <w:spacing w:before="40" w:after="40"/>
             </w:pPr>
-            <w:r>
-              <w:rPr>
-                <w:b/>
-              </w:rPr>
-            </w:r>
             <w:r>
               <w:rPr>
                 <w:rFonts w:ascii="Calibri" w:hAnsi="Calibri" w:eastAsia="宋体"/>
                 <w:b/>
                 <w:i w:val="0"/>
-                <w:color w:val="FFFFFF"/>
-                <w:sz w:val="20"/>
+                <w:color w:val="1A1A2E"/>
+                <w:sz w:val="18"/>
               </w:rPr>
               <w:t>对比优势</w:t>
             </w:r>
@@ -415,20 +379,19 @@
       <w:tr>
         <w:tc>
           <w:tcPr>
-            <w:tcW w:type="dxa" w:w="3173"/>
+            <w:tcW w:type="dxa" w:w="2880"/>
           </w:tcPr>
           <w:p>
             <w:pPr>
-              <w:spacing w:after="40" w:before="40"/>
+              <w:spacing w:before="40" w:after="40"/>
             </w:pPr>
-            <w:r/>
             <w:r>
               <w:rPr>
                 <w:rFonts w:ascii="Calibri" w:hAnsi="Calibri" w:eastAsia="宋体"/>
                 <w:b/>
                 <w:i w:val="0"/>
                 <w:color w:val="1A1A2E"/>
-                <w:sz w:val="19"/>
+                <w:sz w:val="18"/>
               </w:rPr>
               <w:t>深度讯飞 10 项开放平台能力 + 星火 X2 集成</w:t>
             </w:r>
@@ -436,20 +399,19 @@
         </w:tc>
         <w:tc>
           <w:tcPr>
-            <w:tcW w:type="dxa" w:w="3173"/>
+            <w:tcW w:type="dxa" w:w="2880"/>
           </w:tcPr>
           <w:p>
             <w:pPr>
-              <w:spacing w:after="40" w:before="40"/>
+              <w:spacing w:before="40" w:after="40"/>
             </w:pPr>
-            <w:r/>
             <w:r>
               <w:rPr>
                 <w:rFonts w:ascii="Calibri" w:hAnsi="Calibri" w:eastAsia="宋体"/>
                 <w:b w:val="0"/>
                 <w:i w:val="0"/>
                 <w:color w:val="1A1A2E"/>
-                <w:sz w:val="19"/>
+                <w:sz w:val="18"/>
               </w:rPr>
               <w:t>星火 X2 LLM + TTI/图片理解/聚合搜索/智能PPT/数字人视频/文本纠错/公文校对/文本合规/角色模拟/智能简历（10 项开放平台能力）；TTS 为本地 MeloTTS、非讯飞</w:t>
             </w:r>
@@ -457,20 +419,19 @@
         </w:tc>
         <w:tc>
           <w:tcPr>
-            <w:tcW w:type="dxa" w:w="3173"/>
+            <w:tcW w:type="dxa" w:w="2880"/>
           </w:tcPr>
           <w:p>
             <w:pPr>
-              <w:spacing w:after="40" w:before="40"/>
+              <w:spacing w:before="40" w:after="40"/>
             </w:pPr>
-            <w:r/>
             <w:r>
               <w:rPr>
                 <w:rFonts w:ascii="Calibri" w:hAnsi="Calibri" w:eastAsia="宋体"/>
                 <w:b w:val="0"/>
                 <w:i w:val="0"/>
                 <w:color w:val="1A1A2E"/>
-                <w:sz w:val="19"/>
+                <w:sz w:val="18"/>
               </w:rPr>
               <w:t>竞品最多接入 1-2 项讯飞能力，本项目实现 10 项开放平台能力 + X2 大模型全链路教学闭环</w:t>
             </w:r>
@@ -480,21 +441,19 @@
       <w:tr>
         <w:tc>
           <w:tcPr>
-            <w:tcW w:type="dxa" w:w="3173"/>
-            <w:shd w:val="clear" w:color="auto" w:fill="F4F2FA"/>
+            <w:tcW w:type="dxa" w:w="2880"/>
           </w:tcPr>
           <w:p>
             <w:pPr>
-              <w:spacing w:after="40" w:before="40"/>
+              <w:spacing w:before="40" w:after="40"/>
             </w:pPr>
-            <w:r/>
             <w:r>
               <w:rPr>
                 <w:rFonts w:ascii="Calibri" w:hAnsi="Calibri" w:eastAsia="宋体"/>
                 <w:b/>
                 <w:i w:val="0"/>
                 <w:color w:val="1A1A2E"/>
-                <w:sz w:val="19"/>
+                <w:sz w:val="18"/>
               </w:rPr>
               <w:t>AI Skills 用户自定义教学技能平台</w:t>
             </w:r>
@@ -502,21 +461,19 @@
         </w:tc>
         <w:tc>
           <w:tcPr>
-            <w:tcW w:type="dxa" w:w="3173"/>
-            <w:shd w:val="clear" w:color="auto" w:fill="F4F2FA"/>
+            <w:tcW w:type="dxa" w:w="2880"/>
           </w:tcPr>
           <w:p>
             <w:pPr>
-              <w:spacing w:after="40" w:before="40"/>
+              <w:spacing w:before="40" w:after="40"/>
             </w:pPr>
-            <w:r/>
             <w:r>
               <w:rPr>
                 <w:rFonts w:ascii="Calibri" w:hAnsi="Calibri" w:eastAsia="宋体"/>
                 <w:b w:val="0"/>
                 <w:i w:val="0"/>
                 <w:color w:val="1A1A2E"/>
-                <w:sz w:val="19"/>
+                <w:sz w:val="18"/>
               </w:rPr>
               <w:t>用户可自定义 System Prompt、LLM 通道、温度等参数创建教学技能，支持技能市场分享</w:t>
             </w:r>
@@ -524,21 +481,19 @@
         </w:tc>
         <w:tc>
           <w:tcPr>
-            <w:tcW w:type="dxa" w:w="3173"/>
-            <w:shd w:val="clear" w:color="auto" w:fill="F4F2FA"/>
+            <w:tcW w:type="dxa" w:w="2880"/>
           </w:tcPr>
           <w:p>
             <w:pPr>
-              <w:spacing w:after="40" w:before="40"/>
+              <w:spacing w:before="40" w:after="40"/>
             </w:pPr>
-            <w:r/>
             <w:r>
               <w:rPr>
                 <w:rFonts w:ascii="Calibri" w:hAnsi="Calibri" w:eastAsia="宋体"/>
                 <w:b w:val="0"/>
                 <w:i w:val="0"/>
                 <w:color w:val="1A1A2E"/>
-                <w:sz w:val="19"/>
+                <w:sz w:val="18"/>
               </w:rPr>
               <w:t>竞品（讯飞/学而思/作业帮）均为封闭系统，用户无法自定义 AI 教学工具</w:t>
             </w:r>
@@ -548,20 +503,19 @@
       <w:tr>
         <w:tc>
           <w:tcPr>
-            <w:tcW w:type="dxa" w:w="3173"/>
+            <w:tcW w:type="dxa" w:w="2880"/>
           </w:tcPr>
           <w:p>
             <w:pPr>
-              <w:spacing w:after="40" w:before="40"/>
+              <w:spacing w:before="40" w:after="40"/>
             </w:pPr>
-            <w:r/>
             <w:r>
               <w:rPr>
                 <w:rFonts w:ascii="Calibri" w:hAnsi="Calibri" w:eastAsia="宋体"/>
                 <w:b/>
                 <w:i w:val="0"/>
                 <w:color w:val="1A1A2E"/>
-                <w:sz w:val="19"/>
+                <w:sz w:val="18"/>
               </w:rPr>
               <w:t>408 领域知识图谱 + 教学 DAG</w:t>
             </w:r>
@@ -569,20 +523,19 @@
         </w:tc>
         <w:tc>
           <w:tcPr>
-            <w:tcW w:type="dxa" w:w="3173"/>
+            <w:tcW w:type="dxa" w:w="2880"/>
           </w:tcPr>
           <w:p>
             <w:pPr>
-              <w:spacing w:after="40" w:before="40"/>
+              <w:spacing w:before="40" w:after="40"/>
             </w:pPr>
-            <w:r/>
             <w:r>
               <w:rPr>
                 <w:rFonts w:ascii="Calibri" w:hAnsi="Calibri" w:eastAsia="宋体"/>
                 <w:b w:val="0"/>
                 <w:i w:val="0"/>
                 <w:color w:val="1A1A2E"/>
-                <w:sz w:val="19"/>
+                <w:sz w:val="18"/>
               </w:rPr>
               <w:t>86 节点知识图谱 + 82 条先修关系边 + 648 行 408 知识点依赖规则引擎，覆盖数据结构/计网/计组/OS 四科</w:t>
             </w:r>
@@ -590,20 +543,19 @@
         </w:tc>
         <w:tc>
           <w:tcPr>
-            <w:tcW w:type="dxa" w:w="3173"/>
+            <w:tcW w:type="dxa" w:w="2880"/>
           </w:tcPr>
           <w:p>
             <w:pPr>
-              <w:spacing w:after="40" w:before="40"/>
+              <w:spacing w:before="40" w:after="40"/>
             </w:pPr>
-            <w:r/>
             <w:r>
               <w:rPr>
                 <w:rFonts w:ascii="Calibri" w:hAnsi="Calibri" w:eastAsia="宋体"/>
                 <w:b w:val="0"/>
                 <w:i w:val="0"/>
                 <w:color w:val="1A1A2E"/>
-                <w:sz w:val="19"/>
+                <w:sz w:val="18"/>
               </w:rPr>
               <w:t>竞品缺乏 408 四科结构化知识图谱，无法做到跨科目前置依赖感知</w:t>
             </w:r>
@@ -613,21 +565,19 @@
       <w:tr>
         <w:tc>
           <w:tcPr>
-            <w:tcW w:type="dxa" w:w="3173"/>
-            <w:shd w:val="clear" w:color="auto" w:fill="F4F2FA"/>
+            <w:tcW w:type="dxa" w:w="2880"/>
           </w:tcPr>
           <w:p>
             <w:pPr>
-              <w:spacing w:after="40" w:before="40"/>
+              <w:spacing w:before="40" w:after="40"/>
             </w:pPr>
-            <w:r/>
             <w:r>
               <w:rPr>
                 <w:rFonts w:ascii="Calibri" w:hAnsi="Calibri" w:eastAsia="宋体"/>
                 <w:b/>
                 <w:i w:val="0"/>
                 <w:color w:val="1A1A2E"/>
-                <w:sz w:val="19"/>
+                <w:sz w:val="18"/>
               </w:rPr>
               <w:t>借鉴 FrugalRAG 思路的检索增强管线</w:t>
             </w:r>
@@ -635,21 +585,19 @@
         </w:tc>
         <w:tc>
           <w:tcPr>
-            <w:tcW w:type="dxa" w:w="3173"/>
-            <w:shd w:val="clear" w:color="auto" w:fill="F4F2FA"/>
+            <w:tcW w:type="dxa" w:w="2880"/>
           </w:tcPr>
           <w:p>
             <w:pPr>
-              <w:spacing w:after="40" w:before="40"/>
+              <w:spacing w:before="40" w:after="40"/>
             </w:pPr>
-            <w:r/>
             <w:r>
               <w:rPr>
                 <w:rFonts w:ascii="Calibri" w:hAnsi="Calibri" w:eastAsia="宋体"/>
                 <w:b w:val="0"/>
                 <w:i w:val="0"/>
                 <w:color w:val="1A1A2E"/>
-                <w:sz w:val="19"/>
+                <w:sz w:val="18"/>
               </w:rPr>
               <w:t>E5 稠密检索 + BM25 稀疏检索 + 余弦阈值过滤 + 个性化重排 + Cross-encoder 精排</w:t>
             </w:r>
@@ -657,21 +605,19 @@
         </w:tc>
         <w:tc>
           <w:tcPr>
-            <w:tcW w:type="dxa" w:w="3173"/>
-            <w:shd w:val="clear" w:color="auto" w:fill="F4F2FA"/>
+            <w:tcW w:type="dxa" w:w="2880"/>
           </w:tcPr>
           <w:p>
             <w:pPr>
-              <w:spacing w:after="40" w:before="40"/>
+              <w:spacing w:before="40" w:after="40"/>
             </w:pPr>
-            <w:r/>
             <w:r>
               <w:rPr>
                 <w:rFonts w:ascii="Calibri" w:hAnsi="Calibri" w:eastAsia="宋体"/>
                 <w:b w:val="0"/>
                 <w:i w:val="0"/>
                 <w:color w:val="1A1A2E"/>
-                <w:sz w:val="19"/>
+                <w:sz w:val="18"/>
               </w:rPr>
               <w:t>多路召回 + 阈值降噪 + 画像驱动重排，优于单路向量检索</w:t>
             </w:r>
@@ -681,20 +627,19 @@
       <w:tr>
         <w:tc>
           <w:tcPr>
-            <w:tcW w:type="dxa" w:w="3173"/>
+            <w:tcW w:type="dxa" w:w="2880"/>
           </w:tcPr>
           <w:p>
             <w:pPr>
-              <w:spacing w:after="40" w:before="40"/>
+              <w:spacing w:before="40" w:after="40"/>
             </w:pPr>
-            <w:r/>
             <w:r>
               <w:rPr>
                 <w:rFonts w:ascii="Calibri" w:hAnsi="Calibri" w:eastAsia="宋体"/>
                 <w:b/>
                 <w:i w:val="0"/>
                 <w:color w:val="1A1A2E"/>
-                <w:sz w:val="19"/>
+                <w:sz w:val="18"/>
               </w:rPr>
               <w:t>借鉴 GOMARL 架构的加权共识门</w:t>
             </w:r>
@@ -702,20 +647,19 @@
         </w:tc>
         <w:tc>
           <w:tcPr>
-            <w:tcW w:type="dxa" w:w="3173"/>
+            <w:tcW w:type="dxa" w:w="2880"/>
           </w:tcPr>
           <w:p>
             <w:pPr>
-              <w:spacing w:after="40" w:before="40"/>
+              <w:spacing w:before="40" w:after="40"/>
             </w:pPr>
-            <w:r/>
             <w:r>
               <w:rPr>
                 <w:rFonts w:ascii="Calibri" w:hAnsi="Calibri" w:eastAsia="宋体"/>
                 <w:b w:val="0"/>
                 <w:i w:val="0"/>
                 <w:color w:val="1A1A2E"/>
-                <w:sz w:val="19"/>
+                <w:sz w:val="18"/>
               </w:rPr>
               <w:t>多 Agent 交叉一致性校验 + 证据冲突消解 + 神经网络融合打分 + EWMA 动态权重</w:t>
             </w:r>
@@ -723,20 +667,19 @@
         </w:tc>
         <w:tc>
           <w:tcPr>
-            <w:tcW w:type="dxa" w:w="3173"/>
+            <w:tcW w:type="dxa" w:w="2880"/>
           </w:tcPr>
           <w:p>
             <w:pPr>
-              <w:spacing w:after="40" w:before="40"/>
+              <w:spacing w:before="40" w:after="40"/>
             </w:pPr>
-            <w:r/>
             <w:r>
               <w:rPr>
                 <w:rFonts w:ascii="Calibri" w:hAnsi="Calibri" w:eastAsia="宋体"/>
                 <w:b w:val="0"/>
                 <w:i w:val="0"/>
                 <w:color w:val="1A1A2E"/>
-                <w:sz w:val="19"/>
+                <w:sz w:val="18"/>
               </w:rPr>
               <w:t>5 层质量保障优于串行流水线无校验</w:t>
             </w:r>
@@ -746,21 +689,19 @@
       <w:tr>
         <w:tc>
           <w:tcPr>
-            <w:tcW w:type="dxa" w:w="3173"/>
-            <w:shd w:val="clear" w:color="auto" w:fill="F4F2FA"/>
+            <w:tcW w:type="dxa" w:w="2880"/>
           </w:tcPr>
           <w:p>
             <w:pPr>
-              <w:spacing w:after="40" w:before="40"/>
+              <w:spacing w:before="40" w:after="40"/>
             </w:pPr>
-            <w:r/>
             <w:r>
               <w:rPr>
                 <w:rFonts w:ascii="Calibri" w:hAnsi="Calibri" w:eastAsia="宋体"/>
                 <w:b/>
                 <w:i w:val="0"/>
                 <w:color w:val="1A1A2E"/>
-                <w:sz w:val="19"/>
+                <w:sz w:val="18"/>
               </w:rPr>
               <w:t>8 维动态学生画像</w:t>
             </w:r>
@@ -768,21 +709,19 @@
         </w:tc>
         <w:tc>
           <w:tcPr>
-            <w:tcW w:type="dxa" w:w="3173"/>
-            <w:shd w:val="clear" w:color="auto" w:fill="F4F2FA"/>
+            <w:tcW w:type="dxa" w:w="2880"/>
           </w:tcPr>
           <w:p>
             <w:pPr>
-              <w:spacing w:after="40" w:before="40"/>
+              <w:spacing w:before="40" w:after="40"/>
             </w:pPr>
-            <w:r/>
             <w:r>
               <w:rPr>
                 <w:rFonts w:ascii="Calibri" w:hAnsi="Calibri" w:eastAsia="宋体"/>
                 <w:b w:val="0"/>
                 <w:i w:val="0"/>
                 <w:color w:val="1A1A2E"/>
-                <w:sz w:val="19"/>
+                <w:sz w:val="18"/>
               </w:rPr>
               <w:t>对话式构建 + 随学随新</w:t>
             </w:r>
@@ -790,21 +729,19 @@
         </w:tc>
         <w:tc>
           <w:tcPr>
-            <w:tcW w:type="dxa" w:w="3173"/>
-            <w:shd w:val="clear" w:color="auto" w:fill="F4F2FA"/>
+            <w:tcW w:type="dxa" w:w="2880"/>
           </w:tcPr>
           <w:p>
             <w:pPr>
-              <w:spacing w:after="40" w:before="40"/>
+              <w:spacing w:before="40" w:after="40"/>
             </w:pPr>
-            <w:r/>
             <w:r>
               <w:rPr>
                 <w:rFonts w:ascii="Calibri" w:hAnsi="Calibri" w:eastAsia="宋体"/>
                 <w:b w:val="0"/>
                 <w:i w:val="0"/>
                 <w:color w:val="1A1A2E"/>
-                <w:sz w:val="19"/>
+                <w:sz w:val="18"/>
               </w:rPr>
               <w:t>覆盖知识基础、认知风格、薄弱点、学习进度等 8 个维度</w:t>
             </w:r>
@@ -812,16 +749,18 @@
         </w:tc>
       </w:tr>
     </w:tbl>
+    <w:p/>
     <w:p>
       <w:pPr>
-        <w:spacing w:after="40"/>
-      </w:pPr>
-    </w:p>
-    <w:p>
-      <w:pPr>
-        <w:pStyle w:val="Heading3"/>
+        <w:pStyle w:val="Heading2"/>
       </w:pPr>
       <w:r>
+        <w:rPr>
+          <w:rFonts w:ascii="Calibri" w:hAnsi="Calibri" w:eastAsia="宋体"/>
+          <w:b/>
+          <w:color w:val="6C2BD9"/>
+          <w:sz w:val="24"/>
+        </w:rPr>
         <w:t>1.3 技术栈</w:t>
       </w:r>
     </w:p>
@@ -833,32 +772,26 @@
         <w:tblLook w:firstColumn="1" w:firstRow="1" w:lastColumn="0" w:lastRow="0" w:noHBand="0" w:noVBand="1" w:val="04A0"/>
       </w:tblPr>
       <w:tblGrid>
-        <w:gridCol w:w="3173"/>
-        <w:gridCol w:w="3173"/>
-        <w:gridCol w:w="3173"/>
+        <w:gridCol w:w="2880"/>
+        <w:gridCol w:w="2880"/>
+        <w:gridCol w:w="2880"/>
       </w:tblGrid>
       <w:tr>
         <w:tc>
           <w:tcPr>
-            <w:tcW w:type="dxa" w:w="3173"/>
-            <w:shd w:val="clear" w:color="auto" w:fill="6C2BD9"/>
+            <w:tcW w:type="dxa" w:w="2880"/>
           </w:tcPr>
           <w:p>
             <w:pPr>
-              <w:spacing w:after="40" w:before="40"/>
+              <w:spacing w:before="40" w:after="40"/>
             </w:pPr>
-            <w:r>
-              <w:rPr>
-                <w:b/>
-              </w:rPr>
-            </w:r>
             <w:r>
               <w:rPr>
                 <w:rFonts w:ascii="Calibri" w:hAnsi="Calibri" w:eastAsia="宋体"/>
                 <w:b/>
                 <w:i w:val="0"/>
-                <w:color w:val="FFFFFF"/>
-                <w:sz w:val="20"/>
+                <w:color w:val="1A1A2E"/>
+                <w:sz w:val="18"/>
               </w:rPr>
               <w:t>层次</w:t>
             </w:r>
@@ -866,25 +799,19 @@
         </w:tc>
         <w:tc>
           <w:tcPr>
-            <w:tcW w:type="dxa" w:w="3173"/>
-            <w:shd w:val="clear" w:color="auto" w:fill="6C2BD9"/>
+            <w:tcW w:type="dxa" w:w="2880"/>
           </w:tcPr>
           <w:p>
             <w:pPr>
-              <w:spacing w:after="40" w:before="40"/>
+              <w:spacing w:before="40" w:after="40"/>
             </w:pPr>
-            <w:r>
-              <w:rPr>
-                <w:b/>
-              </w:rPr>
-            </w:r>
             <w:r>
               <w:rPr>
                 <w:rFonts w:ascii="Calibri" w:hAnsi="Calibri" w:eastAsia="宋体"/>
                 <w:b/>
                 <w:i w:val="0"/>
-                <w:color w:val="FFFFFF"/>
-                <w:sz w:val="20"/>
+                <w:color w:val="1A1A2E"/>
+                <w:sz w:val="18"/>
               </w:rPr>
               <w:t>技术选型</w:t>
             </w:r>
@@ -892,25 +819,19 @@
         </w:tc>
         <w:tc>
           <w:tcPr>
-            <w:tcW w:type="dxa" w:w="3173"/>
-            <w:shd w:val="clear" w:color="auto" w:fill="6C2BD9"/>
+            <w:tcW w:type="dxa" w:w="2880"/>
           </w:tcPr>
           <w:p>
             <w:pPr>
-              <w:spacing w:after="40" w:before="40"/>
+              <w:spacing w:before="40" w:after="40"/>
             </w:pPr>
-            <w:r>
-              <w:rPr>
-                <w:b/>
-              </w:rPr>
-            </w:r>
             <w:r>
               <w:rPr>
                 <w:rFonts w:ascii="Calibri" w:hAnsi="Calibri" w:eastAsia="宋体"/>
                 <w:b/>
                 <w:i w:val="0"/>
-                <w:color w:val="FFFFFF"/>
-                <w:sz w:val="20"/>
+                <w:color w:val="1A1A2E"/>
+                <w:sz w:val="18"/>
               </w:rPr>
               <w:t>版本</w:t>
             </w:r>
@@ -920,20 +841,19 @@
       <w:tr>
         <w:tc>
           <w:tcPr>
-            <w:tcW w:type="dxa" w:w="3173"/>
+            <w:tcW w:type="dxa" w:w="2880"/>
           </w:tcPr>
           <w:p>
             <w:pPr>
-              <w:spacing w:after="40" w:before="40"/>
+              <w:spacing w:before="40" w:after="40"/>
             </w:pPr>
-            <w:r/>
             <w:r>
               <w:rPr>
                 <w:rFonts w:ascii="Calibri" w:hAnsi="Calibri" w:eastAsia="宋体"/>
                 <w:b w:val="0"/>
                 <w:i w:val="0"/>
                 <w:color w:val="1A1A2E"/>
-                <w:sz w:val="19"/>
+                <w:sz w:val="18"/>
               </w:rPr>
               <w:t>前端框架</w:t>
             </w:r>
@@ -941,20 +861,19 @@
         </w:tc>
         <w:tc>
           <w:tcPr>
-            <w:tcW w:type="dxa" w:w="3173"/>
+            <w:tcW w:type="dxa" w:w="2880"/>
           </w:tcPr>
           <w:p>
             <w:pPr>
-              <w:spacing w:after="40" w:before="40"/>
+              <w:spacing w:before="40" w:after="40"/>
             </w:pPr>
-            <w:r/>
             <w:r>
               <w:rPr>
                 <w:rFonts w:ascii="Calibri" w:hAnsi="Calibri" w:eastAsia="宋体"/>
                 <w:b w:val="0"/>
                 <w:i w:val="0"/>
                 <w:color w:val="1A1A2E"/>
-                <w:sz w:val="19"/>
+                <w:sz w:val="18"/>
               </w:rPr>
               <w:t>Vue 3 + TypeScript + Vite</w:t>
             </w:r>
@@ -962,20 +881,19 @@
         </w:tc>
         <w:tc>
           <w:tcPr>
-            <w:tcW w:type="dxa" w:w="3173"/>
+            <w:tcW w:type="dxa" w:w="2880"/>
           </w:tcPr>
           <w:p>
             <w:pPr>
-              <w:spacing w:after="40" w:before="40"/>
+              <w:spacing w:before="40" w:after="40"/>
             </w:pPr>
-            <w:r/>
             <w:r>
               <w:rPr>
                 <w:rFonts w:ascii="Calibri" w:hAnsi="Calibri" w:eastAsia="宋体"/>
                 <w:b w:val="0"/>
                 <w:i w:val="0"/>
                 <w:color w:val="1A1A2E"/>
-                <w:sz w:val="19"/>
+                <w:sz w:val="18"/>
               </w:rPr>
               <w:t>3.5 / 8</w:t>
             </w:r>
@@ -985,21 +903,19 @@
       <w:tr>
         <w:tc>
           <w:tcPr>
-            <w:tcW w:type="dxa" w:w="3173"/>
-            <w:shd w:val="clear" w:color="auto" w:fill="F4F2FA"/>
+            <w:tcW w:type="dxa" w:w="2880"/>
           </w:tcPr>
           <w:p>
             <w:pPr>
-              <w:spacing w:after="40" w:before="40"/>
+              <w:spacing w:before="40" w:after="40"/>
             </w:pPr>
-            <w:r/>
             <w:r>
               <w:rPr>
                 <w:rFonts w:ascii="Calibri" w:hAnsi="Calibri" w:eastAsia="宋体"/>
                 <w:b w:val="0"/>
                 <w:i w:val="0"/>
                 <w:color w:val="1A1A2E"/>
-                <w:sz w:val="19"/>
+                <w:sz w:val="18"/>
               </w:rPr>
               <w:t>状态管理</w:t>
             </w:r>
@@ -1007,21 +923,19 @@
         </w:tc>
         <w:tc>
           <w:tcPr>
-            <w:tcW w:type="dxa" w:w="3173"/>
-            <w:shd w:val="clear" w:color="auto" w:fill="F4F2FA"/>
+            <w:tcW w:type="dxa" w:w="2880"/>
           </w:tcPr>
           <w:p>
             <w:pPr>
-              <w:spacing w:after="40" w:before="40"/>
+              <w:spacing w:before="40" w:after="40"/>
             </w:pPr>
-            <w:r/>
             <w:r>
               <w:rPr>
                 <w:rFonts w:ascii="Calibri" w:hAnsi="Calibri" w:eastAsia="宋体"/>
                 <w:b w:val="0"/>
                 <w:i w:val="0"/>
                 <w:color w:val="1A1A2E"/>
-                <w:sz w:val="19"/>
+                <w:sz w:val="18"/>
               </w:rPr>
               <w:t>Pinia</w:t>
             </w:r>
@@ -1029,21 +943,19 @@
         </w:tc>
         <w:tc>
           <w:tcPr>
-            <w:tcW w:type="dxa" w:w="3173"/>
-            <w:shd w:val="clear" w:color="auto" w:fill="F4F2FA"/>
+            <w:tcW w:type="dxa" w:w="2880"/>
           </w:tcPr>
           <w:p>
             <w:pPr>
-              <w:spacing w:after="40" w:before="40"/>
+              <w:spacing w:before="40" w:after="40"/>
             </w:pPr>
-            <w:r/>
             <w:r>
               <w:rPr>
                 <w:rFonts w:ascii="Calibri" w:hAnsi="Calibri" w:eastAsia="宋体"/>
                 <w:b w:val="0"/>
                 <w:i w:val="0"/>
                 <w:color w:val="1A1A2E"/>
-                <w:sz w:val="19"/>
+                <w:sz w:val="18"/>
               </w:rPr>
               <w:t>3.x</w:t>
             </w:r>
@@ -1053,20 +965,19 @@
       <w:tr>
         <w:tc>
           <w:tcPr>
-            <w:tcW w:type="dxa" w:w="3173"/>
+            <w:tcW w:type="dxa" w:w="2880"/>
           </w:tcPr>
           <w:p>
             <w:pPr>
-              <w:spacing w:after="40" w:before="40"/>
+              <w:spacing w:before="40" w:after="40"/>
             </w:pPr>
-            <w:r/>
             <w:r>
               <w:rPr>
                 <w:rFonts w:ascii="Calibri" w:hAnsi="Calibri" w:eastAsia="宋体"/>
                 <w:b w:val="0"/>
                 <w:i w:val="0"/>
                 <w:color w:val="1A1A2E"/>
-                <w:sz w:val="19"/>
+                <w:sz w:val="18"/>
               </w:rPr>
               <w:t>后端框架</w:t>
             </w:r>
@@ -1074,20 +985,19 @@
         </w:tc>
         <w:tc>
           <w:tcPr>
-            <w:tcW w:type="dxa" w:w="3173"/>
+            <w:tcW w:type="dxa" w:w="2880"/>
           </w:tcPr>
           <w:p>
             <w:pPr>
-              <w:spacing w:after="40" w:before="40"/>
+              <w:spacing w:before="40" w:after="40"/>
             </w:pPr>
-            <w:r/>
             <w:r>
               <w:rPr>
                 <w:rFonts w:ascii="Calibri" w:hAnsi="Calibri" w:eastAsia="宋体"/>
                 <w:b w:val="0"/>
                 <w:i w:val="0"/>
                 <w:color w:val="1A1A2E"/>
-                <w:sz w:val="19"/>
+                <w:sz w:val="18"/>
               </w:rPr>
               <w:t>FastAPI + Uvicorn</w:t>
             </w:r>
@@ -1095,20 +1005,19 @@
         </w:tc>
         <w:tc>
           <w:tcPr>
-            <w:tcW w:type="dxa" w:w="3173"/>
+            <w:tcW w:type="dxa" w:w="2880"/>
           </w:tcPr>
           <w:p>
             <w:pPr>
-              <w:spacing w:after="40" w:before="40"/>
+              <w:spacing w:before="40" w:after="40"/>
             </w:pPr>
-            <w:r/>
             <w:r>
               <w:rPr>
                 <w:rFonts w:ascii="Calibri" w:hAnsi="Calibri" w:eastAsia="宋体"/>
                 <w:b w:val="0"/>
                 <w:i w:val="0"/>
                 <w:color w:val="1A1A2E"/>
-                <w:sz w:val="19"/>
+                <w:sz w:val="18"/>
               </w:rPr>
               <w:t>0.136+</w:t>
             </w:r>
@@ -1118,21 +1027,19 @@
       <w:tr>
         <w:tc>
           <w:tcPr>
-            <w:tcW w:type="dxa" w:w="3173"/>
-            <w:shd w:val="clear" w:color="auto" w:fill="F4F2FA"/>
+            <w:tcW w:type="dxa" w:w="2880"/>
           </w:tcPr>
           <w:p>
             <w:pPr>
-              <w:spacing w:after="40" w:before="40"/>
+              <w:spacing w:before="40" w:after="40"/>
             </w:pPr>
-            <w:r/>
             <w:r>
               <w:rPr>
                 <w:rFonts w:ascii="Calibri" w:hAnsi="Calibri" w:eastAsia="宋体"/>
                 <w:b w:val="0"/>
                 <w:i w:val="0"/>
                 <w:color w:val="1A1A2E"/>
-                <w:sz w:val="19"/>
+                <w:sz w:val="18"/>
               </w:rPr>
               <w:t>多智能体编排</w:t>
             </w:r>
@@ -1140,21 +1047,19 @@
         </w:tc>
         <w:tc>
           <w:tcPr>
-            <w:tcW w:type="dxa" w:w="3173"/>
-            <w:shd w:val="clear" w:color="auto" w:fill="F4F2FA"/>
+            <w:tcW w:type="dxa" w:w="2880"/>
           </w:tcPr>
           <w:p>
             <w:pPr>
-              <w:spacing w:after="40" w:before="40"/>
+              <w:spacing w:before="40" w:after="40"/>
             </w:pPr>
-            <w:r/>
             <w:r>
               <w:rPr>
                 <w:rFonts w:ascii="Calibri" w:hAnsi="Calibri" w:eastAsia="宋体"/>
                 <w:b w:val="0"/>
                 <w:i w:val="0"/>
                 <w:color w:val="1A1A2E"/>
-                <w:sz w:val="19"/>
+                <w:sz w:val="18"/>
               </w:rPr>
               <w:t>LangGraph（StateGraph）</w:t>
             </w:r>
@@ -1162,21 +1067,19 @@
         </w:tc>
         <w:tc>
           <w:tcPr>
-            <w:tcW w:type="dxa" w:w="3173"/>
-            <w:shd w:val="clear" w:color="auto" w:fill="F4F2FA"/>
+            <w:tcW w:type="dxa" w:w="2880"/>
           </w:tcPr>
           <w:p>
             <w:pPr>
-              <w:spacing w:after="40" w:before="40"/>
+              <w:spacing w:before="40" w:after="40"/>
             </w:pPr>
-            <w:r/>
             <w:r>
               <w:rPr>
                 <w:rFonts w:ascii="Calibri" w:hAnsi="Calibri" w:eastAsia="宋体"/>
                 <w:b w:val="0"/>
                 <w:i w:val="0"/>
                 <w:color w:val="1A1A2E"/>
-                <w:sz w:val="19"/>
+                <w:sz w:val="18"/>
               </w:rPr>
               <w:t>1.2+</w:t>
             </w:r>
@@ -1186,20 +1089,19 @@
       <w:tr>
         <w:tc>
           <w:tcPr>
-            <w:tcW w:type="dxa" w:w="3173"/>
+            <w:tcW w:type="dxa" w:w="2880"/>
           </w:tcPr>
           <w:p>
             <w:pPr>
-              <w:spacing w:after="40" w:before="40"/>
+              <w:spacing w:before="40" w:after="40"/>
             </w:pPr>
-            <w:r/>
             <w:r>
               <w:rPr>
                 <w:rFonts w:ascii="Calibri" w:hAnsi="Calibri" w:eastAsia="宋体"/>
                 <w:b w:val="0"/>
                 <w:i w:val="0"/>
                 <w:color w:val="1A1A2E"/>
-                <w:sz w:val="19"/>
+                <w:sz w:val="18"/>
               </w:rPr>
               <w:t>检索增强</w:t>
             </w:r>
@@ -1207,20 +1109,19 @@
         </w:tc>
         <w:tc>
           <w:tcPr>
-            <w:tcW w:type="dxa" w:w="3173"/>
+            <w:tcW w:type="dxa" w:w="2880"/>
           </w:tcPr>
           <w:p>
             <w:pPr>
-              <w:spacing w:after="40" w:before="40"/>
+              <w:spacing w:before="40" w:after="40"/>
             </w:pPr>
-            <w:r/>
             <w:r>
               <w:rPr>
                 <w:rFonts w:ascii="Calibri" w:hAnsi="Calibri" w:eastAsia="宋体"/>
                 <w:b w:val="0"/>
                 <w:i w:val="0"/>
                 <w:color w:val="1A1A2E"/>
-                <w:sz w:val="19"/>
+                <w:sz w:val="18"/>
               </w:rPr>
               <w:t>FrugalRAG 思路检索管线（E5 + BM25 + 阈值融合 + 个性化重排）</w:t>
             </w:r>
@@ -1228,20 +1129,19 @@
         </w:tc>
         <w:tc>
           <w:tcPr>
-            <w:tcW w:type="dxa" w:w="3173"/>
+            <w:tcW w:type="dxa" w:w="2880"/>
           </w:tcPr>
           <w:p>
             <w:pPr>
-              <w:spacing w:after="40" w:before="40"/>
+              <w:spacing w:before="40" w:after="40"/>
             </w:pPr>
-            <w:r/>
             <w:r>
               <w:rPr>
                 <w:rFonts w:ascii="Calibri" w:hAnsi="Calibri" w:eastAsia="宋体"/>
                 <w:b w:val="0"/>
                 <w:i w:val="0"/>
                 <w:color w:val="1A1A2E"/>
-                <w:sz w:val="19"/>
+                <w:sz w:val="18"/>
               </w:rPr>
               <w:t>自研</w:t>
             </w:r>
@@ -1251,21 +1151,19 @@
       <w:tr>
         <w:tc>
           <w:tcPr>
-            <w:tcW w:type="dxa" w:w="3173"/>
-            <w:shd w:val="clear" w:color="auto" w:fill="F4F2FA"/>
+            <w:tcW w:type="dxa" w:w="2880"/>
           </w:tcPr>
           <w:p>
             <w:pPr>
-              <w:spacing w:after="40" w:before="40"/>
+              <w:spacing w:before="40" w:after="40"/>
             </w:pPr>
-            <w:r/>
             <w:r>
               <w:rPr>
                 <w:rFonts w:ascii="Calibri" w:hAnsi="Calibri" w:eastAsia="宋体"/>
                 <w:b w:val="0"/>
                 <w:i w:val="0"/>
                 <w:color w:val="1A1A2E"/>
-                <w:sz w:val="19"/>
+                <w:sz w:val="18"/>
               </w:rPr>
               <w:t>共识机制</w:t>
             </w:r>
@@ -1273,21 +1171,19 @@
         </w:tc>
         <w:tc>
           <w:tcPr>
-            <w:tcW w:type="dxa" w:w="3173"/>
-            <w:shd w:val="clear" w:color="auto" w:fill="F4F2FA"/>
+            <w:tcW w:type="dxa" w:w="2880"/>
           </w:tcPr>
           <w:p>
             <w:pPr>
-              <w:spacing w:after="40" w:before="40"/>
+              <w:spacing w:before="40" w:after="40"/>
             </w:pPr>
-            <w:r/>
             <w:r>
               <w:rPr>
                 <w:rFonts w:ascii="Calibri" w:hAnsi="Calibri" w:eastAsia="宋体"/>
                 <w:b w:val="0"/>
                 <w:i w:val="0"/>
                 <w:color w:val="1A1A2E"/>
-                <w:sz w:val="19"/>
+                <w:sz w:val="18"/>
               </w:rPr>
               <w:t>GOMARL 架构加权共识门（加权投票 + 一致性校验 + 神经融合）</w:t>
             </w:r>
@@ -1295,21 +1191,19 @@
         </w:tc>
         <w:tc>
           <w:tcPr>
-            <w:tcW w:type="dxa" w:w="3173"/>
-            <w:shd w:val="clear" w:color="auto" w:fill="F4F2FA"/>
+            <w:tcW w:type="dxa" w:w="2880"/>
           </w:tcPr>
           <w:p>
             <w:pPr>
-              <w:spacing w:after="40" w:before="40"/>
+              <w:spacing w:before="40" w:after="40"/>
             </w:pPr>
-            <w:r/>
             <w:r>
               <w:rPr>
                 <w:rFonts w:ascii="Calibri" w:hAnsi="Calibri" w:eastAsia="宋体"/>
                 <w:b w:val="0"/>
                 <w:i w:val="0"/>
                 <w:color w:val="1A1A2E"/>
-                <w:sz w:val="19"/>
+                <w:sz w:val="18"/>
               </w:rPr>
               <w:t>自研改进</w:t>
             </w:r>
@@ -1319,20 +1213,19 @@
       <w:tr>
         <w:tc>
           <w:tcPr>
-            <w:tcW w:type="dxa" w:w="3173"/>
+            <w:tcW w:type="dxa" w:w="2880"/>
           </w:tcPr>
           <w:p>
             <w:pPr>
-              <w:spacing w:after="40" w:before="40"/>
+              <w:spacing w:before="40" w:after="40"/>
             </w:pPr>
-            <w:r/>
             <w:r>
               <w:rPr>
                 <w:rFonts w:ascii="Calibri" w:hAnsi="Calibri" w:eastAsia="宋体"/>
                 <w:b w:val="0"/>
                 <w:i w:val="0"/>
                 <w:color w:val="1A1A2E"/>
-                <w:sz w:val="19"/>
+                <w:sz w:val="18"/>
               </w:rPr>
               <w:t>大语言模型</w:t>
             </w:r>
@@ -1340,20 +1233,19 @@
         </w:tc>
         <w:tc>
           <w:tcPr>
-            <w:tcW w:type="dxa" w:w="3173"/>
+            <w:tcW w:type="dxa" w:w="2880"/>
           </w:tcPr>
           <w:p>
             <w:pPr>
-              <w:spacing w:after="40" w:before="40"/>
+              <w:spacing w:before="40" w:after="40"/>
             </w:pPr>
-            <w:r/>
             <w:r>
               <w:rPr>
                 <w:rFonts w:ascii="Calibri" w:hAnsi="Calibri" w:eastAsia="宋体"/>
                 <w:b w:val="0"/>
                 <w:i w:val="0"/>
                 <w:color w:val="1A1A2E"/>
-                <w:sz w:val="19"/>
+                <w:sz w:val="18"/>
               </w:rPr>
               <w:t>讯飞星火 X2（第一优先级）+ DeepSeek（降级）+ Qwen2.5（备用）</w:t>
             </w:r>
@@ -1361,20 +1253,19 @@
         </w:tc>
         <w:tc>
           <w:tcPr>
-            <w:tcW w:type="dxa" w:w="3173"/>
+            <w:tcW w:type="dxa" w:w="2880"/>
           </w:tcPr>
           <w:p>
             <w:pPr>
-              <w:spacing w:after="40" w:before="40"/>
+              <w:spacing w:before="40" w:after="40"/>
             </w:pPr>
-            <w:r/>
             <w:r>
               <w:rPr>
                 <w:rFonts w:ascii="Calibri" w:hAnsi="Calibri" w:eastAsia="宋体"/>
                 <w:b w:val="0"/>
                 <w:i w:val="0"/>
                 <w:color w:val="1A1A2E"/>
-                <w:sz w:val="19"/>
+                <w:sz w:val="18"/>
               </w:rPr>
               <w:t>商业 API</w:t>
             </w:r>
@@ -1384,21 +1275,19 @@
       <w:tr>
         <w:tc>
           <w:tcPr>
-            <w:tcW w:type="dxa" w:w="3173"/>
-            <w:shd w:val="clear" w:color="auto" w:fill="F4F2FA"/>
+            <w:tcW w:type="dxa" w:w="2880"/>
           </w:tcPr>
           <w:p>
             <w:pPr>
-              <w:spacing w:after="40" w:before="40"/>
+              <w:spacing w:before="40" w:after="40"/>
             </w:pPr>
-            <w:r/>
             <w:r>
               <w:rPr>
                 <w:rFonts w:ascii="Calibri" w:hAnsi="Calibri" w:eastAsia="宋体"/>
                 <w:b w:val="0"/>
                 <w:i w:val="0"/>
                 <w:color w:val="1A1A2E"/>
-                <w:sz w:val="19"/>
+                <w:sz w:val="18"/>
               </w:rPr>
               <w:t>向量数据库</w:t>
             </w:r>
@@ -1406,21 +1295,19 @@
         </w:tc>
         <w:tc>
           <w:tcPr>
-            <w:tcW w:type="dxa" w:w="3173"/>
-            <w:shd w:val="clear" w:color="auto" w:fill="F4F2FA"/>
+            <w:tcW w:type="dxa" w:w="2880"/>
           </w:tcPr>
           <w:p>
             <w:pPr>
-              <w:spacing w:after="40" w:before="40"/>
+              <w:spacing w:before="40" w:after="40"/>
             </w:pPr>
-            <w:r/>
             <w:r>
               <w:rPr>
                 <w:rFonts w:ascii="Calibri" w:hAnsi="Calibri" w:eastAsia="宋体"/>
                 <w:b w:val="0"/>
                 <w:i w:val="0"/>
                 <w:color w:val="1A1A2E"/>
-                <w:sz w:val="19"/>
+                <w:sz w:val="18"/>
               </w:rPr>
               <w:t>Milvus / InMemoryVectorStore（回退）</w:t>
             </w:r>
@@ -1428,21 +1315,19 @@
         </w:tc>
         <w:tc>
           <w:tcPr>
-            <w:tcW w:type="dxa" w:w="3173"/>
-            <w:shd w:val="clear" w:color="auto" w:fill="F4F2FA"/>
+            <w:tcW w:type="dxa" w:w="2880"/>
           </w:tcPr>
           <w:p>
             <w:pPr>
-              <w:spacing w:after="40" w:before="40"/>
+              <w:spacing w:before="40" w:after="40"/>
             </w:pPr>
-            <w:r/>
             <w:r>
               <w:rPr>
                 <w:rFonts w:ascii="Calibri" w:hAnsi="Calibri" w:eastAsia="宋体"/>
                 <w:b w:val="0"/>
                 <w:i w:val="0"/>
                 <w:color w:val="1A1A2E"/>
-                <w:sz w:val="19"/>
+                <w:sz w:val="18"/>
               </w:rPr>
               <w:t>2.3</w:t>
             </w:r>
@@ -1452,20 +1337,19 @@
       <w:tr>
         <w:tc>
           <w:tcPr>
-            <w:tcW w:type="dxa" w:w="3173"/>
+            <w:tcW w:type="dxa" w:w="2880"/>
           </w:tcPr>
           <w:p>
             <w:pPr>
-              <w:spacing w:after="40" w:before="40"/>
+              <w:spacing w:before="40" w:after="40"/>
             </w:pPr>
-            <w:r/>
             <w:r>
               <w:rPr>
                 <w:rFonts w:ascii="Calibri" w:hAnsi="Calibri" w:eastAsia="宋体"/>
                 <w:b w:val="0"/>
                 <w:i w:val="0"/>
                 <w:color w:val="1A1A2E"/>
-                <w:sz w:val="19"/>
+                <w:sz w:val="18"/>
               </w:rPr>
               <w:t>关系数据库</w:t>
             </w:r>
@@ -1473,20 +1357,19 @@
         </w:tc>
         <w:tc>
           <w:tcPr>
-            <w:tcW w:type="dxa" w:w="3173"/>
+            <w:tcW w:type="dxa" w:w="2880"/>
           </w:tcPr>
           <w:p>
             <w:pPr>
-              <w:spacing w:after="40" w:before="40"/>
+              <w:spacing w:before="40" w:after="40"/>
             </w:pPr>
-            <w:r/>
             <w:r>
               <w:rPr>
                 <w:rFonts w:ascii="Calibri" w:hAnsi="Calibri" w:eastAsia="宋体"/>
                 <w:b w:val="0"/>
                 <w:i w:val="0"/>
                 <w:color w:val="1A1A2E"/>
-                <w:sz w:val="19"/>
+                <w:sz w:val="18"/>
               </w:rPr>
               <w:t>PostgreSQL / SQLite</w:t>
             </w:r>
@@ -1494,20 +1377,19 @@
         </w:tc>
         <w:tc>
           <w:tcPr>
-            <w:tcW w:type="dxa" w:w="3173"/>
+            <w:tcW w:type="dxa" w:w="2880"/>
           </w:tcPr>
           <w:p>
             <w:pPr>
-              <w:spacing w:after="40" w:before="40"/>
+              <w:spacing w:before="40" w:after="40"/>
             </w:pPr>
-            <w:r/>
             <w:r>
               <w:rPr>
                 <w:rFonts w:ascii="Calibri" w:hAnsi="Calibri" w:eastAsia="宋体"/>
                 <w:b w:val="0"/>
                 <w:i w:val="0"/>
                 <w:color w:val="1A1A2E"/>
-                <w:sz w:val="19"/>
+                <w:sz w:val="18"/>
               </w:rPr>
               <w:t>16 / 3.x</w:t>
             </w:r>
@@ -1517,21 +1399,19 @@
       <w:tr>
         <w:tc>
           <w:tcPr>
-            <w:tcW w:type="dxa" w:w="3173"/>
-            <w:shd w:val="clear" w:color="auto" w:fill="F4F2FA"/>
+            <w:tcW w:type="dxa" w:w="2880"/>
           </w:tcPr>
           <w:p>
             <w:pPr>
-              <w:spacing w:after="40" w:before="40"/>
+              <w:spacing w:before="40" w:after="40"/>
             </w:pPr>
-            <w:r/>
             <w:r>
               <w:rPr>
                 <w:rFonts w:ascii="Calibri" w:hAnsi="Calibri" w:eastAsia="宋体"/>
                 <w:b w:val="0"/>
                 <w:i w:val="0"/>
                 <w:color w:val="1A1A2E"/>
-                <w:sz w:val="19"/>
+                <w:sz w:val="18"/>
               </w:rPr>
               <w:t>缓存</w:t>
             </w:r>
@@ -1539,21 +1419,19 @@
         </w:tc>
         <w:tc>
           <w:tcPr>
-            <w:tcW w:type="dxa" w:w="3173"/>
-            <w:shd w:val="clear" w:color="auto" w:fill="F4F2FA"/>
+            <w:tcW w:type="dxa" w:w="2880"/>
           </w:tcPr>
           <w:p>
             <w:pPr>
-              <w:spacing w:after="40" w:before="40"/>
+              <w:spacing w:before="40" w:after="40"/>
             </w:pPr>
-            <w:r/>
             <w:r>
               <w:rPr>
                 <w:rFonts w:ascii="Calibri" w:hAnsi="Calibri" w:eastAsia="宋体"/>
                 <w:b w:val="0"/>
                 <w:i w:val="0"/>
                 <w:color w:val="1A1A2E"/>
-                <w:sz w:val="19"/>
+                <w:sz w:val="18"/>
               </w:rPr>
               <w:t>Redis</w:t>
             </w:r>
@@ -1561,21 +1439,19 @@
         </w:tc>
         <w:tc>
           <w:tcPr>
-            <w:tcW w:type="dxa" w:w="3173"/>
-            <w:shd w:val="clear" w:color="auto" w:fill="F4F2FA"/>
+            <w:tcW w:type="dxa" w:w="2880"/>
           </w:tcPr>
           <w:p>
             <w:pPr>
-              <w:spacing w:after="40" w:before="40"/>
+              <w:spacing w:before="40" w:after="40"/>
             </w:pPr>
-            <w:r/>
             <w:r>
               <w:rPr>
                 <w:rFonts w:ascii="Calibri" w:hAnsi="Calibri" w:eastAsia="宋体"/>
                 <w:b w:val="0"/>
                 <w:i w:val="0"/>
                 <w:color w:val="1A1A2E"/>
-                <w:sz w:val="19"/>
+                <w:sz w:val="18"/>
               </w:rPr>
               <w:t>7.x</w:t>
             </w:r>
@@ -1583,11 +1459,7 @@
         </w:tc>
       </w:tr>
     </w:tbl>
-    <w:p>
-      <w:pPr>
-        <w:spacing w:after="40"/>
-      </w:pPr>
-    </w:p>
+    <w:p/>
     <w:p>
       <w:pPr>
         <w:jc w:val="center"/>
@@ -1596,7 +1468,6 @@
         <w:rPr>
           <w:rFonts w:ascii="Calibri" w:hAnsi="Calibri" w:eastAsia="宋体"/>
           <w:b w:val="0"/>
-          <w:i w:val="0"/>
           <w:color w:val="999999"/>
           <w:sz w:val="18"/>
         </w:rPr>
@@ -1605,17 +1476,29 @@
     </w:p>
     <w:p>
       <w:pPr>
-        <w:pStyle w:val="Heading2"/>
+        <w:pStyle w:val="Heading1"/>
       </w:pPr>
       <w:r>
+        <w:rPr>
+          <w:rFonts w:ascii="Calibri" w:hAnsi="Calibri" w:eastAsia="宋体"/>
+          <w:b/>
+          <w:color w:val="6C2BD9"/>
+          <w:sz w:val="28"/>
+        </w:rPr>
         <w:t>二、系统架构</w:t>
       </w:r>
     </w:p>
     <w:p>
       <w:pPr>
-        <w:pStyle w:val="Heading3"/>
+        <w:pStyle w:val="Heading2"/>
       </w:pPr>
       <w:r>
+        <w:rPr>
+          <w:rFonts w:ascii="Calibri" w:hAnsi="Calibri" w:eastAsia="宋体"/>
+          <w:b/>
+          <w:color w:val="6C2BD9"/>
+          <w:sz w:val="24"/>
+        </w:rPr>
         <w:t>2.1 整体架构</w:t>
       </w:r>
     </w:p>
@@ -1630,7 +1513,7 @@
           <w:rFonts w:ascii="Consolas" w:hAnsi="Consolas" w:eastAsia="Consolas"/>
           <w:b w:val="0"/>
           <w:i w:val="0"/>
-          <w:color w:val="2D2D3A"/>
+          <w:color w:val="1A1A2E"/>
           <w:sz w:val="18"/>
         </w:rPr>
         <w:t>┌─────────────────────────────────────────────────────────────────────┐</w:t>
@@ -1641,7 +1524,7 @@
           <w:rFonts w:ascii="Consolas" w:hAnsi="Consolas" w:eastAsia="Consolas"/>
           <w:b w:val="0"/>
           <w:i w:val="0"/>
-          <w:color w:val="2D2D3A"/>
+          <w:color w:val="1A1A2E"/>
           <w:sz w:val="18"/>
         </w:rPr>
         <w:t>│                         客户端层 (Vue 3 SPA)                         │</w:t>
@@ -1652,7 +1535,7 @@
           <w:rFonts w:ascii="Consolas" w:hAnsi="Consolas" w:eastAsia="Consolas"/>
           <w:b w:val="0"/>
           <w:i w:val="0"/>
-          <w:color w:val="2D2D3A"/>
+          <w:color w:val="1A1A2E"/>
           <w:sz w:val="18"/>
         </w:rPr>
         <w:t>│  ┌─────────┐ ┌──────────┐ ┌──────────┐ ┌──────────┐ ┌──────────┐  │</w:t>
@@ -1663,7 +1546,7 @@
           <w:rFonts w:ascii="Consolas" w:hAnsi="Consolas" w:eastAsia="Consolas"/>
           <w:b w:val="0"/>
           <w:i w:val="0"/>
-          <w:color w:val="2D2D3A"/>
+          <w:color w:val="1A1A2E"/>
           <w:sz w:val="18"/>
         </w:rPr>
         <w:t>│  │Dashboard│ │  ChatView │ │ Practice │ │Knowledge │ │ Skills   │  │</w:t>
@@ -1674,7 +1557,7 @@
           <w:rFonts w:ascii="Consolas" w:hAnsi="Consolas" w:eastAsia="Consolas"/>
           <w:b w:val="0"/>
           <w:i w:val="0"/>
-          <w:color w:val="2D2D3A"/>
+          <w:color w:val="1A1A2E"/>
           <w:sz w:val="18"/>
         </w:rPr>
         <w:t>│  │  仪表盘  │ │  智能对话  │ │  智能出题  │ │  知识图谱  │ │ AI技能   │  │</w:t>
@@ -1685,7 +1568,7 @@
           <w:rFonts w:ascii="Consolas" w:hAnsi="Consolas" w:eastAsia="Consolas"/>
           <w:b w:val="0"/>
           <w:i w:val="0"/>
-          <w:color w:val="2D2D3A"/>
+          <w:color w:val="1A1A2E"/>
           <w:sz w:val="18"/>
         </w:rPr>
         <w:t>│  └─────────┘ └──────────┘ └──────────┘ └──────────┘ └──────────┘  │</w:t>
@@ -1696,7 +1579,7 @@
           <w:rFonts w:ascii="Consolas" w:hAnsi="Consolas" w:eastAsia="Consolas"/>
           <w:b w:val="0"/>
           <w:i w:val="0"/>
-          <w:color w:val="2D2D3A"/>
+          <w:color w:val="1A1A2E"/>
           <w:sz w:val="18"/>
         </w:rPr>
         <w:t>└────────────────────────┬────────────────────────────────────────────┘</w:t>
@@ -1707,7 +1590,7 @@
           <w:rFonts w:ascii="Consolas" w:hAnsi="Consolas" w:eastAsia="Consolas"/>
           <w:b w:val="0"/>
           <w:i w:val="0"/>
-          <w:color w:val="2D2D3A"/>
+          <w:color w:val="1A1A2E"/>
           <w:sz w:val="18"/>
         </w:rPr>
         <w:t xml:space="preserve">                         │ HTTP / SSE</w:t>
@@ -1718,7 +1601,7 @@
           <w:rFonts w:ascii="Consolas" w:hAnsi="Consolas" w:eastAsia="Consolas"/>
           <w:b w:val="0"/>
           <w:i w:val="0"/>
-          <w:color w:val="2D2D3A"/>
+          <w:color w:val="1A1A2E"/>
           <w:sz w:val="18"/>
         </w:rPr>
         <w:t>┌────────────────────────▼────────────────────────────────────────────┐</w:t>
@@ -1729,7 +1612,7 @@
           <w:rFonts w:ascii="Consolas" w:hAnsi="Consolas" w:eastAsia="Consolas"/>
           <w:b w:val="0"/>
           <w:i w:val="0"/>
-          <w:color w:val="2D2D3A"/>
+          <w:color w:val="1A1A2E"/>
           <w:sz w:val="18"/>
         </w:rPr>
         <w:t>│                       API 网关层 (FastAPI)                           │</w:t>
@@ -1740,7 +1623,7 @@
           <w:rFonts w:ascii="Consolas" w:hAnsi="Consolas" w:eastAsia="Consolas"/>
           <w:b w:val="0"/>
           <w:i w:val="0"/>
-          <w:color w:val="2D2D3A"/>
+          <w:color w:val="1A1A2E"/>
           <w:sz w:val="18"/>
         </w:rPr>
         <w:t>│  ┌──────┐ ┌──────┐ ┌──────┐ ┌──────┐ ┌──────┐ ┌──────┐ ┌──────┐   │</w:t>
@@ -1751,7 +1634,7 @@
           <w:rFonts w:ascii="Consolas" w:hAnsi="Consolas" w:eastAsia="Consolas"/>
           <w:b w:val="0"/>
           <w:i w:val="0"/>
-          <w:color w:val="2D2D3A"/>
+          <w:color w:val="1A1A2E"/>
           <w:sz w:val="18"/>
         </w:rPr>
         <w:t>│  │ chat │ │ quiz │ │agent │ │skills│ │ tutor│ │media │ │auth  │   │</w:t>
@@ -1762,7 +1645,7 @@
           <w:rFonts w:ascii="Consolas" w:hAnsi="Consolas" w:eastAsia="Consolas"/>
           <w:b w:val="0"/>
           <w:i w:val="0"/>
-          <w:color w:val="2D2D3A"/>
+          <w:color w:val="1A1A2E"/>
           <w:sz w:val="18"/>
         </w:rPr>
         <w:t>│  └──────┘ └──────┘ └──────┘ └──────┘ └──────┘ └──────┘ └──────┘   │</w:t>
@@ -1773,7 +1656,7 @@
           <w:rFonts w:ascii="Consolas" w:hAnsi="Consolas" w:eastAsia="Consolas"/>
           <w:b w:val="0"/>
           <w:i w:val="0"/>
-          <w:color w:val="2D2D3A"/>
+          <w:color w:val="1A1A2E"/>
           <w:sz w:val="18"/>
         </w:rPr>
         <w:t>└────────────────────────┬────────────────────────────────────────────┘</w:t>
@@ -1784,7 +1667,7 @@
           <w:rFonts w:ascii="Consolas" w:hAnsi="Consolas" w:eastAsia="Consolas"/>
           <w:b w:val="0"/>
           <w:i w:val="0"/>
-          <w:color w:val="2D2D3A"/>
+          <w:color w:val="1A1A2E"/>
           <w:sz w:val="18"/>
         </w:rPr>
         <w:t xml:space="preserve">                         │</w:t>
@@ -1795,7 +1678,7 @@
           <w:rFonts w:ascii="Consolas" w:hAnsi="Consolas" w:eastAsia="Consolas"/>
           <w:b w:val="0"/>
           <w:i w:val="0"/>
-          <w:color w:val="2D2D3A"/>
+          <w:color w:val="1A1A2E"/>
           <w:sz w:val="18"/>
         </w:rPr>
         <w:t>┌────────────────────────▼────────────────────────────────────────────┐</w:t>
@@ -1806,7 +1689,7 @@
           <w:rFonts w:ascii="Consolas" w:hAnsi="Consolas" w:eastAsia="Consolas"/>
           <w:b w:val="0"/>
           <w:i w:val="0"/>
-          <w:color w:val="2D2D3A"/>
+          <w:color w:val="1A1A2E"/>
           <w:sz w:val="18"/>
         </w:rPr>
         <w:t>│                  多智能体协同层 (LangGraph)                          │</w:t>
@@ -1817,7 +1700,7 @@
           <w:rFonts w:ascii="Consolas" w:hAnsi="Consolas" w:eastAsia="Consolas"/>
           <w:b w:val="0"/>
           <w:i w:val="0"/>
-          <w:color w:val="2D2D3A"/>
+          <w:color w:val="1A1A2E"/>
           <w:sz w:val="18"/>
         </w:rPr>
         <w:t>│                                                                     │</w:t>
@@ -1828,7 +1711,7 @@
           <w:rFonts w:ascii="Consolas" w:hAnsi="Consolas" w:eastAsia="Consolas"/>
           <w:b w:val="0"/>
           <w:i w:val="0"/>
-          <w:color w:val="2D2D3A"/>
+          <w:color w:val="1A1A2E"/>
           <w:sz w:val="18"/>
         </w:rPr>
         <w:t>│  ┌──────────┐  ┌──────────┐  ┌──────────┐  ┌──────────┐            │</w:t>
@@ -1839,7 +1722,7 @@
           <w:rFonts w:ascii="Consolas" w:hAnsi="Consolas" w:eastAsia="Consolas"/>
           <w:b w:val="0"/>
           <w:i w:val="0"/>
-          <w:color w:val="2D2D3A"/>
+          <w:color w:val="1A1A2E"/>
           <w:sz w:val="18"/>
         </w:rPr>
         <w:t>│  │Coordinator│  │ Planner  │  │Generator │  │  Assessor│            │</w:t>
@@ -1850,7 +1733,7 @@
           <w:rFonts w:ascii="Consolas" w:hAnsi="Consolas" w:eastAsia="Consolas"/>
           <w:b w:val="0"/>
           <w:i w:val="0"/>
-          <w:color w:val="2D2D3A"/>
+          <w:color w:val="1A1A2E"/>
           <w:sz w:val="18"/>
         </w:rPr>
         <w:t>│  │  全局协调  │  │  任务规划  │  │  资源生成  │  │  质量评估  │            │</w:t>
@@ -1861,7 +1744,7 @@
           <w:rFonts w:ascii="Consolas" w:hAnsi="Consolas" w:eastAsia="Consolas"/>
           <w:b w:val="0"/>
           <w:i w:val="0"/>
-          <w:color w:val="2D2D3A"/>
+          <w:color w:val="1A1A2E"/>
           <w:sz w:val="18"/>
         </w:rPr>
         <w:t>│  └──────────┘  └──────────┘  └──────────┘  └──────────┘            │</w:t>
@@ -1872,7 +1755,7 @@
           <w:rFonts w:ascii="Consolas" w:hAnsi="Consolas" w:eastAsia="Consolas"/>
           <w:b w:val="0"/>
           <w:i w:val="0"/>
-          <w:color w:val="2D2D3A"/>
+          <w:color w:val="1A1A2E"/>
           <w:sz w:val="18"/>
         </w:rPr>
         <w:t>│       │              │              │              │               │</w:t>
@@ -1883,7 +1766,7 @@
           <w:rFonts w:ascii="Consolas" w:hAnsi="Consolas" w:eastAsia="Consolas"/>
           <w:b w:val="0"/>
           <w:i w:val="0"/>
-          <w:color w:val="2D2D3A"/>
+          <w:color w:val="1A1A2E"/>
           <w:sz w:val="18"/>
         </w:rPr>
         <w:t>│  ┌──────────┐  ┌──────────┐  ┌──────────┐  ┌──────────┐            │</w:t>
@@ -1894,7 +1777,7 @@
           <w:rFonts w:ascii="Consolas" w:hAnsi="Consolas" w:eastAsia="Consolas"/>
           <w:b w:val="0"/>
           <w:i w:val="0"/>
-          <w:color w:val="2D2D3A"/>
+          <w:color w:val="1A1A2E"/>
           <w:sz w:val="18"/>
         </w:rPr>
         <w:t>│  │  Tutor   │  │Retriever │  │  Critic  │  │   Path   │            │</w:t>
@@ -1905,7 +1788,7 @@
           <w:rFonts w:ascii="Consolas" w:hAnsi="Consolas" w:eastAsia="Consolas"/>
           <w:b w:val="0"/>
           <w:i w:val="0"/>
-          <w:color w:val="2D2D3A"/>
+          <w:color w:val="1A1A2E"/>
           <w:sz w:val="18"/>
         </w:rPr>
         <w:t>│  │  智能答疑  │  │  知识检索  │  │  审阅校验  │  │ 路径规划  │            │</w:t>
@@ -1916,7 +1799,7 @@
           <w:rFonts w:ascii="Consolas" w:hAnsi="Consolas" w:eastAsia="Consolas"/>
           <w:b w:val="0"/>
           <w:i w:val="0"/>
-          <w:color w:val="2D2D3A"/>
+          <w:color w:val="1A1A2E"/>
           <w:sz w:val="18"/>
         </w:rPr>
         <w:t>│  └──────────┘  └──────────┘  └──────────┘  └──────────┘            │</w:t>
@@ -1927,7 +1810,7 @@
           <w:rFonts w:ascii="Consolas" w:hAnsi="Consolas" w:eastAsia="Consolas"/>
           <w:b w:val="0"/>
           <w:i w:val="0"/>
-          <w:color w:val="2D2D3A"/>
+          <w:color w:val="1A1A2E"/>
           <w:sz w:val="18"/>
         </w:rPr>
         <w:t>│                                                                     │</w:t>
@@ -1938,7 +1821,7 @@
           <w:rFonts w:ascii="Consolas" w:hAnsi="Consolas" w:eastAsia="Consolas"/>
           <w:b w:val="0"/>
           <w:i w:val="0"/>
-          <w:color w:val="2D2D3A"/>
+          <w:color w:val="1A1A2E"/>
           <w:sz w:val="18"/>
         </w:rPr>
         <w:t>│  7 个并行资源 Agent: Teacher / QuizMaster / MindMap / Extension    │</w:t>
@@ -1949,7 +1832,7 @@
           <w:rFonts w:ascii="Consolas" w:hAnsi="Consolas" w:eastAsia="Consolas"/>
           <w:b w:val="0"/>
           <w:i w:val="0"/>
-          <w:color w:val="2D2D3A"/>
+          <w:color w:val="1A1A2E"/>
           <w:sz w:val="18"/>
         </w:rPr>
         <w:t>│  / CodePractice / PPTOutline / VideoScript                          │</w:t>
@@ -1960,7 +1843,7 @@
           <w:rFonts w:ascii="Consolas" w:hAnsi="Consolas" w:eastAsia="Consolas"/>
           <w:b w:val="0"/>
           <w:i w:val="0"/>
-          <w:color w:val="2D2D3A"/>
+          <w:color w:val="1A1A2E"/>
           <w:sz w:val="18"/>
         </w:rPr>
         <w:t>└────────────────────────┬────────────────────────────────────────────┘</w:t>
@@ -1971,7 +1854,7 @@
           <w:rFonts w:ascii="Consolas" w:hAnsi="Consolas" w:eastAsia="Consolas"/>
           <w:b w:val="0"/>
           <w:i w:val="0"/>
-          <w:color w:val="2D2D3A"/>
+          <w:color w:val="1A1A2E"/>
           <w:sz w:val="18"/>
         </w:rPr>
         <w:t xml:space="preserve">                         │</w:t>
@@ -1982,7 +1865,7 @@
           <w:rFonts w:ascii="Consolas" w:hAnsi="Consolas" w:eastAsia="Consolas"/>
           <w:b w:val="0"/>
           <w:i w:val="0"/>
-          <w:color w:val="2D2D3A"/>
+          <w:color w:val="1A1A2E"/>
           <w:sz w:val="18"/>
         </w:rPr>
         <w:t>┌────────────────────────▼────────────────────────────────────────────┐</w:t>
@@ -1993,7 +1876,7 @@
           <w:rFonts w:ascii="Consolas" w:hAnsi="Consolas" w:eastAsia="Consolas"/>
           <w:b w:val="0"/>
           <w:i w:val="0"/>
-          <w:color w:val="2D2D3A"/>
+          <w:color w:val="1A1A2E"/>
           <w:sz w:val="18"/>
         </w:rPr>
         <w:t>│                     数据访问层                                      │</w:t>
@@ -2004,7 +1887,7 @@
           <w:rFonts w:ascii="Consolas" w:hAnsi="Consolas" w:eastAsia="Consolas"/>
           <w:b w:val="0"/>
           <w:i w:val="0"/>
-          <w:color w:val="2D2D3A"/>
+          <w:color w:val="1A1A2E"/>
           <w:sz w:val="18"/>
         </w:rPr>
         <w:t>│  ┌──────────────┐ ┌──────────────┐ ┌──────────────┐ ┌────────────┐ │</w:t>
@@ -2015,7 +1898,7 @@
           <w:rFonts w:ascii="Consolas" w:hAnsi="Consolas" w:eastAsia="Consolas"/>
           <w:b w:val="0"/>
           <w:i w:val="0"/>
-          <w:color w:val="2D2D3A"/>
+          <w:color w:val="1A1A2E"/>
           <w:sz w:val="18"/>
         </w:rPr>
         <w:t>│  │  LLMProvider │ │ FrugalRAG    │ │  VectorDB    │ │  UserStore │ │</w:t>
@@ -2026,7 +1909,7 @@
           <w:rFonts w:ascii="Consolas" w:hAnsi="Consolas" w:eastAsia="Consolas"/>
           <w:b w:val="0"/>
           <w:i w:val="0"/>
-          <w:color w:val="2D2D3A"/>
+          <w:color w:val="1A1A2E"/>
           <w:sz w:val="18"/>
         </w:rPr>
         <w:t>│  │三通道LLM路由  │ │ 轻量化检索引擎 │ │ 向量库抽象层  │ │ 用户数据   │ │</w:t>
@@ -2037,7 +1920,7 @@
           <w:rFonts w:ascii="Consolas" w:hAnsi="Consolas" w:eastAsia="Consolas"/>
           <w:b w:val="0"/>
           <w:i w:val="0"/>
-          <w:color w:val="2D2D3A"/>
+          <w:color w:val="1A1A2E"/>
           <w:sz w:val="18"/>
         </w:rPr>
         <w:t>│  └──────────────┘ └──────────────┘ └──────────────┘ └────────────┘ │</w:t>
@@ -2048,7 +1931,7 @@
           <w:rFonts w:ascii="Consolas" w:hAnsi="Consolas" w:eastAsia="Consolas"/>
           <w:b w:val="0"/>
           <w:i w:val="0"/>
-          <w:color w:val="2D2D3A"/>
+          <w:color w:val="1A1A2E"/>
           <w:sz w:val="18"/>
         </w:rPr>
         <w:t>└────────────────────────┬────────────────────────────────────────────┘</w:t>
@@ -2059,7 +1942,7 @@
           <w:rFonts w:ascii="Consolas" w:hAnsi="Consolas" w:eastAsia="Consolas"/>
           <w:b w:val="0"/>
           <w:i w:val="0"/>
-          <w:color w:val="2D2D3A"/>
+          <w:color w:val="1A1A2E"/>
           <w:sz w:val="18"/>
         </w:rPr>
         <w:t xml:space="preserve">                         │</w:t>
@@ -2070,7 +1953,7 @@
           <w:rFonts w:ascii="Consolas" w:hAnsi="Consolas" w:eastAsia="Consolas"/>
           <w:b w:val="0"/>
           <w:i w:val="0"/>
-          <w:color w:val="2D2D3A"/>
+          <w:color w:val="1A1A2E"/>
           <w:sz w:val="18"/>
         </w:rPr>
         <w:t>┌────────────────────────▼────────────────────────────────────────────┐</w:t>
@@ -2081,7 +1964,7 @@
           <w:rFonts w:ascii="Consolas" w:hAnsi="Consolas" w:eastAsia="Consolas"/>
           <w:b w:val="0"/>
           <w:i w:val="0"/>
-          <w:color w:val="2D2D3A"/>
+          <w:color w:val="1A1A2E"/>
           <w:sz w:val="18"/>
         </w:rPr>
         <w:t>│                     数据存储层                                      │</w:t>
@@ -2092,7 +1975,7 @@
           <w:rFonts w:ascii="Consolas" w:hAnsi="Consolas" w:eastAsia="Consolas"/>
           <w:b w:val="0"/>
           <w:i w:val="0"/>
-          <w:color w:val="2D2D3A"/>
+          <w:color w:val="1A1A2E"/>
           <w:sz w:val="18"/>
         </w:rPr>
         <w:t>│  ┌──────────┐  ┌──────────┐  ┌──────────┐  ┌──────────────────┐   │</w:t>
@@ -2103,7 +1986,7 @@
           <w:rFonts w:ascii="Consolas" w:hAnsi="Consolas" w:eastAsia="Consolas"/>
           <w:b w:val="0"/>
           <w:i w:val="0"/>
-          <w:color w:val="2D2D3A"/>
+          <w:color w:val="1A1A2E"/>
           <w:sz w:val="18"/>
         </w:rPr>
         <w:t>│  │PostgreSQL│  │  Redis   │  │  Milvus  │  │ 408 知识图谱      │   │</w:t>
@@ -2114,7 +1997,7 @@
           <w:rFonts w:ascii="Consolas" w:hAnsi="Consolas" w:eastAsia="Consolas"/>
           <w:b w:val="0"/>
           <w:i w:val="0"/>
-          <w:color w:val="2D2D3A"/>
+          <w:color w:val="1A1A2E"/>
           <w:sz w:val="18"/>
         </w:rPr>
         <w:t>│  │ / SQLite  │  │  缓存    │  │ 向量数据库 │  │ (86节点/82边)     │   │</w:t>
@@ -2125,7 +2008,7 @@
           <w:rFonts w:ascii="Consolas" w:hAnsi="Consolas" w:eastAsia="Consolas"/>
           <w:b w:val="0"/>
           <w:i w:val="0"/>
-          <w:color w:val="2D2D3A"/>
+          <w:color w:val="1A1A2E"/>
           <w:sz w:val="18"/>
         </w:rPr>
         <w:t>│  └──────────┘  └──────────┘  └──────────┘  └──────────────────┘   │</w:t>
@@ -2136,15 +2019,15 @@
           <w:rFonts w:ascii="Consolas" w:hAnsi="Consolas" w:eastAsia="Consolas"/>
           <w:b w:val="0"/>
           <w:i w:val="0"/>
-          <w:color w:val="2D2D3A"/>
+          <w:color w:val="1A1A2E"/>
           <w:sz w:val="18"/>
         </w:rPr>
         <w:t>└─────────────────────────────────────────────────────────────────────┘</w:t>
+        <w:br/>
       </w:r>
     </w:p>
     <w:p>
       <w:pPr>
-        <w:spacing w:before="80" w:after="40"/>
         <w:jc w:val="center"/>
       </w:pPr>
       <w:r>
@@ -2163,7 +2046,7 @@
                     <pic:cNvPicPr/>
                   </pic:nvPicPr>
                   <pic:blipFill>
-                    <a:blip r:embed="rId12"/>
+                    <a:blip r:embed="rId10"/>
                     <a:stretch>
                       <a:fillRect/>
                     </a:stretch>
@@ -2190,7 +2073,6 @@
         <w:rPr>
           <w:rFonts w:ascii="Calibri" w:hAnsi="Calibri" w:eastAsia="宋体"/>
           <w:b w:val="0"/>
-          <w:i/>
           <w:color w:val="666666"/>
           <w:sz w:val="18"/>
         </w:rPr>
@@ -2199,9 +2081,15 @@
     </w:p>
     <w:p>
       <w:pPr>
-        <w:pStyle w:val="Heading3"/>
+        <w:pStyle w:val="Heading2"/>
       </w:pPr>
       <w:r>
+        <w:rPr>
+          <w:rFonts w:ascii="Calibri" w:hAnsi="Calibri" w:eastAsia="宋体"/>
+          <w:b/>
+          <w:color w:val="6C2BD9"/>
+          <w:sz w:val="24"/>
+        </w:rPr>
         <w:t>2.2 多智能体协同流程</w:t>
       </w:r>
     </w:p>
@@ -2216,7 +2104,7 @@
           <w:rFonts w:ascii="Consolas" w:hAnsi="Consolas" w:eastAsia="Consolas"/>
           <w:b w:val="0"/>
           <w:i w:val="0"/>
-          <w:color w:val="2D2D3A"/>
+          <w:color w:val="1A1A2E"/>
           <w:sz w:val="18"/>
         </w:rPr>
         <w:t>用户输入 → 画像构建 → 任务规划 → 并行资源生成 → 共识校验 → 路径规划 → 效果评估 → 动态调整</w:t>
@@ -2227,7 +2115,7 @@
           <w:rFonts w:ascii="Consolas" w:hAnsi="Consolas" w:eastAsia="Consolas"/>
           <w:b w:val="0"/>
           <w:i w:val="0"/>
-          <w:color w:val="2D2D3A"/>
+          <w:color w:val="1A1A2E"/>
           <w:sz w:val="18"/>
         </w:rPr>
         <w:t xml:space="preserve">   │          │          │          │            │         │          │         │</w:t>
@@ -2238,7 +2126,7 @@
           <w:rFonts w:ascii="Consolas" w:hAnsi="Consolas" w:eastAsia="Consolas"/>
           <w:b w:val="0"/>
           <w:i w:val="0"/>
-          <w:color w:val="2D2D3A"/>
+          <w:color w:val="1A1A2E"/>
           <w:sz w:val="18"/>
         </w:rPr>
         <w:t xml:space="preserve">   ▼          ▼          ▼          ▼            ▼         ▼          ▼         ▼</w:t>
@@ -2249,7 +2137,7 @@
           <w:rFonts w:ascii="Consolas" w:hAnsi="Consolas" w:eastAsia="Consolas"/>
           <w:b w:val="0"/>
           <w:i w:val="0"/>
-          <w:color w:val="2D2D3A"/>
+          <w:color w:val="1A1A2E"/>
           <w:sz w:val="18"/>
         </w:rPr>
         <w:t>Coordinator Diagnostician Planner  Generator  GOMARL+  PathPlanner Assessor  Feedback</w:t>
@@ -2260,7 +2148,7 @@
           <w:rFonts w:ascii="Consolas" w:hAnsi="Consolas" w:eastAsia="Consolas"/>
           <w:b w:val="0"/>
           <w:i w:val="0"/>
-          <w:color w:val="2D2D3A"/>
+          <w:color w:val="1A1A2E"/>
           <w:sz w:val="18"/>
         </w:rPr>
         <w:t xml:space="preserve">                                    │         Critic                          Agent</w:t>
@@ -2271,7 +2159,7 @@
           <w:rFonts w:ascii="Consolas" w:hAnsi="Consolas" w:eastAsia="Consolas"/>
           <w:b w:val="0"/>
           <w:i w:val="0"/>
-          <w:color w:val="2D2D3A"/>
+          <w:color w:val="1A1A2E"/>
           <w:sz w:val="18"/>
         </w:rPr>
         <w:t xml:space="preserve">                                    ▼</w:t>
@@ -2282,7 +2170,7 @@
           <w:rFonts w:ascii="Consolas" w:hAnsi="Consolas" w:eastAsia="Consolas"/>
           <w:b w:val="0"/>
           <w:i w:val="0"/>
-          <w:color w:val="2D2D3A"/>
+          <w:color w:val="1A1A2E"/>
           <w:sz w:val="18"/>
         </w:rPr>
         <w:t xml:space="preserve">                      ┌─── Teacher (讲解文档)</w:t>
@@ -2293,7 +2181,7 @@
           <w:rFonts w:ascii="Consolas" w:hAnsi="Consolas" w:eastAsia="Consolas"/>
           <w:b w:val="0"/>
           <w:i w:val="0"/>
-          <w:color w:val="2D2D3A"/>
+          <w:color w:val="1A1A2E"/>
           <w:sz w:val="18"/>
         </w:rPr>
         <w:t xml:space="preserve">                      ├─── QuizMaster (题库)</w:t>
@@ -2304,7 +2192,7 @@
           <w:rFonts w:ascii="Consolas" w:hAnsi="Consolas" w:eastAsia="Consolas"/>
           <w:b w:val="0"/>
           <w:i w:val="0"/>
-          <w:color w:val="2D2D3A"/>
+          <w:color w:val="1A1A2E"/>
           <w:sz w:val="18"/>
         </w:rPr>
         <w:t xml:space="preserve">                      ├─── MindMap (思维导图)</w:t>
@@ -2315,7 +2203,7 @@
           <w:rFonts w:ascii="Consolas" w:hAnsi="Consolas" w:eastAsia="Consolas"/>
           <w:b w:val="0"/>
           <w:i w:val="0"/>
-          <w:color w:val="2D2D3A"/>
+          <w:color w:val="1A1A2E"/>
           <w:sz w:val="18"/>
         </w:rPr>
         <w:t xml:space="preserve">                      ├─── Extension (拓展阅读)</w:t>
@@ -2326,7 +2214,7 @@
           <w:rFonts w:ascii="Consolas" w:hAnsi="Consolas" w:eastAsia="Consolas"/>
           <w:b w:val="0"/>
           <w:i w:val="0"/>
-          <w:color w:val="2D2D3A"/>
+          <w:color w:val="1A1A2E"/>
           <w:sz w:val="18"/>
         </w:rPr>
         <w:t xml:space="preserve">                      ├─── CodePractice (代码实操)</w:t>
@@ -2337,7 +2225,7 @@
           <w:rFonts w:ascii="Consolas" w:hAnsi="Consolas" w:eastAsia="Consolas"/>
           <w:b w:val="0"/>
           <w:i w:val="0"/>
-          <w:color w:val="2D2D3A"/>
+          <w:color w:val="1A1A2E"/>
           <w:sz w:val="18"/>
         </w:rPr>
         <w:t xml:space="preserve">                      ├─── PPTOutline (PPT大纲)</w:t>
@@ -2348,15 +2236,15 @@
           <w:rFonts w:ascii="Consolas" w:hAnsi="Consolas" w:eastAsia="Consolas"/>
           <w:b w:val="0"/>
           <w:i w:val="0"/>
-          <w:color w:val="2D2D3A"/>
+          <w:color w:val="1A1A2E"/>
           <w:sz w:val="18"/>
         </w:rPr>
         <w:t xml:space="preserve">                      └─── VideoScript (视频脚本)</w:t>
+        <w:br/>
       </w:r>
     </w:p>
     <w:p>
       <w:pPr>
-        <w:spacing w:before="80" w:after="40"/>
         <w:jc w:val="center"/>
       </w:pPr>
       <w:r>
@@ -2375,7 +2263,7 @@
                     <pic:cNvPicPr/>
                   </pic:nvPicPr>
                   <pic:blipFill>
-                    <a:blip r:embed="rId13"/>
+                    <a:blip r:embed="rId11"/>
                     <a:stretch>
                       <a:fillRect/>
                     </a:stretch>
@@ -2402,7 +2290,6 @@
         <w:rPr>
           <w:rFonts w:ascii="Calibri" w:hAnsi="Calibri" w:eastAsia="宋体"/>
           <w:b w:val="0"/>
-          <w:i/>
           <w:color w:val="666666"/>
           <w:sz w:val="18"/>
         </w:rPr>
@@ -2411,15 +2298,21 @@
     </w:p>
     <w:p>
       <w:pPr>
-        <w:pStyle w:val="Heading3"/>
+        <w:pStyle w:val="Heading2"/>
       </w:pPr>
       <w:r>
+        <w:rPr>
+          <w:rFonts w:ascii="Calibri" w:hAnsi="Calibri" w:eastAsia="宋体"/>
+          <w:b/>
+          <w:color w:val="6C2BD9"/>
+          <w:sz w:val="24"/>
+        </w:rPr>
         <w:t>2.3 技术架构说明</w:t>
       </w:r>
     </w:p>
     <w:p>
       <w:pPr>
-        <w:spacing w:after="100" w:line="336" w:lineRule="auto"/>
+        <w:spacing w:before="80" w:after="80" w:line="276" w:lineRule="auto"/>
       </w:pPr>
       <w:r>
         <w:rPr>
@@ -2444,7 +2337,7 @@
     </w:p>
     <w:p>
       <w:pPr>
-        <w:spacing w:after="100" w:line="336" w:lineRule="auto"/>
+        <w:spacing w:before="80" w:after="80" w:line="276" w:lineRule="auto"/>
       </w:pPr>
       <w:r>
         <w:rPr>
@@ -2471,7 +2364,7 @@
           <w:rFonts w:ascii="Consolas" w:hAnsi="Consolas" w:eastAsia="Consolas"/>
           <w:b w:val="0"/>
           <w:i w:val="0"/>
-          <w:color w:val="C53AE8"/>
+          <w:color w:val="1A1A2E"/>
           <w:sz w:val="20"/>
         </w:rPr>
         <w:t>/api</w:t>
@@ -2484,12 +2377,72 @@
           <w:color w:val="1A1A2E"/>
           <w:sz w:val="21"/>
         </w:rPr>
-        <w:t xml:space="preserve"> 前缀，共 43 个路由模块（451 端点），97.8% 认证覆盖率。所有端点支持统一的错误处理、鉴权、限流。</w:t>
+        <w:t xml:space="preserve"> 前缀，运行时 </w:t>
+      </w:r>
+      <w:r>
+        <w:rPr>
+          <w:rFonts w:ascii="Consolas" w:hAnsi="Consolas" w:eastAsia="Consolas"/>
+          <w:b w:val="0"/>
+          <w:i w:val="0"/>
+          <w:color w:val="1A1A2E"/>
+          <w:sz w:val="20"/>
+        </w:rPr>
+        <w:t>app.openapi()</w:t>
+      </w:r>
+      <w:r>
+        <w:rPr>
+          <w:rFonts w:ascii="Calibri" w:hAnsi="Calibri" w:eastAsia="宋体"/>
+          <w:b w:val="0"/>
+          <w:i w:val="0"/>
+          <w:color w:val="1A1A2E"/>
+          <w:sz w:val="21"/>
+        </w:rPr>
+        <w:t xml:space="preserve"> 实测共 </w:t>
+      </w:r>
+      <w:r>
+        <w:rPr>
+          <w:rFonts w:ascii="Calibri" w:hAnsi="Calibri" w:eastAsia="宋体"/>
+          <w:b/>
+          <w:i w:val="0"/>
+          <w:color w:val="1A1A2E"/>
+          <w:sz w:val="21"/>
+        </w:rPr>
+        <w:t>244 个 operations / 227 条 paths</w:t>
+      </w:r>
+      <w:r>
+        <w:rPr>
+          <w:rFonts w:ascii="Calibri" w:hAnsi="Calibri" w:eastAsia="宋体"/>
+          <w:b w:val="0"/>
+          <w:i w:val="0"/>
+          <w:color w:val="1A1A2E"/>
+          <w:sz w:val="21"/>
+        </w:rPr>
+        <w:t xml:space="preserve">，认证覆盖率 </w:t>
+      </w:r>
+      <w:r>
+        <w:rPr>
+          <w:rFonts w:ascii="Calibri" w:hAnsi="Calibri" w:eastAsia="宋体"/>
+          <w:b/>
+          <w:i w:val="0"/>
+          <w:color w:val="1A1A2E"/>
+          <w:sz w:val="21"/>
+        </w:rPr>
+        <w:t>94.65%（230/243）</w:t>
+      </w:r>
+      <w:r>
+        <w:rPr>
+          <w:rFonts w:ascii="Calibri" w:hAnsi="Calibri" w:eastAsia="宋体"/>
+          <w:b w:val="0"/>
+          <w:i w:val="0"/>
+          <w:color w:val="1A1A2E"/>
+          <w:sz w:val="21"/>
+        </w:rPr>
+        <w:t>。所有端点支持统一的错误处理、鉴权、限流。</w:t>
       </w:r>
     </w:p>
     <w:p>
       <w:pPr>
-        <w:spacing w:after="100" w:line="336" w:lineRule="auto"/>
+        <w:spacing w:before="80" w:after="80" w:line="276" w:lineRule="auto"/>
       </w:pPr>
       <w:r>
         <w:rPr>
@@ -2514,7 +2467,7 @@
     </w:p>
     <w:p>
       <w:pPr>
-        <w:spacing w:after="100" w:line="336" w:lineRule="auto"/>
+        <w:spacing w:before="80" w:after="80" w:line="276" w:lineRule="auto"/>
       </w:pPr>
       <w:r>
         <w:rPr>
@@ -2545,7 +2498,6 @@
         <w:rPr>
           <w:rFonts w:ascii="Calibri" w:hAnsi="Calibri" w:eastAsia="宋体"/>
           <w:b w:val="0"/>
-          <w:i w:val="0"/>
           <w:color w:val="999999"/>
           <w:sz w:val="18"/>
         </w:rPr>
@@ -2554,23 +2506,35 @@
     </w:p>
     <w:p>
       <w:pPr>
-        <w:pStyle w:val="Heading2"/>
+        <w:pStyle w:val="Heading1"/>
       </w:pPr>
       <w:r>
+        <w:rPr>
+          <w:rFonts w:ascii="Calibri" w:hAnsi="Calibri" w:eastAsia="宋体"/>
+          <w:b/>
+          <w:color w:val="6C2BD9"/>
+          <w:sz w:val="28"/>
+        </w:rPr>
         <w:t>三、核心功能实现</w:t>
       </w:r>
     </w:p>
     <w:p>
       <w:pPr>
-        <w:pStyle w:val="Heading3"/>
+        <w:pStyle w:val="Heading2"/>
       </w:pPr>
       <w:r>
+        <w:rPr>
+          <w:rFonts w:ascii="Calibri" w:hAnsi="Calibri" w:eastAsia="宋体"/>
+          <w:b/>
+          <w:color w:val="6C2BD9"/>
+          <w:sz w:val="24"/>
+        </w:rPr>
         <w:t>3.1 对话式学习画像自主构建</w:t>
       </w:r>
     </w:p>
     <w:p>
       <w:pPr>
-        <w:spacing w:after="100" w:line="336" w:lineRule="auto"/>
+        <w:spacing w:before="80" w:after="80" w:line="276" w:lineRule="auto"/>
       </w:pPr>
       <w:r>
         <w:rPr>
@@ -2595,7 +2559,7 @@
     </w:p>
     <w:p>
       <w:pPr>
-        <w:spacing w:after="100" w:line="336" w:lineRule="auto"/>
+        <w:spacing w:before="80" w:after="80" w:line="276" w:lineRule="auto"/>
       </w:pPr>
       <w:r>
         <w:rPr>
@@ -2616,32 +2580,26 @@
         <w:tblLook w:firstColumn="1" w:firstRow="1" w:lastColumn="0" w:lastRow="0" w:noHBand="0" w:noVBand="1" w:val="04A0"/>
       </w:tblPr>
       <w:tblGrid>
-        <w:gridCol w:w="3173"/>
-        <w:gridCol w:w="3173"/>
-        <w:gridCol w:w="3173"/>
+        <w:gridCol w:w="2880"/>
+        <w:gridCol w:w="2880"/>
+        <w:gridCol w:w="2880"/>
       </w:tblGrid>
       <w:tr>
         <w:tc>
           <w:tcPr>
-            <w:tcW w:type="dxa" w:w="3173"/>
-            <w:shd w:val="clear" w:color="auto" w:fill="6C2BD9"/>
+            <w:tcW w:type="dxa" w:w="2880"/>
           </w:tcPr>
           <w:p>
             <w:pPr>
-              <w:spacing w:after="40" w:before="40"/>
+              <w:spacing w:before="40" w:after="40"/>
             </w:pPr>
-            <w:r>
-              <w:rPr>
-                <w:b/>
-              </w:rPr>
-            </w:r>
             <w:r>
               <w:rPr>
                 <w:rFonts w:ascii="Calibri" w:hAnsi="Calibri" w:eastAsia="宋体"/>
                 <w:b/>
                 <w:i w:val="0"/>
-                <w:color w:val="FFFFFF"/>
-                <w:sz w:val="20"/>
+                <w:color w:val="1A1A2E"/>
+                <w:sz w:val="18"/>
               </w:rPr>
               <w:t>维度</w:t>
             </w:r>
@@ -2649,25 +2607,19 @@
         </w:tc>
         <w:tc>
           <w:tcPr>
-            <w:tcW w:type="dxa" w:w="3173"/>
-            <w:shd w:val="clear" w:color="auto" w:fill="6C2BD9"/>
+            <w:tcW w:type="dxa" w:w="2880"/>
           </w:tcPr>
           <w:p>
             <w:pPr>
-              <w:spacing w:after="40" w:before="40"/>
+              <w:spacing w:before="40" w:after="40"/>
             </w:pPr>
-            <w:r>
-              <w:rPr>
-                <w:b/>
-              </w:rPr>
-            </w:r>
             <w:r>
               <w:rPr>
                 <w:rFonts w:ascii="Calibri" w:hAnsi="Calibri" w:eastAsia="宋体"/>
                 <w:b/>
                 <w:i w:val="0"/>
-                <w:color w:val="FFFFFF"/>
-                <w:sz w:val="20"/>
+                <w:color w:val="1A1A2E"/>
+                <w:sz w:val="18"/>
               </w:rPr>
               <w:t>说明</w:t>
             </w:r>
@@ -2675,25 +2627,19 @@
         </w:tc>
         <w:tc>
           <w:tcPr>
-            <w:tcW w:type="dxa" w:w="3173"/>
-            <w:shd w:val="clear" w:color="auto" w:fill="6C2BD9"/>
+            <w:tcW w:type="dxa" w:w="2880"/>
           </w:tcPr>
           <w:p>
             <w:pPr>
-              <w:spacing w:after="40" w:before="40"/>
+              <w:spacing w:before="40" w:after="40"/>
             </w:pPr>
-            <w:r>
-              <w:rPr>
-                <w:b/>
-              </w:rPr>
-            </w:r>
             <w:r>
               <w:rPr>
                 <w:rFonts w:ascii="Calibri" w:hAnsi="Calibri" w:eastAsia="宋体"/>
                 <w:b/>
                 <w:i w:val="0"/>
-                <w:color w:val="FFFFFF"/>
-                <w:sz w:val="20"/>
+                <w:color w:val="1A1A2E"/>
+                <w:sz w:val="18"/>
               </w:rPr>
               <w:t>采集方式</w:t>
             </w:r>
@@ -2703,20 +2649,19 @@
       <w:tr>
         <w:tc>
           <w:tcPr>
-            <w:tcW w:type="dxa" w:w="3173"/>
+            <w:tcW w:type="dxa" w:w="2880"/>
           </w:tcPr>
           <w:p>
             <w:pPr>
-              <w:spacing w:after="40" w:before="40"/>
+              <w:spacing w:before="40" w:after="40"/>
             </w:pPr>
-            <w:r/>
             <w:r>
               <w:rPr>
                 <w:rFonts w:ascii="Calibri" w:hAnsi="Calibri" w:eastAsia="宋体"/>
                 <w:b w:val="0"/>
                 <w:i w:val="0"/>
                 <w:color w:val="1A1A2E"/>
-                <w:sz w:val="19"/>
+                <w:sz w:val="18"/>
               </w:rPr>
               <w:t>知识基础</w:t>
             </w:r>
@@ -2724,20 +2669,19 @@
         </w:tc>
         <w:tc>
           <w:tcPr>
-            <w:tcW w:type="dxa" w:w="3173"/>
+            <w:tcW w:type="dxa" w:w="2880"/>
           </w:tcPr>
           <w:p>
             <w:pPr>
-              <w:spacing w:after="40" w:before="40"/>
+              <w:spacing w:before="40" w:after="40"/>
             </w:pPr>
-            <w:r/>
             <w:r>
               <w:rPr>
                 <w:rFonts w:ascii="Calibri" w:hAnsi="Calibri" w:eastAsia="宋体"/>
                 <w:b w:val="0"/>
                 <w:i w:val="0"/>
                 <w:color w:val="1A1A2E"/>
-                <w:sz w:val="19"/>
+                <w:sz w:val="18"/>
               </w:rPr>
               <w:t>当前掌握水平（beginner/intermediate/advanced）</w:t>
             </w:r>
@@ -2745,20 +2689,19 @@
         </w:tc>
         <w:tc>
           <w:tcPr>
-            <w:tcW w:type="dxa" w:w="3173"/>
+            <w:tcW w:type="dxa" w:w="2880"/>
           </w:tcPr>
           <w:p>
             <w:pPr>
-              <w:spacing w:after="40" w:before="40"/>
+              <w:spacing w:before="40" w:after="40"/>
             </w:pPr>
-            <w:r/>
             <w:r>
               <w:rPr>
                 <w:rFonts w:ascii="Calibri" w:hAnsi="Calibri" w:eastAsia="宋体"/>
                 <w:b w:val="0"/>
                 <w:i w:val="0"/>
                 <w:color w:val="1A1A2E"/>
-                <w:sz w:val="19"/>
+                <w:sz w:val="18"/>
               </w:rPr>
               <w:t>对话 + 诊断题</w:t>
             </w:r>
@@ -2768,21 +2711,19 @@
       <w:tr>
         <w:tc>
           <w:tcPr>
-            <w:tcW w:type="dxa" w:w="3173"/>
-            <w:shd w:val="clear" w:color="auto" w:fill="F4F2FA"/>
+            <w:tcW w:type="dxa" w:w="2880"/>
           </w:tcPr>
           <w:p>
             <w:pPr>
-              <w:spacing w:after="40" w:before="40"/>
+              <w:spacing w:before="40" w:after="40"/>
             </w:pPr>
-            <w:r/>
             <w:r>
               <w:rPr>
                 <w:rFonts w:ascii="Calibri" w:hAnsi="Calibri" w:eastAsia="宋体"/>
                 <w:b w:val="0"/>
                 <w:i w:val="0"/>
                 <w:color w:val="1A1A2E"/>
-                <w:sz w:val="19"/>
+                <w:sz w:val="18"/>
               </w:rPr>
               <w:t>学习风格</w:t>
             </w:r>
@@ -2790,21 +2731,19 @@
         </w:tc>
         <w:tc>
           <w:tcPr>
-            <w:tcW w:type="dxa" w:w="3173"/>
-            <w:shd w:val="clear" w:color="auto" w:fill="F4F2FA"/>
+            <w:tcW w:type="dxa" w:w="2880"/>
           </w:tcPr>
           <w:p>
             <w:pPr>
-              <w:spacing w:after="40" w:before="40"/>
+              <w:spacing w:before="40" w:after="40"/>
             </w:pPr>
-            <w:r/>
             <w:r>
               <w:rPr>
                 <w:rFonts w:ascii="Calibri" w:hAnsi="Calibri" w:eastAsia="宋体"/>
                 <w:b w:val="0"/>
                 <w:i w:val="0"/>
                 <w:color w:val="1A1A2E"/>
-                <w:sz w:val="19"/>
+                <w:sz w:val="18"/>
               </w:rPr>
               <w:t>视觉型/听觉型/实操型/阅读型</w:t>
             </w:r>
@@ -2812,21 +2751,19 @@
         </w:tc>
         <w:tc>
           <w:tcPr>
-            <w:tcW w:type="dxa" w:w="3173"/>
-            <w:shd w:val="clear" w:color="auto" w:fill="F4F2FA"/>
+            <w:tcW w:type="dxa" w:w="2880"/>
           </w:tcPr>
           <w:p>
             <w:pPr>
-              <w:spacing w:after="40" w:before="40"/>
+              <w:spacing w:before="40" w:after="40"/>
             </w:pPr>
-            <w:r/>
             <w:r>
               <w:rPr>
                 <w:rFonts w:ascii="Calibri" w:hAnsi="Calibri" w:eastAsia="宋体"/>
                 <w:b w:val="0"/>
                 <w:i w:val="0"/>
                 <w:color w:val="1A1A2E"/>
-                <w:sz w:val="19"/>
+                <w:sz w:val="18"/>
               </w:rPr>
               <w:t>对话 + 行为分析</w:t>
             </w:r>
@@ -2836,20 +2773,19 @@
       <w:tr>
         <w:tc>
           <w:tcPr>
-            <w:tcW w:type="dxa" w:w="3173"/>
+            <w:tcW w:type="dxa" w:w="2880"/>
           </w:tcPr>
           <w:p>
             <w:pPr>
-              <w:spacing w:after="40" w:before="40"/>
+              <w:spacing w:before="40" w:after="40"/>
             </w:pPr>
-            <w:r/>
             <w:r>
               <w:rPr>
                 <w:rFonts w:ascii="Calibri" w:hAnsi="Calibri" w:eastAsia="宋体"/>
                 <w:b w:val="0"/>
                 <w:i w:val="0"/>
                 <w:color w:val="1A1A2E"/>
-                <w:sz w:val="19"/>
+                <w:sz w:val="18"/>
               </w:rPr>
               <w:t>薄弱知识点</w:t>
             </w:r>
@@ -2857,20 +2793,19 @@
         </w:tc>
         <w:tc>
           <w:tcPr>
-            <w:tcW w:type="dxa" w:w="3173"/>
+            <w:tcW w:type="dxa" w:w="2880"/>
           </w:tcPr>
           <w:p>
             <w:pPr>
-              <w:spacing w:after="40" w:before="40"/>
+              <w:spacing w:before="40" w:after="40"/>
             </w:pPr>
-            <w:r/>
             <w:r>
               <w:rPr>
                 <w:rFonts w:ascii="Calibri" w:hAnsi="Calibri" w:eastAsia="宋体"/>
                 <w:b w:val="0"/>
                 <w:i w:val="0"/>
                 <w:color w:val="1A1A2E"/>
-                <w:sz w:val="19"/>
+                <w:sz w:val="18"/>
               </w:rPr>
               <w:t>掌握度低于 60% 的知识点</w:t>
             </w:r>
@@ -2878,20 +2813,19 @@
         </w:tc>
         <w:tc>
           <w:tcPr>
-            <w:tcW w:type="dxa" w:w="3173"/>
+            <w:tcW w:type="dxa" w:w="2880"/>
           </w:tcPr>
           <w:p>
             <w:pPr>
-              <w:spacing w:after="40" w:before="40"/>
+              <w:spacing w:before="40" w:after="40"/>
             </w:pPr>
-            <w:r/>
             <w:r>
               <w:rPr>
                 <w:rFonts w:ascii="Calibri" w:hAnsi="Calibri" w:eastAsia="宋体"/>
                 <w:b w:val="0"/>
                 <w:i w:val="0"/>
                 <w:color w:val="1A1A2E"/>
-                <w:sz w:val="19"/>
+                <w:sz w:val="18"/>
               </w:rPr>
               <w:t>答题数据 + 画像Agent</w:t>
             </w:r>
@@ -2901,21 +2835,19 @@
       <w:tr>
         <w:tc>
           <w:tcPr>
-            <w:tcW w:type="dxa" w:w="3173"/>
-            <w:shd w:val="clear" w:color="auto" w:fill="F4F2FA"/>
+            <w:tcW w:type="dxa" w:w="2880"/>
           </w:tcPr>
           <w:p>
             <w:pPr>
-              <w:spacing w:after="40" w:before="40"/>
+              <w:spacing w:before="40" w:after="40"/>
             </w:pPr>
-            <w:r/>
             <w:r>
               <w:rPr>
                 <w:rFonts w:ascii="Calibri" w:hAnsi="Calibri" w:eastAsia="宋体"/>
                 <w:b w:val="0"/>
                 <w:i w:val="0"/>
                 <w:color w:val="1A1A2E"/>
-                <w:sz w:val="19"/>
+                <w:sz w:val="18"/>
               </w:rPr>
               <w:t>学习进度</w:t>
             </w:r>
@@ -2923,21 +2855,19 @@
         </w:tc>
         <w:tc>
           <w:tcPr>
-            <w:tcW w:type="dxa" w:w="3173"/>
-            <w:shd w:val="clear" w:color="auto" w:fill="F4F2FA"/>
+            <w:tcW w:type="dxa" w:w="2880"/>
           </w:tcPr>
           <w:p>
             <w:pPr>
-              <w:spacing w:after="40" w:before="40"/>
+              <w:spacing w:before="40" w:after="40"/>
             </w:pPr>
-            <w:r/>
             <w:r>
               <w:rPr>
                 <w:rFonts w:ascii="Calibri" w:hAnsi="Calibri" w:eastAsia="宋体"/>
                 <w:b w:val="0"/>
                 <w:i w:val="0"/>
                 <w:color w:val="1A1A2E"/>
-                <w:sz w:val="19"/>
+                <w:sz w:val="18"/>
               </w:rPr>
               <w:t>当前学习进度百分比</w:t>
             </w:r>
@@ -2945,21 +2875,19 @@
         </w:tc>
         <w:tc>
           <w:tcPr>
-            <w:tcW w:type="dxa" w:w="3173"/>
-            <w:shd w:val="clear" w:color="auto" w:fill="F4F2FA"/>
+            <w:tcW w:type="dxa" w:w="2880"/>
           </w:tcPr>
           <w:p>
             <w:pPr>
-              <w:spacing w:after="40" w:before="40"/>
+              <w:spacing w:before="40" w:after="40"/>
             </w:pPr>
-            <w:r/>
             <w:r>
               <w:rPr>
                 <w:rFonts w:ascii="Calibri" w:hAnsi="Calibri" w:eastAsia="宋体"/>
                 <w:b w:val="0"/>
                 <w:i w:val="0"/>
                 <w:color w:val="1A1A2E"/>
-                <w:sz w:val="19"/>
+                <w:sz w:val="18"/>
               </w:rPr>
               <w:t>学习行为追踪</w:t>
             </w:r>
@@ -2969,20 +2897,19 @@
       <w:tr>
         <w:tc>
           <w:tcPr>
-            <w:tcW w:type="dxa" w:w="3173"/>
+            <w:tcW w:type="dxa" w:w="2880"/>
           </w:tcPr>
           <w:p>
             <w:pPr>
-              <w:spacing w:after="40" w:before="40"/>
+              <w:spacing w:before="40" w:after="40"/>
             </w:pPr>
-            <w:r/>
             <w:r>
               <w:rPr>
                 <w:rFonts w:ascii="Calibri" w:hAnsi="Calibri" w:eastAsia="宋体"/>
                 <w:b w:val="0"/>
                 <w:i w:val="0"/>
                 <w:color w:val="1A1A2E"/>
-                <w:sz w:val="19"/>
+                <w:sz w:val="18"/>
               </w:rPr>
               <w:t>答题正确率</w:t>
             </w:r>
@@ -2990,20 +2917,19 @@
         </w:tc>
         <w:tc>
           <w:tcPr>
-            <w:tcW w:type="dxa" w:w="3173"/>
+            <w:tcW w:type="dxa" w:w="2880"/>
           </w:tcPr>
           <w:p>
             <w:pPr>
-              <w:spacing w:after="40" w:before="40"/>
+              <w:spacing w:before="40" w:after="40"/>
             </w:pPr>
-            <w:r/>
             <w:r>
               <w:rPr>
                 <w:rFonts w:ascii="Calibri" w:hAnsi="Calibri" w:eastAsia="宋体"/>
                 <w:b w:val="0"/>
                 <w:i w:val="0"/>
                 <w:color w:val="1A1A2E"/>
-                <w:sz w:val="19"/>
+                <w:sz w:val="18"/>
               </w:rPr>
               <w:t>历史答题正确率趋势</w:t>
             </w:r>
@@ -3011,20 +2937,19 @@
         </w:tc>
         <w:tc>
           <w:tcPr>
-            <w:tcW w:type="dxa" w:w="3173"/>
+            <w:tcW w:type="dxa" w:w="2880"/>
           </w:tcPr>
           <w:p>
             <w:pPr>
-              <w:spacing w:after="40" w:before="40"/>
+              <w:spacing w:before="40" w:after="40"/>
             </w:pPr>
-            <w:r/>
             <w:r>
               <w:rPr>
                 <w:rFonts w:ascii="Calibri" w:hAnsi="Calibri" w:eastAsia="宋体"/>
                 <w:b w:val="0"/>
                 <w:i w:val="0"/>
                 <w:color w:val="1A1A2E"/>
-                <w:sz w:val="19"/>
+                <w:sz w:val="18"/>
               </w:rPr>
               <w:t>答题历史统计</w:t>
             </w:r>
@@ -3034,21 +2959,19 @@
       <w:tr>
         <w:tc>
           <w:tcPr>
-            <w:tcW w:type="dxa" w:w="3173"/>
-            <w:shd w:val="clear" w:color="auto" w:fill="F4F2FA"/>
+            <w:tcW w:type="dxa" w:w="2880"/>
           </w:tcPr>
           <w:p>
             <w:pPr>
-              <w:spacing w:after="40" w:before="40"/>
+              <w:spacing w:before="40" w:after="40"/>
             </w:pPr>
-            <w:r/>
             <w:r>
               <w:rPr>
                 <w:rFonts w:ascii="Calibri" w:hAnsi="Calibri" w:eastAsia="宋体"/>
                 <w:b w:val="0"/>
                 <w:i w:val="0"/>
                 <w:color w:val="1A1A2E"/>
-                <w:sz w:val="19"/>
+                <w:sz w:val="18"/>
               </w:rPr>
               <w:t>学习活跃度</w:t>
             </w:r>
@@ -3056,21 +2979,19 @@
         </w:tc>
         <w:tc>
           <w:tcPr>
-            <w:tcW w:type="dxa" w:w="3173"/>
-            <w:shd w:val="clear" w:color="auto" w:fill="F4F2FA"/>
+            <w:tcW w:type="dxa" w:w="2880"/>
           </w:tcPr>
           <w:p>
             <w:pPr>
-              <w:spacing w:after="40" w:before="40"/>
+              <w:spacing w:before="40" w:after="40"/>
             </w:pPr>
-            <w:r/>
             <w:r>
               <w:rPr>
                 <w:rFonts w:ascii="Calibri" w:hAnsi="Calibri" w:eastAsia="宋体"/>
                 <w:b w:val="0"/>
                 <w:i w:val="0"/>
                 <w:color w:val="1A1A2E"/>
-                <w:sz w:val="19"/>
+                <w:sz w:val="18"/>
               </w:rPr>
               <w:t>学习时长与频次</w:t>
             </w:r>
@@ -3078,21 +2999,19 @@
         </w:tc>
         <w:tc>
           <w:tcPr>
-            <w:tcW w:type="dxa" w:w="3173"/>
-            <w:shd w:val="clear" w:color="auto" w:fill="F4F2FA"/>
+            <w:tcW w:type="dxa" w:w="2880"/>
           </w:tcPr>
           <w:p>
             <w:pPr>
-              <w:spacing w:after="40" w:before="40"/>
+              <w:spacing w:before="40" w:after="40"/>
             </w:pPr>
-            <w:r/>
             <w:r>
               <w:rPr>
                 <w:rFonts w:ascii="Calibri" w:hAnsi="Calibri" w:eastAsia="宋体"/>
                 <w:b w:val="0"/>
                 <w:i w:val="0"/>
                 <w:color w:val="1A1A2E"/>
-                <w:sz w:val="19"/>
+                <w:sz w:val="18"/>
               </w:rPr>
               <w:t>会话统计</w:t>
             </w:r>
@@ -3102,20 +3021,19 @@
       <w:tr>
         <w:tc>
           <w:tcPr>
-            <w:tcW w:type="dxa" w:w="3173"/>
+            <w:tcW w:type="dxa" w:w="2880"/>
           </w:tcPr>
           <w:p>
             <w:pPr>
-              <w:spacing w:after="40" w:before="40"/>
+              <w:spacing w:before="40" w:after="40"/>
             </w:pPr>
-            <w:r/>
             <w:r>
               <w:rPr>
                 <w:rFonts w:ascii="Calibri" w:hAnsi="Calibri" w:eastAsia="宋体"/>
                 <w:b w:val="0"/>
                 <w:i w:val="0"/>
                 <w:color w:val="1A1A2E"/>
-                <w:sz w:val="19"/>
+                <w:sz w:val="18"/>
               </w:rPr>
               <w:t>每日可投入时间</w:t>
             </w:r>
@@ -3123,20 +3041,19 @@
         </w:tc>
         <w:tc>
           <w:tcPr>
-            <w:tcW w:type="dxa" w:w="3173"/>
+            <w:tcW w:type="dxa" w:w="2880"/>
           </w:tcPr>
           <w:p>
             <w:pPr>
-              <w:spacing w:after="40" w:before="40"/>
+              <w:spacing w:before="40" w:after="40"/>
             </w:pPr>
-            <w:r/>
             <w:r>
               <w:rPr>
                 <w:rFonts w:ascii="Calibri" w:hAnsi="Calibri" w:eastAsia="宋体"/>
                 <w:b w:val="0"/>
                 <w:i w:val="0"/>
                 <w:color w:val="1A1A2E"/>
-                <w:sz w:val="19"/>
+                <w:sz w:val="18"/>
               </w:rPr>
               <w:t>学习时间安排</w:t>
             </w:r>
@@ -3144,20 +3061,19 @@
         </w:tc>
         <w:tc>
           <w:tcPr>
-            <w:tcW w:type="dxa" w:w="3173"/>
+            <w:tcW w:type="dxa" w:w="2880"/>
           </w:tcPr>
           <w:p>
             <w:pPr>
-              <w:spacing w:after="40" w:before="40"/>
+              <w:spacing w:before="40" w:after="40"/>
             </w:pPr>
-            <w:r/>
             <w:r>
               <w:rPr>
                 <w:rFonts w:ascii="Calibri" w:hAnsi="Calibri" w:eastAsia="宋体"/>
                 <w:b w:val="0"/>
                 <w:i w:val="0"/>
                 <w:color w:val="1A1A2E"/>
-                <w:sz w:val="19"/>
+                <w:sz w:val="18"/>
               </w:rPr>
               <w:t>对话</w:t>
             </w:r>
@@ -3167,21 +3083,19 @@
       <w:tr>
         <w:tc>
           <w:tcPr>
-            <w:tcW w:type="dxa" w:w="3173"/>
-            <w:shd w:val="clear" w:color="auto" w:fill="F4F2FA"/>
+            <w:tcW w:type="dxa" w:w="2880"/>
           </w:tcPr>
           <w:p>
             <w:pPr>
-              <w:spacing w:after="40" w:before="40"/>
+              <w:spacing w:before="40" w:after="40"/>
             </w:pPr>
-            <w:r/>
             <w:r>
               <w:rPr>
                 <w:rFonts w:ascii="Calibri" w:hAnsi="Calibri" w:eastAsia="宋体"/>
                 <w:b w:val="0"/>
                 <w:i w:val="0"/>
                 <w:color w:val="1A1A2E"/>
-                <w:sz w:val="19"/>
+                <w:sz w:val="18"/>
               </w:rPr>
               <w:t>备考目标</w:t>
             </w:r>
@@ -3189,21 +3103,19 @@
         </w:tc>
         <w:tc>
           <w:tcPr>
-            <w:tcW w:type="dxa" w:w="3173"/>
-            <w:shd w:val="clear" w:color="auto" w:fill="F4F2FA"/>
+            <w:tcW w:type="dxa" w:w="2880"/>
           </w:tcPr>
           <w:p>
             <w:pPr>
-              <w:spacing w:after="40" w:before="40"/>
+              <w:spacing w:before="40" w:after="40"/>
             </w:pPr>
-            <w:r/>
             <w:r>
               <w:rPr>
                 <w:rFonts w:ascii="Calibri" w:hAnsi="Calibri" w:eastAsia="宋体"/>
                 <w:b w:val="0"/>
                 <w:i w:val="0"/>
                 <w:color w:val="1A1A2E"/>
-                <w:sz w:val="19"/>
+                <w:sz w:val="18"/>
               </w:rPr>
               <w:t>目标院校/分数</w:t>
             </w:r>
@@ -3211,21 +3123,19 @@
         </w:tc>
         <w:tc>
           <w:tcPr>
-            <w:tcW w:type="dxa" w:w="3173"/>
-            <w:shd w:val="clear" w:color="auto" w:fill="F4F2FA"/>
+            <w:tcW w:type="dxa" w:w="2880"/>
           </w:tcPr>
           <w:p>
             <w:pPr>
-              <w:spacing w:after="40" w:before="40"/>
+              <w:spacing w:before="40" w:after="40"/>
             </w:pPr>
-            <w:r/>
             <w:r>
               <w:rPr>
                 <w:rFonts w:ascii="Calibri" w:hAnsi="Calibri" w:eastAsia="宋体"/>
                 <w:b w:val="0"/>
                 <w:i w:val="0"/>
                 <w:color w:val="1A1A2E"/>
-                <w:sz w:val="19"/>
+                <w:sz w:val="18"/>
               </w:rPr>
               <w:t>对话</w:t>
             </w:r>
@@ -3233,14 +3143,10 @@
         </w:tc>
       </w:tr>
     </w:tbl>
+    <w:p/>
     <w:p>
       <w:pPr>
-        <w:spacing w:after="40"/>
-      </w:pPr>
-    </w:p>
-    <w:p>
-      <w:pPr>
-        <w:spacing w:after="100" w:line="336" w:lineRule="auto"/>
+        <w:spacing w:before="80" w:after="80" w:line="276" w:lineRule="auto"/>
       </w:pPr>
       <w:r>
         <w:rPr>
@@ -3267,7 +3173,7 @@
           <w:rFonts w:ascii="Consolas" w:hAnsi="Consolas" w:eastAsia="Consolas"/>
           <w:b w:val="0"/>
           <w:i w:val="0"/>
-          <w:color w:val="C53AE8"/>
+          <w:color w:val="1A1A2E"/>
           <w:sz w:val="20"/>
         </w:rPr>
         <w:t>agents/diagnostician.py</w:t>
@@ -3287,7 +3193,7 @@
           <w:rFonts w:ascii="Consolas" w:hAnsi="Consolas" w:eastAsia="Consolas"/>
           <w:b w:val="0"/>
           <w:i w:val="0"/>
-          <w:color w:val="C53AE8"/>
+          <w:color w:val="1A1A2E"/>
           <w:sz w:val="20"/>
         </w:rPr>
         <w:t>api/profile.py</w:t>
@@ -3305,15 +3211,21 @@
     </w:p>
     <w:p>
       <w:pPr>
-        <w:pStyle w:val="Heading3"/>
+        <w:pStyle w:val="Heading2"/>
       </w:pPr>
       <w:r>
+        <w:rPr>
+          <w:rFonts w:ascii="Calibri" w:hAnsi="Calibri" w:eastAsia="宋体"/>
+          <w:b/>
+          <w:color w:val="6C2BD9"/>
+          <w:sz w:val="24"/>
+        </w:rPr>
         <w:t>3.2 多智能体协同的资源生成</w:t>
       </w:r>
     </w:p>
     <w:p>
       <w:pPr>
-        <w:spacing w:after="100" w:line="336" w:lineRule="auto"/>
+        <w:spacing w:before="80" w:after="80" w:line="276" w:lineRule="auto"/>
       </w:pPr>
       <w:r>
         <w:rPr>
@@ -3338,7 +3250,7 @@
     </w:p>
     <w:p>
       <w:pPr>
-        <w:spacing w:after="100" w:line="336" w:lineRule="auto"/>
+        <w:spacing w:before="80" w:after="80" w:line="276" w:lineRule="auto"/>
       </w:pPr>
       <w:r>
         <w:rPr>
@@ -3359,33 +3271,27 @@
         <w:tblLook w:firstColumn="1" w:firstRow="1" w:lastColumn="0" w:lastRow="0" w:noHBand="0" w:noVBand="1" w:val="04A0"/>
       </w:tblPr>
       <w:tblGrid>
-        <w:gridCol w:w="2379"/>
-        <w:gridCol w:w="2379"/>
-        <w:gridCol w:w="2379"/>
-        <w:gridCol w:w="2379"/>
+        <w:gridCol w:w="2160"/>
+        <w:gridCol w:w="2160"/>
+        <w:gridCol w:w="2160"/>
+        <w:gridCol w:w="2160"/>
       </w:tblGrid>
       <w:tr>
         <w:tc>
           <w:tcPr>
-            <w:tcW w:type="dxa" w:w="2379"/>
-            <w:shd w:val="clear" w:color="auto" w:fill="6C2BD9"/>
+            <w:tcW w:type="dxa" w:w="2160"/>
           </w:tcPr>
           <w:p>
             <w:pPr>
-              <w:spacing w:after="40" w:before="40"/>
+              <w:spacing w:before="40" w:after="40"/>
             </w:pPr>
-            <w:r>
-              <w:rPr>
-                <w:b/>
-              </w:rPr>
-            </w:r>
             <w:r>
               <w:rPr>
                 <w:rFonts w:ascii="Calibri" w:hAnsi="Calibri" w:eastAsia="宋体"/>
                 <w:b/>
                 <w:i w:val="0"/>
-                <w:color w:val="FFFFFF"/>
-                <w:sz w:val="20"/>
+                <w:color w:val="1A1A2E"/>
+                <w:sz w:val="18"/>
               </w:rPr>
               <w:t>资源类型</w:t>
             </w:r>
@@ -3393,25 +3299,19 @@
         </w:tc>
         <w:tc>
           <w:tcPr>
-            <w:tcW w:type="dxa" w:w="2379"/>
-            <w:shd w:val="clear" w:color="auto" w:fill="6C2BD9"/>
+            <w:tcW w:type="dxa" w:w="2160"/>
           </w:tcPr>
           <w:p>
             <w:pPr>
-              <w:spacing w:after="40" w:before="40"/>
+              <w:spacing w:before="40" w:after="40"/>
             </w:pPr>
-            <w:r>
-              <w:rPr>
-                <w:b/>
-              </w:rPr>
-            </w:r>
             <w:r>
               <w:rPr>
                 <w:rFonts w:ascii="Calibri" w:hAnsi="Calibri" w:eastAsia="宋体"/>
                 <w:b/>
                 <w:i w:val="0"/>
-                <w:color w:val="FFFFFF"/>
-                <w:sz w:val="20"/>
+                <w:color w:val="1A1A2E"/>
+                <w:sz w:val="18"/>
               </w:rPr>
               <w:t>负责 Agent</w:t>
             </w:r>
@@ -3419,25 +3319,19 @@
         </w:tc>
         <w:tc>
           <w:tcPr>
-            <w:tcW w:type="dxa" w:w="2379"/>
-            <w:shd w:val="clear" w:color="auto" w:fill="6C2BD9"/>
+            <w:tcW w:type="dxa" w:w="2160"/>
           </w:tcPr>
           <w:p>
             <w:pPr>
-              <w:spacing w:after="40" w:before="40"/>
+              <w:spacing w:before="40" w:after="40"/>
             </w:pPr>
-            <w:r>
-              <w:rPr>
-                <w:b/>
-              </w:rPr>
-            </w:r>
             <w:r>
               <w:rPr>
                 <w:rFonts w:ascii="Calibri" w:hAnsi="Calibri" w:eastAsia="宋体"/>
                 <w:b/>
                 <w:i w:val="0"/>
-                <w:color w:val="FFFFFF"/>
-                <w:sz w:val="20"/>
+                <w:color w:val="1A1A2E"/>
+                <w:sz w:val="18"/>
               </w:rPr>
               <w:t>输出格式</w:t>
             </w:r>
@@ -3445,25 +3339,19 @@
         </w:tc>
         <w:tc>
           <w:tcPr>
-            <w:tcW w:type="dxa" w:w="2379"/>
-            <w:shd w:val="clear" w:color="auto" w:fill="6C2BD9"/>
+            <w:tcW w:type="dxa" w:w="2160"/>
           </w:tcPr>
           <w:p>
             <w:pPr>
-              <w:spacing w:after="40" w:before="40"/>
+              <w:spacing w:before="40" w:after="40"/>
             </w:pPr>
-            <w:r>
-              <w:rPr>
-                <w:b/>
-              </w:rPr>
-            </w:r>
             <w:r>
               <w:rPr>
                 <w:rFonts w:ascii="Calibri" w:hAnsi="Calibri" w:eastAsia="宋体"/>
                 <w:b/>
                 <w:i w:val="0"/>
-                <w:color w:val="FFFFFF"/>
-                <w:sz w:val="20"/>
+                <w:color w:val="1A1A2E"/>
+                <w:sz w:val="18"/>
               </w:rPr>
               <w:t>技术实现</w:t>
             </w:r>
@@ -3473,20 +3361,19 @@
       <w:tr>
         <w:tc>
           <w:tcPr>
-            <w:tcW w:type="dxa" w:w="2379"/>
+            <w:tcW w:type="dxa" w:w="2160"/>
           </w:tcPr>
           <w:p>
             <w:pPr>
-              <w:spacing w:after="40" w:before="40"/>
+              <w:spacing w:before="40" w:after="40"/>
             </w:pPr>
-            <w:r/>
             <w:r>
               <w:rPr>
                 <w:rFonts w:ascii="Calibri" w:hAnsi="Calibri" w:eastAsia="宋体"/>
                 <w:b w:val="0"/>
                 <w:i w:val="0"/>
                 <w:color w:val="1A1A2E"/>
-                <w:sz w:val="19"/>
+                <w:sz w:val="18"/>
               </w:rPr>
               <w:t>讲解文档</w:t>
             </w:r>
@@ -3494,20 +3381,19 @@
         </w:tc>
         <w:tc>
           <w:tcPr>
-            <w:tcW w:type="dxa" w:w="2379"/>
+            <w:tcW w:type="dxa" w:w="2160"/>
           </w:tcPr>
           <w:p>
             <w:pPr>
-              <w:spacing w:after="40" w:before="40"/>
+              <w:spacing w:before="40" w:after="40"/>
             </w:pPr>
-            <w:r/>
             <w:r>
               <w:rPr>
                 <w:rFonts w:ascii="Calibri" w:hAnsi="Calibri" w:eastAsia="宋体"/>
                 <w:b w:val="0"/>
                 <w:i w:val="0"/>
                 <w:color w:val="1A1A2E"/>
-                <w:sz w:val="19"/>
+                <w:sz w:val="18"/>
               </w:rPr>
               <w:t>Teacher</w:t>
             </w:r>
@@ -3515,20 +3401,19 @@
         </w:tc>
         <w:tc>
           <w:tcPr>
-            <w:tcW w:type="dxa" w:w="2379"/>
+            <w:tcW w:type="dxa" w:w="2160"/>
           </w:tcPr>
           <w:p>
             <w:pPr>
-              <w:spacing w:after="40" w:before="40"/>
+              <w:spacing w:before="40" w:after="40"/>
             </w:pPr>
-            <w:r/>
             <w:r>
               <w:rPr>
                 <w:rFonts w:ascii="Calibri" w:hAnsi="Calibri" w:eastAsia="宋体"/>
                 <w:b w:val="0"/>
                 <w:i w:val="0"/>
                 <w:color w:val="1A1A2E"/>
-                <w:sz w:val="19"/>
+                <w:sz w:val="18"/>
               </w:rPr>
               <w:t>Markdown</w:t>
             </w:r>
@@ -3536,20 +3421,19 @@
         </w:tc>
         <w:tc>
           <w:tcPr>
-            <w:tcW w:type="dxa" w:w="2379"/>
+            <w:tcW w:type="dxa" w:w="2160"/>
           </w:tcPr>
           <w:p>
             <w:pPr>
-              <w:spacing w:after="40" w:before="40"/>
+              <w:spacing w:before="40" w:after="40"/>
             </w:pPr>
-            <w:r/>
             <w:r>
               <w:rPr>
                 <w:rFonts w:ascii="Calibri" w:hAnsi="Calibri" w:eastAsia="宋体"/>
                 <w:b w:val="0"/>
                 <w:i w:val="0"/>
                 <w:color w:val="1A1A2E"/>
-                <w:sz w:val="19"/>
+                <w:sz w:val="18"/>
               </w:rPr>
               <w:t>LLM + FrugalRAG 检索</w:t>
             </w:r>
@@ -3559,21 +3443,19 @@
       <w:tr>
         <w:tc>
           <w:tcPr>
-            <w:tcW w:type="dxa" w:w="2379"/>
-            <w:shd w:val="clear" w:color="auto" w:fill="F4F2FA"/>
+            <w:tcW w:type="dxa" w:w="2160"/>
           </w:tcPr>
           <w:p>
             <w:pPr>
-              <w:spacing w:after="40" w:before="40"/>
+              <w:spacing w:before="40" w:after="40"/>
             </w:pPr>
-            <w:r/>
             <w:r>
               <w:rPr>
                 <w:rFonts w:ascii="Calibri" w:hAnsi="Calibri" w:eastAsia="宋体"/>
                 <w:b w:val="0"/>
                 <w:i w:val="0"/>
                 <w:color w:val="1A1A2E"/>
-                <w:sz w:val="19"/>
+                <w:sz w:val="18"/>
               </w:rPr>
               <w:t>练习题目</w:t>
             </w:r>
@@ -3581,21 +3463,19 @@
         </w:tc>
         <w:tc>
           <w:tcPr>
-            <w:tcW w:type="dxa" w:w="2379"/>
-            <w:shd w:val="clear" w:color="auto" w:fill="F4F2FA"/>
+            <w:tcW w:type="dxa" w:w="2160"/>
           </w:tcPr>
           <w:p>
             <w:pPr>
-              <w:spacing w:after="40" w:before="40"/>
+              <w:spacing w:before="40" w:after="40"/>
             </w:pPr>
-            <w:r/>
             <w:r>
               <w:rPr>
                 <w:rFonts w:ascii="Calibri" w:hAnsi="Calibri" w:eastAsia="宋体"/>
                 <w:b w:val="0"/>
                 <w:i w:val="0"/>
                 <w:color w:val="1A1A2E"/>
-                <w:sz w:val="19"/>
+                <w:sz w:val="18"/>
               </w:rPr>
               <w:t>QuizMaster</w:t>
             </w:r>
@@ -3603,21 +3483,19 @@
         </w:tc>
         <w:tc>
           <w:tcPr>
-            <w:tcW w:type="dxa" w:w="2379"/>
-            <w:shd w:val="clear" w:color="auto" w:fill="F4F2FA"/>
+            <w:tcW w:type="dxa" w:w="2160"/>
           </w:tcPr>
           <w:p>
             <w:pPr>
-              <w:spacing w:after="40" w:before="40"/>
+              <w:spacing w:before="40" w:after="40"/>
             </w:pPr>
-            <w:r/>
             <w:r>
               <w:rPr>
                 <w:rFonts w:ascii="Calibri" w:hAnsi="Calibri" w:eastAsia="宋体"/>
                 <w:b w:val="0"/>
                 <w:i w:val="0"/>
                 <w:color w:val="1A1A2E"/>
-                <w:sz w:val="19"/>
+                <w:sz w:val="18"/>
               </w:rPr>
               <w:t>JSON/文本</w:t>
             </w:r>
@@ -3625,21 +3503,19 @@
         </w:tc>
         <w:tc>
           <w:tcPr>
-            <w:tcW w:type="dxa" w:w="2379"/>
-            <w:shd w:val="clear" w:color="auto" w:fill="F4F2FA"/>
+            <w:tcW w:type="dxa" w:w="2160"/>
           </w:tcPr>
           <w:p>
             <w:pPr>
-              <w:spacing w:after="40" w:before="40"/>
+              <w:spacing w:before="40" w:after="40"/>
             </w:pPr>
-            <w:r/>
             <w:r>
               <w:rPr>
                 <w:rFonts w:ascii="Calibri" w:hAnsi="Calibri" w:eastAsia="宋体"/>
                 <w:b w:val="0"/>
                 <w:i w:val="0"/>
                 <w:color w:val="1A1A2E"/>
-                <w:sz w:val="19"/>
+                <w:sz w:val="18"/>
               </w:rPr>
               <w:t>LLM + 难度自适应</w:t>
             </w:r>
@@ -3649,20 +3525,19 @@
       <w:tr>
         <w:tc>
           <w:tcPr>
-            <w:tcW w:type="dxa" w:w="2379"/>
+            <w:tcW w:type="dxa" w:w="2160"/>
           </w:tcPr>
           <w:p>
             <w:pPr>
-              <w:spacing w:after="40" w:before="40"/>
+              <w:spacing w:before="40" w:after="40"/>
             </w:pPr>
-            <w:r/>
             <w:r>
               <w:rPr>
                 <w:rFonts w:ascii="Calibri" w:hAnsi="Calibri" w:eastAsia="宋体"/>
                 <w:b w:val="0"/>
                 <w:i w:val="0"/>
                 <w:color w:val="1A1A2E"/>
-                <w:sz w:val="19"/>
+                <w:sz w:val="18"/>
               </w:rPr>
               <w:t>思维导图</w:t>
             </w:r>
@@ -3670,20 +3545,19 @@
         </w:tc>
         <w:tc>
           <w:tcPr>
-            <w:tcW w:type="dxa" w:w="2379"/>
+            <w:tcW w:type="dxa" w:w="2160"/>
           </w:tcPr>
           <w:p>
             <w:pPr>
-              <w:spacing w:after="40" w:before="40"/>
+              <w:spacing w:before="40" w:after="40"/>
             </w:pPr>
-            <w:r/>
             <w:r>
               <w:rPr>
                 <w:rFonts w:ascii="Calibri" w:hAnsi="Calibri" w:eastAsia="宋体"/>
                 <w:b w:val="0"/>
                 <w:i w:val="0"/>
                 <w:color w:val="1A1A2E"/>
-                <w:sz w:val="19"/>
+                <w:sz w:val="18"/>
               </w:rPr>
               <w:t>MindMap</w:t>
             </w:r>
@@ -3691,20 +3565,19 @@
         </w:tc>
         <w:tc>
           <w:tcPr>
-            <w:tcW w:type="dxa" w:w="2379"/>
+            <w:tcW w:type="dxa" w:w="2160"/>
           </w:tcPr>
           <w:p>
             <w:pPr>
-              <w:spacing w:after="40" w:before="40"/>
+              <w:spacing w:before="40" w:after="40"/>
             </w:pPr>
-            <w:r/>
             <w:r>
               <w:rPr>
                 <w:rFonts w:ascii="Calibri" w:hAnsi="Calibri" w:eastAsia="宋体"/>
                 <w:b w:val="0"/>
                 <w:i w:val="0"/>
                 <w:color w:val="1A1A2E"/>
-                <w:sz w:val="19"/>
+                <w:sz w:val="18"/>
               </w:rPr>
               <w:t>Mermaid/JSON</w:t>
             </w:r>
@@ -3712,20 +3585,19 @@
         </w:tc>
         <w:tc>
           <w:tcPr>
-            <w:tcW w:type="dxa" w:w="2379"/>
+            <w:tcW w:type="dxa" w:w="2160"/>
           </w:tcPr>
           <w:p>
             <w:pPr>
-              <w:spacing w:after="40" w:before="40"/>
+              <w:spacing w:before="40" w:after="40"/>
             </w:pPr>
-            <w:r/>
             <w:r>
               <w:rPr>
                 <w:rFonts w:ascii="Calibri" w:hAnsi="Calibri" w:eastAsia="宋体"/>
                 <w:b w:val="0"/>
                 <w:i w:val="0"/>
                 <w:color w:val="1A1A2E"/>
-                <w:sz w:val="19"/>
+                <w:sz w:val="18"/>
               </w:rPr>
               <w:t>4 步流水线：大纲→结构→渲染→校验</w:t>
             </w:r>
@@ -3735,21 +3607,19 @@
       <w:tr>
         <w:tc>
           <w:tcPr>
-            <w:tcW w:type="dxa" w:w="2379"/>
-            <w:shd w:val="clear" w:color="auto" w:fill="F4F2FA"/>
+            <w:tcW w:type="dxa" w:w="2160"/>
           </w:tcPr>
           <w:p>
             <w:pPr>
-              <w:spacing w:after="40" w:before="40"/>
+              <w:spacing w:before="40" w:after="40"/>
             </w:pPr>
-            <w:r/>
             <w:r>
               <w:rPr>
                 <w:rFonts w:ascii="Calibri" w:hAnsi="Calibri" w:eastAsia="宋体"/>
                 <w:b w:val="0"/>
                 <w:i w:val="0"/>
                 <w:color w:val="1A1A2E"/>
-                <w:sz w:val="19"/>
+                <w:sz w:val="18"/>
               </w:rPr>
               <w:t>拓展阅读</w:t>
             </w:r>
@@ -3757,21 +3627,19 @@
         </w:tc>
         <w:tc>
           <w:tcPr>
-            <w:tcW w:type="dxa" w:w="2379"/>
-            <w:shd w:val="clear" w:color="auto" w:fill="F4F2FA"/>
+            <w:tcW w:type="dxa" w:w="2160"/>
           </w:tcPr>
           <w:p>
             <w:pPr>
-              <w:spacing w:after="40" w:before="40"/>
+              <w:spacing w:before="40" w:after="40"/>
             </w:pPr>
-            <w:r/>
             <w:r>
               <w:rPr>
                 <w:rFonts w:ascii="Calibri" w:hAnsi="Calibri" w:eastAsia="宋体"/>
                 <w:b w:val="0"/>
                 <w:i w:val="0"/>
                 <w:color w:val="1A1A2E"/>
-                <w:sz w:val="19"/>
+                <w:sz w:val="18"/>
               </w:rPr>
               <w:t>Extension</w:t>
             </w:r>
@@ -3779,21 +3647,19 @@
         </w:tc>
         <w:tc>
           <w:tcPr>
-            <w:tcW w:type="dxa" w:w="2379"/>
-            <w:shd w:val="clear" w:color="auto" w:fill="F4F2FA"/>
+            <w:tcW w:type="dxa" w:w="2160"/>
           </w:tcPr>
           <w:p>
             <w:pPr>
-              <w:spacing w:after="40" w:before="40"/>
+              <w:spacing w:before="40" w:after="40"/>
             </w:pPr>
-            <w:r/>
             <w:r>
               <w:rPr>
                 <w:rFonts w:ascii="Calibri" w:hAnsi="Calibri" w:eastAsia="宋体"/>
                 <w:b w:val="0"/>
                 <w:i w:val="0"/>
                 <w:color w:val="1A1A2E"/>
-                <w:sz w:val="19"/>
+                <w:sz w:val="18"/>
               </w:rPr>
               <w:t>Markdown</w:t>
             </w:r>
@@ -3801,21 +3667,19 @@
         </w:tc>
         <w:tc>
           <w:tcPr>
-            <w:tcW w:type="dxa" w:w="2379"/>
-            <w:shd w:val="clear" w:color="auto" w:fill="F4F2FA"/>
+            <w:tcW w:type="dxa" w:w="2160"/>
           </w:tcPr>
           <w:p>
             <w:pPr>
-              <w:spacing w:after="40" w:before="40"/>
+              <w:spacing w:before="40" w:after="40"/>
             </w:pPr>
-            <w:r/>
             <w:r>
               <w:rPr>
                 <w:rFonts w:ascii="Calibri" w:hAnsi="Calibri" w:eastAsia="宋体"/>
                 <w:b w:val="0"/>
                 <w:i w:val="0"/>
                 <w:color w:val="1A1A2E"/>
-                <w:sz w:val="19"/>
+                <w:sz w:val="18"/>
               </w:rPr>
               <w:t>LLM + 关联知识推荐</w:t>
             </w:r>
@@ -3825,20 +3689,19 @@
       <w:tr>
         <w:tc>
           <w:tcPr>
-            <w:tcW w:type="dxa" w:w="2379"/>
+            <w:tcW w:type="dxa" w:w="2160"/>
           </w:tcPr>
           <w:p>
             <w:pPr>
-              <w:spacing w:after="40" w:before="40"/>
+              <w:spacing w:before="40" w:after="40"/>
             </w:pPr>
-            <w:r/>
             <w:r>
               <w:rPr>
                 <w:rFonts w:ascii="Calibri" w:hAnsi="Calibri" w:eastAsia="宋体"/>
                 <w:b w:val="0"/>
                 <w:i w:val="0"/>
                 <w:color w:val="1A1A2E"/>
-                <w:sz w:val="19"/>
+                <w:sz w:val="18"/>
               </w:rPr>
               <w:t>代码实操</w:t>
             </w:r>
@@ -3846,20 +3709,19 @@
         </w:tc>
         <w:tc>
           <w:tcPr>
-            <w:tcW w:type="dxa" w:w="2379"/>
+            <w:tcW w:type="dxa" w:w="2160"/>
           </w:tcPr>
           <w:p>
             <w:pPr>
-              <w:spacing w:after="40" w:before="40"/>
+              <w:spacing w:before="40" w:after="40"/>
             </w:pPr>
-            <w:r/>
             <w:r>
               <w:rPr>
                 <w:rFonts w:ascii="Calibri" w:hAnsi="Calibri" w:eastAsia="宋体"/>
                 <w:b w:val="0"/>
                 <w:i w:val="0"/>
                 <w:color w:val="1A1A2E"/>
-                <w:sz w:val="19"/>
+                <w:sz w:val="18"/>
               </w:rPr>
               <w:t>CodePractice</w:t>
             </w:r>
@@ -3867,20 +3729,19 @@
         </w:tc>
         <w:tc>
           <w:tcPr>
-            <w:tcW w:type="dxa" w:w="2379"/>
+            <w:tcW w:type="dxa" w:w="2160"/>
           </w:tcPr>
           <w:p>
             <w:pPr>
-              <w:spacing w:after="40" w:before="40"/>
+              <w:spacing w:before="40" w:after="40"/>
             </w:pPr>
-            <w:r/>
             <w:r>
               <w:rPr>
                 <w:rFonts w:ascii="Calibri" w:hAnsi="Calibri" w:eastAsia="宋体"/>
                 <w:b w:val="0"/>
                 <w:i w:val="0"/>
                 <w:color w:val="1A1A2E"/>
-                <w:sz w:val="19"/>
+                <w:sz w:val="18"/>
               </w:rPr>
               <w:t>代码+解释</w:t>
             </w:r>
@@ -3888,20 +3749,19 @@
         </w:tc>
         <w:tc>
           <w:tcPr>
-            <w:tcW w:type="dxa" w:w="2379"/>
+            <w:tcW w:type="dxa" w:w="2160"/>
           </w:tcPr>
           <w:p>
             <w:pPr>
-              <w:spacing w:after="40" w:before="40"/>
+              <w:spacing w:before="40" w:after="40"/>
             </w:pPr>
-            <w:r/>
             <w:r>
               <w:rPr>
                 <w:rFonts w:ascii="Calibri" w:hAnsi="Calibri" w:eastAsia="宋体"/>
                 <w:b w:val="0"/>
                 <w:i w:val="0"/>
                 <w:color w:val="1A1A2E"/>
-                <w:sz w:val="19"/>
+                <w:sz w:val="18"/>
               </w:rPr>
               <w:t>LLM + 代码沙箱</w:t>
             </w:r>
@@ -3911,21 +3771,19 @@
       <w:tr>
         <w:tc>
           <w:tcPr>
-            <w:tcW w:type="dxa" w:w="2379"/>
-            <w:shd w:val="clear" w:color="auto" w:fill="F4F2FA"/>
+            <w:tcW w:type="dxa" w:w="2160"/>
           </w:tcPr>
           <w:p>
             <w:pPr>
-              <w:spacing w:after="40" w:before="40"/>
+              <w:spacing w:before="40" w:after="40"/>
             </w:pPr>
-            <w:r/>
             <w:r>
               <w:rPr>
                 <w:rFonts w:ascii="Calibri" w:hAnsi="Calibri" w:eastAsia="宋体"/>
                 <w:b w:val="0"/>
                 <w:i w:val="0"/>
                 <w:color w:val="1A1A2E"/>
-                <w:sz w:val="19"/>
+                <w:sz w:val="18"/>
               </w:rPr>
               <w:t>PPT 大纲</w:t>
             </w:r>
@@ -3933,21 +3791,19 @@
         </w:tc>
         <w:tc>
           <w:tcPr>
-            <w:tcW w:type="dxa" w:w="2379"/>
-            <w:shd w:val="clear" w:color="auto" w:fill="F4F2FA"/>
+            <w:tcW w:type="dxa" w:w="2160"/>
           </w:tcPr>
           <w:p>
             <w:pPr>
-              <w:spacing w:after="40" w:before="40"/>
+              <w:spacing w:before="40" w:after="40"/>
             </w:pPr>
-            <w:r/>
             <w:r>
               <w:rPr>
                 <w:rFonts w:ascii="Calibri" w:hAnsi="Calibri" w:eastAsia="宋体"/>
                 <w:b w:val="0"/>
                 <w:i w:val="0"/>
                 <w:color w:val="1A1A2E"/>
-                <w:sz w:val="19"/>
+                <w:sz w:val="18"/>
               </w:rPr>
               <w:t>PPTOutline</w:t>
             </w:r>
@@ -3955,21 +3811,19 @@
         </w:tc>
         <w:tc>
           <w:tcPr>
-            <w:tcW w:type="dxa" w:w="2379"/>
-            <w:shd w:val="clear" w:color="auto" w:fill="F4F2FA"/>
+            <w:tcW w:type="dxa" w:w="2160"/>
           </w:tcPr>
           <w:p>
             <w:pPr>
-              <w:spacing w:after="40" w:before="40"/>
+              <w:spacing w:before="40" w:after="40"/>
             </w:pPr>
-            <w:r/>
             <w:r>
               <w:rPr>
                 <w:rFonts w:ascii="Calibri" w:hAnsi="Calibri" w:eastAsia="宋体"/>
                 <w:b w:val="0"/>
                 <w:i w:val="0"/>
                 <w:color w:val="1A1A2E"/>
-                <w:sz w:val="19"/>
+                <w:sz w:val="18"/>
               </w:rPr>
               <w:t>Markdown</w:t>
             </w:r>
@@ -3977,21 +3831,19 @@
         </w:tc>
         <w:tc>
           <w:tcPr>
-            <w:tcW w:type="dxa" w:w="2379"/>
-            <w:shd w:val="clear" w:color="auto" w:fill="F4F2FA"/>
+            <w:tcW w:type="dxa" w:w="2160"/>
           </w:tcPr>
           <w:p>
             <w:pPr>
-              <w:spacing w:after="40" w:before="40"/>
+              <w:spacing w:before="40" w:after="40"/>
             </w:pPr>
-            <w:r/>
             <w:r>
               <w:rPr>
                 <w:rFonts w:ascii="Calibri" w:hAnsi="Calibri" w:eastAsia="宋体"/>
                 <w:b w:val="0"/>
                 <w:i w:val="0"/>
                 <w:color w:val="1A1A2E"/>
-                <w:sz w:val="19"/>
+                <w:sz w:val="18"/>
               </w:rPr>
               <w:t>LLM + 结构化输出</w:t>
             </w:r>
@@ -4001,20 +3853,19 @@
       <w:tr>
         <w:tc>
           <w:tcPr>
-            <w:tcW w:type="dxa" w:w="2379"/>
+            <w:tcW w:type="dxa" w:w="2160"/>
           </w:tcPr>
           <w:p>
             <w:pPr>
-              <w:spacing w:after="40" w:before="40"/>
+              <w:spacing w:before="40" w:after="40"/>
             </w:pPr>
-            <w:r/>
             <w:r>
               <w:rPr>
                 <w:rFonts w:ascii="Calibri" w:hAnsi="Calibri" w:eastAsia="宋体"/>
                 <w:b w:val="0"/>
                 <w:i w:val="0"/>
                 <w:color w:val="1A1A2E"/>
-                <w:sz w:val="19"/>
+                <w:sz w:val="18"/>
               </w:rPr>
               <w:t>视频脚本</w:t>
             </w:r>
@@ -4022,20 +3873,19 @@
         </w:tc>
         <w:tc>
           <w:tcPr>
-            <w:tcW w:type="dxa" w:w="2379"/>
+            <w:tcW w:type="dxa" w:w="2160"/>
           </w:tcPr>
           <w:p>
             <w:pPr>
-              <w:spacing w:after="40" w:before="40"/>
+              <w:spacing w:before="40" w:after="40"/>
             </w:pPr>
-            <w:r/>
             <w:r>
               <w:rPr>
                 <w:rFonts w:ascii="Calibri" w:hAnsi="Calibri" w:eastAsia="宋体"/>
                 <w:b w:val="0"/>
                 <w:i w:val="0"/>
                 <w:color w:val="1A1A2E"/>
-                <w:sz w:val="19"/>
+                <w:sz w:val="18"/>
               </w:rPr>
               <w:t>VideoScript</w:t>
             </w:r>
@@ -4043,20 +3893,19 @@
         </w:tc>
         <w:tc>
           <w:tcPr>
-            <w:tcW w:type="dxa" w:w="2379"/>
+            <w:tcW w:type="dxa" w:w="2160"/>
           </w:tcPr>
           <w:p>
             <w:pPr>
-              <w:spacing w:after="40" w:before="40"/>
+              <w:spacing w:before="40" w:after="40"/>
             </w:pPr>
-            <w:r/>
             <w:r>
               <w:rPr>
                 <w:rFonts w:ascii="Calibri" w:hAnsi="Calibri" w:eastAsia="宋体"/>
                 <w:b w:val="0"/>
                 <w:i w:val="0"/>
                 <w:color w:val="1A1A2E"/>
-                <w:sz w:val="19"/>
+                <w:sz w:val="18"/>
               </w:rPr>
               <w:t>Markdown 分镜</w:t>
             </w:r>
@@ -4064,20 +3913,19 @@
         </w:tc>
         <w:tc>
           <w:tcPr>
-            <w:tcW w:type="dxa" w:w="2379"/>
+            <w:tcW w:type="dxa" w:w="2160"/>
           </w:tcPr>
           <w:p>
             <w:pPr>
-              <w:spacing w:after="40" w:before="40"/>
+              <w:spacing w:before="40" w:after="40"/>
             </w:pPr>
-            <w:r/>
             <w:r>
               <w:rPr>
                 <w:rFonts w:ascii="Calibri" w:hAnsi="Calibri" w:eastAsia="宋体"/>
                 <w:b w:val="0"/>
                 <w:i w:val="0"/>
                 <w:color w:val="1A1A2E"/>
-                <w:sz w:val="19"/>
+                <w:sz w:val="18"/>
               </w:rPr>
               <w:t>LLM + 多模态场景描述</w:t>
             </w:r>
@@ -4085,22 +3933,24 @@
         </w:tc>
       </w:tr>
     </w:tbl>
+    <w:p/>
     <w:p>
       <w:pPr>
-        <w:spacing w:after="40"/>
-      </w:pPr>
-    </w:p>
-    <w:p>
-      <w:pPr>
-        <w:pStyle w:val="Heading3"/>
+        <w:pStyle w:val="Heading2"/>
       </w:pPr>
       <w:r>
+        <w:rPr>
+          <w:rFonts w:ascii="Calibri" w:hAnsi="Calibri" w:eastAsia="宋体"/>
+          <w:b/>
+          <w:color w:val="6C2BD9"/>
+          <w:sz w:val="24"/>
+        </w:rPr>
         <w:t>3.3 个性化学习路径规划与推送</w:t>
       </w:r>
     </w:p>
     <w:p>
       <w:pPr>
-        <w:spacing w:after="100" w:line="336" w:lineRule="auto"/>
+        <w:spacing w:before="80" w:after="80" w:line="276" w:lineRule="auto"/>
       </w:pPr>
       <w:r>
         <w:rPr>
@@ -4125,7 +3975,7 @@
     </w:p>
     <w:p>
       <w:pPr>
-        <w:spacing w:after="100" w:line="336" w:lineRule="auto"/>
+        <w:spacing w:before="80" w:after="80" w:line="276" w:lineRule="auto"/>
       </w:pPr>
       <w:r>
         <w:rPr>
@@ -4140,15 +3990,15 @@
     </w:p>
     <w:p>
       <w:pPr>
-        <w:spacing w:after="40" w:line="312" w:lineRule="auto"/>
+        <w:spacing w:before="40" w:after="40" w:line="276" w:lineRule="auto"/>
         <w:ind w:left="454"/>
       </w:pPr>
       <w:r>
         <w:rPr>
           <w:rFonts w:ascii="Calibri" w:hAnsi="Calibri" w:eastAsia="宋体"/>
-          <w:b/>
+          <w:b w:val="0"/>
           <w:i w:val="0"/>
-          <w:color w:val="6C2BD9"/>
+          <w:color w:val="1A1A2E"/>
           <w:sz w:val="21"/>
         </w:rPr>
         <w:t xml:space="preserve">• </w:t>
@@ -4176,15 +4026,15 @@
     </w:p>
     <w:p>
       <w:pPr>
-        <w:spacing w:after="40" w:line="312" w:lineRule="auto"/>
+        <w:spacing w:before="40" w:after="40" w:line="276" w:lineRule="auto"/>
         <w:ind w:left="454"/>
       </w:pPr>
       <w:r>
         <w:rPr>
           <w:rFonts w:ascii="Calibri" w:hAnsi="Calibri" w:eastAsia="宋体"/>
-          <w:b/>
+          <w:b w:val="0"/>
           <w:i w:val="0"/>
-          <w:color w:val="6C2BD9"/>
+          <w:color w:val="1A1A2E"/>
           <w:sz w:val="21"/>
         </w:rPr>
         <w:t xml:space="preserve">• </w:t>
@@ -4212,15 +4062,15 @@
     </w:p>
     <w:p>
       <w:pPr>
-        <w:spacing w:after="40" w:line="312" w:lineRule="auto"/>
+        <w:spacing w:before="40" w:after="40" w:line="276" w:lineRule="auto"/>
         <w:ind w:left="454"/>
       </w:pPr>
       <w:r>
         <w:rPr>
           <w:rFonts w:ascii="Calibri" w:hAnsi="Calibri" w:eastAsia="宋体"/>
-          <w:b/>
+          <w:b w:val="0"/>
           <w:i w:val="0"/>
-          <w:color w:val="6C2BD9"/>
+          <w:color w:val="1A1A2E"/>
           <w:sz w:val="21"/>
         </w:rPr>
         <w:t xml:space="preserve">• </w:t>
@@ -4248,15 +4098,21 @@
     </w:p>
     <w:p>
       <w:pPr>
-        <w:pStyle w:val="Heading3"/>
+        <w:pStyle w:val="Heading2"/>
       </w:pPr>
       <w:r>
+        <w:rPr>
+          <w:rFonts w:ascii="Calibri" w:hAnsi="Calibri" w:eastAsia="宋体"/>
+          <w:b/>
+          <w:color w:val="6C2BD9"/>
+          <w:sz w:val="24"/>
+        </w:rPr>
         <w:t>3.4 智能辅导（加分项④）</w:t>
       </w:r>
     </w:p>
     <w:p>
       <w:pPr>
-        <w:spacing w:after="100" w:line="336" w:lineRule="auto"/>
+        <w:spacing w:before="80" w:after="80" w:line="276" w:lineRule="auto"/>
       </w:pPr>
       <w:r>
         <w:rPr>
@@ -4281,7 +4137,7 @@
     </w:p>
     <w:p>
       <w:pPr>
-        <w:spacing w:after="100" w:line="336" w:lineRule="auto"/>
+        <w:spacing w:before="80" w:after="80" w:line="276" w:lineRule="auto"/>
       </w:pPr>
       <w:r>
         <w:rPr>
@@ -4296,15 +4152,15 @@
     </w:p>
     <w:p>
       <w:pPr>
-        <w:spacing w:after="40" w:line="312" w:lineRule="auto"/>
+        <w:spacing w:before="40" w:after="40" w:line="276" w:lineRule="auto"/>
         <w:ind w:left="454"/>
       </w:pPr>
       <w:r>
         <w:rPr>
           <w:rFonts w:ascii="Calibri" w:hAnsi="Calibri" w:eastAsia="宋体"/>
-          <w:b/>
+          <w:b w:val="0"/>
           <w:i w:val="0"/>
-          <w:color w:val="6C2BD9"/>
+          <w:color w:val="1A1A2E"/>
           <w:sz w:val="21"/>
         </w:rPr>
         <w:t xml:space="preserve">• </w:t>
@@ -4332,15 +4188,15 @@
     </w:p>
     <w:p>
       <w:pPr>
-        <w:spacing w:after="40" w:line="312" w:lineRule="auto"/>
+        <w:spacing w:before="40" w:after="40" w:line="276" w:lineRule="auto"/>
         <w:ind w:left="454"/>
       </w:pPr>
       <w:r>
         <w:rPr>
           <w:rFonts w:ascii="Calibri" w:hAnsi="Calibri" w:eastAsia="宋体"/>
-          <w:b/>
+          <w:b w:val="0"/>
           <w:i w:val="0"/>
-          <w:color w:val="6C2BD9"/>
+          <w:color w:val="1A1A2E"/>
           <w:sz w:val="21"/>
         </w:rPr>
         <w:t xml:space="preserve">• </w:t>
@@ -4368,15 +4224,15 @@
     </w:p>
     <w:p>
       <w:pPr>
-        <w:spacing w:after="40" w:line="312" w:lineRule="auto"/>
+        <w:spacing w:before="40" w:after="40" w:line="276" w:lineRule="auto"/>
         <w:ind w:left="454"/>
       </w:pPr>
       <w:r>
         <w:rPr>
           <w:rFonts w:ascii="Calibri" w:hAnsi="Calibri" w:eastAsia="宋体"/>
-          <w:b/>
+          <w:b w:val="0"/>
           <w:i w:val="0"/>
-          <w:color w:val="6C2BD9"/>
+          <w:color w:val="1A1A2E"/>
           <w:sz w:val="21"/>
         </w:rPr>
         <w:t xml:space="preserve">• </w:t>
@@ -4404,15 +4260,21 @@
     </w:p>
     <w:p>
       <w:pPr>
-        <w:pStyle w:val="Heading3"/>
+        <w:pStyle w:val="Heading2"/>
       </w:pPr>
       <w:r>
+        <w:rPr>
+          <w:rFonts w:ascii="Calibri" w:hAnsi="Calibri" w:eastAsia="宋体"/>
+          <w:b/>
+          <w:color w:val="6C2BD9"/>
+          <w:sz w:val="24"/>
+        </w:rPr>
         <w:t>3.5 学习效果评估闭环（加分项⑤）</w:t>
       </w:r>
     </w:p>
     <w:p>
       <w:pPr>
-        <w:spacing w:after="100" w:line="336" w:lineRule="auto"/>
+        <w:spacing w:before="80" w:after="80" w:line="276" w:lineRule="auto"/>
       </w:pPr>
       <w:r>
         <w:rPr>
@@ -4437,7 +4299,7 @@
     </w:p>
     <w:p>
       <w:pPr>
-        <w:spacing w:after="100" w:line="336" w:lineRule="auto"/>
+        <w:spacing w:before="80" w:after="80" w:line="276" w:lineRule="auto"/>
       </w:pPr>
       <w:r>
         <w:rPr>
@@ -4452,19 +4314,9 @@
     </w:p>
     <w:p>
       <w:pPr>
-        <w:spacing w:after="40" w:line="312" w:lineRule="auto"/>
+        <w:spacing w:before="40" w:after="40" w:line="276" w:lineRule="auto"/>
         <w:ind w:left="454"/>
       </w:pPr>
-      <w:r>
-        <w:rPr>
-          <w:rFonts w:ascii="Calibri" w:hAnsi="Calibri" w:eastAsia="宋体"/>
-          <w:b/>
-          <w:i w:val="0"/>
-          <w:color w:val="6C2BD9"/>
-          <w:sz w:val="21"/>
-        </w:rPr>
-        <w:t xml:space="preserve">1. </w:t>
-      </w:r>
       <w:r>
         <w:rPr>
           <w:rFonts w:ascii="Calibri" w:hAnsi="Calibri" w:eastAsia="宋体"/>
@@ -4473,24 +4325,14 @@
           <w:color w:val="1A1A2E"/>
           <w:sz w:val="21"/>
         </w:rPr>
-        <w:t>采集学习数据（答题历史、学习时长、资源使用）</w:t>
+        <w:t>1. 采集学习数据（答题历史、学习时长、资源使用）</w:t>
       </w:r>
     </w:p>
     <w:p>
       <w:pPr>
-        <w:spacing w:after="40" w:line="312" w:lineRule="auto"/>
+        <w:spacing w:before="40" w:after="40" w:line="276" w:lineRule="auto"/>
         <w:ind w:left="454"/>
       </w:pPr>
-      <w:r>
-        <w:rPr>
-          <w:rFonts w:ascii="Calibri" w:hAnsi="Calibri" w:eastAsia="宋体"/>
-          <w:b/>
-          <w:i w:val="0"/>
-          <w:color w:val="6C2BD9"/>
-          <w:sz w:val="21"/>
-        </w:rPr>
-        <w:t xml:space="preserve">2. </w:t>
-      </w:r>
       <w:r>
         <w:rPr>
           <w:rFonts w:ascii="Calibri" w:hAnsi="Calibri" w:eastAsia="宋体"/>
@@ -4499,24 +4341,14 @@
           <w:color w:val="1A1A2E"/>
           <w:sz w:val="21"/>
         </w:rPr>
-        <w:t>多维度评估（知识点掌握度、薄弱环节、趋势分析）</w:t>
+        <w:t>2. 多维度评估（知识点掌握度、薄弱环节、趋势分析）</w:t>
       </w:r>
     </w:p>
     <w:p>
       <w:pPr>
-        <w:spacing w:after="40" w:line="312" w:lineRule="auto"/>
+        <w:spacing w:before="40" w:after="40" w:line="276" w:lineRule="auto"/>
         <w:ind w:left="454"/>
       </w:pPr>
-      <w:r>
-        <w:rPr>
-          <w:rFonts w:ascii="Calibri" w:hAnsi="Calibri" w:eastAsia="宋体"/>
-          <w:b/>
-          <w:i w:val="0"/>
-          <w:color w:val="6C2BD9"/>
-          <w:sz w:val="21"/>
-        </w:rPr>
-        <w:t xml:space="preserve">3. </w:t>
-      </w:r>
       <w:r>
         <w:rPr>
           <w:rFonts w:ascii="Calibri" w:hAnsi="Calibri" w:eastAsia="宋体"/>
@@ -4525,24 +4357,14 @@
           <w:color w:val="1A1A2E"/>
           <w:sz w:val="21"/>
         </w:rPr>
-        <w:t>生成结构化评估报告</w:t>
+        <w:t>3. 生成结构化评估报告</w:t>
       </w:r>
     </w:p>
     <w:p>
       <w:pPr>
-        <w:spacing w:after="40" w:line="312" w:lineRule="auto"/>
+        <w:spacing w:before="40" w:after="40" w:line="276" w:lineRule="auto"/>
         <w:ind w:left="454"/>
       </w:pPr>
-      <w:r>
-        <w:rPr>
-          <w:rFonts w:ascii="Calibri" w:hAnsi="Calibri" w:eastAsia="宋体"/>
-          <w:b/>
-          <w:i w:val="0"/>
-          <w:color w:val="6C2BD9"/>
-          <w:sz w:val="21"/>
-        </w:rPr>
-        <w:t xml:space="preserve">4. </w:t>
-      </w:r>
       <w:r>
         <w:rPr>
           <w:rFonts w:ascii="Calibri" w:hAnsi="Calibri" w:eastAsia="宋体"/>
@@ -4551,7 +4373,7 @@
           <w:color w:val="1A1A2E"/>
           <w:sz w:val="21"/>
         </w:rPr>
-        <w:t>回写画像 + 自动调整路径</w:t>
+        <w:t>4. 回写画像 + 自动调整路径</w:t>
       </w:r>
     </w:p>
     <w:p>
@@ -4562,7 +4384,6 @@
         <w:rPr>
           <w:rFonts w:ascii="Calibri" w:hAnsi="Calibri" w:eastAsia="宋体"/>
           <w:b w:val="0"/>
-          <w:i w:val="0"/>
           <w:color w:val="999999"/>
           <w:sz w:val="18"/>
         </w:rPr>
@@ -4571,23 +4392,35 @@
     </w:p>
     <w:p>
       <w:pPr>
-        <w:pStyle w:val="Heading2"/>
+        <w:pStyle w:val="Heading1"/>
       </w:pPr>
       <w:r>
+        <w:rPr>
+          <w:rFonts w:ascii="Calibri" w:hAnsi="Calibri" w:eastAsia="宋体"/>
+          <w:b/>
+          <w:color w:val="6C2BD9"/>
+          <w:sz w:val="28"/>
+        </w:rPr>
         <w:t>四、AI 创新技术应用</w:t>
       </w:r>
     </w:p>
     <w:p>
       <w:pPr>
-        <w:pStyle w:val="Heading3"/>
+        <w:pStyle w:val="Heading2"/>
       </w:pPr>
       <w:r>
+        <w:rPr>
+          <w:rFonts w:ascii="Calibri" w:hAnsi="Calibri" w:eastAsia="宋体"/>
+          <w:b/>
+          <w:color w:val="6C2BD9"/>
+          <w:sz w:val="24"/>
+        </w:rPr>
         <w:t>4.1 借鉴 GOMARL 架构的加权共识门</w:t>
       </w:r>
     </w:p>
     <w:p>
       <w:pPr>
-        <w:spacing w:after="100" w:line="336" w:lineRule="auto"/>
+        <w:spacing w:before="80" w:after="80" w:line="276" w:lineRule="auto"/>
       </w:pPr>
       <w:r>
         <w:rPr>
@@ -4652,15 +4485,15 @@
     </w:p>
     <w:p>
       <w:pPr>
-        <w:spacing w:after="40" w:line="312" w:lineRule="auto"/>
+        <w:spacing w:before="40" w:after="40" w:line="276" w:lineRule="auto"/>
         <w:ind w:left="454"/>
       </w:pPr>
       <w:r>
         <w:rPr>
           <w:rFonts w:ascii="Calibri" w:hAnsi="Calibri" w:eastAsia="宋体"/>
-          <w:b/>
+          <w:b w:val="0"/>
           <w:i w:val="0"/>
-          <w:color w:val="6C2BD9"/>
+          <w:color w:val="1A1A2E"/>
           <w:sz w:val="21"/>
         </w:rPr>
         <w:t xml:space="preserve">1. </w:t>
@@ -4688,15 +4521,15 @@
     </w:p>
     <w:p>
       <w:pPr>
-        <w:spacing w:after="40" w:line="312" w:lineRule="auto"/>
+        <w:spacing w:before="40" w:after="40" w:line="276" w:lineRule="auto"/>
         <w:ind w:left="454"/>
       </w:pPr>
       <w:r>
         <w:rPr>
           <w:rFonts w:ascii="Calibri" w:hAnsi="Calibri" w:eastAsia="宋体"/>
-          <w:b/>
+          <w:b w:val="0"/>
           <w:i w:val="0"/>
-          <w:color w:val="6C2BD9"/>
+          <w:color w:val="1A1A2E"/>
           <w:sz w:val="21"/>
         </w:rPr>
         <w:t xml:space="preserve">2. </w:t>
@@ -4724,15 +4557,15 @@
     </w:p>
     <w:p>
       <w:pPr>
-        <w:spacing w:after="40" w:line="312" w:lineRule="auto"/>
+        <w:spacing w:before="40" w:after="40" w:line="276" w:lineRule="auto"/>
         <w:ind w:left="454"/>
       </w:pPr>
       <w:r>
         <w:rPr>
           <w:rFonts w:ascii="Calibri" w:hAnsi="Calibri" w:eastAsia="宋体"/>
-          <w:b/>
+          <w:b w:val="0"/>
           <w:i w:val="0"/>
-          <w:color w:val="6C2BD9"/>
+          <w:color w:val="1A1A2E"/>
           <w:sz w:val="21"/>
         </w:rPr>
         <w:t xml:space="preserve">3. </w:t>
@@ -4760,15 +4593,15 @@
     </w:p>
     <w:p>
       <w:pPr>
-        <w:spacing w:after="40" w:line="312" w:lineRule="auto"/>
+        <w:spacing w:before="40" w:after="40" w:line="276" w:lineRule="auto"/>
         <w:ind w:left="454"/>
       </w:pPr>
       <w:r>
         <w:rPr>
           <w:rFonts w:ascii="Calibri" w:hAnsi="Calibri" w:eastAsia="宋体"/>
-          <w:b/>
+          <w:b w:val="0"/>
           <w:i w:val="0"/>
-          <w:color w:val="6C2BD9"/>
+          <w:color w:val="1A1A2E"/>
           <w:sz w:val="21"/>
         </w:rPr>
         <w:t xml:space="preserve">4. </w:t>
@@ -4796,15 +4629,15 @@
     </w:p>
     <w:p>
       <w:pPr>
-        <w:spacing w:after="40" w:line="312" w:lineRule="auto"/>
+        <w:spacing w:before="40" w:after="40" w:line="276" w:lineRule="auto"/>
         <w:ind w:left="454"/>
       </w:pPr>
       <w:r>
         <w:rPr>
           <w:rFonts w:ascii="Calibri" w:hAnsi="Calibri" w:eastAsia="宋体"/>
-          <w:b/>
+          <w:b w:val="0"/>
           <w:i w:val="0"/>
-          <w:color w:val="6C2BD9"/>
+          <w:color w:val="1A1A2E"/>
           <w:sz w:val="21"/>
         </w:rPr>
         <w:t xml:space="preserve">5. </w:t>
@@ -4852,7 +4685,6 @@
     </w:p>
     <w:p>
       <w:pPr>
-        <w:spacing w:before="80" w:after="40"/>
         <w:jc w:val="center"/>
       </w:pPr>
       <w:r>
@@ -4871,7 +4703,7 @@
                     <pic:cNvPicPr/>
                   </pic:nvPicPr>
                   <pic:blipFill>
-                    <a:blip r:embed="rId14"/>
+                    <a:blip r:embed="rId12"/>
                     <a:stretch>
                       <a:fillRect/>
                     </a:stretch>
@@ -4898,7 +4730,6 @@
         <w:rPr>
           <w:rFonts w:ascii="Calibri" w:hAnsi="Calibri" w:eastAsia="宋体"/>
           <w:b w:val="0"/>
-          <w:i/>
           <w:color w:val="666666"/>
           <w:sz w:val="18"/>
         </w:rPr>
@@ -4907,15 +4738,21 @@
     </w:p>
     <w:p>
       <w:pPr>
-        <w:pStyle w:val="Heading3"/>
+        <w:pStyle w:val="Heading2"/>
       </w:pPr>
       <w:r>
+        <w:rPr>
+          <w:rFonts w:ascii="Calibri" w:hAnsi="Calibri" w:eastAsia="宋体"/>
+          <w:b/>
+          <w:color w:val="6C2BD9"/>
+          <w:sz w:val="24"/>
+        </w:rPr>
         <w:t>4.2 借鉴 FrugalRAG 思路的检索增强管线</w:t>
       </w:r>
     </w:p>
     <w:p>
       <w:pPr>
-        <w:spacing w:after="100" w:line="336" w:lineRule="auto"/>
+        <w:spacing w:before="80" w:after="80" w:line="276" w:lineRule="auto"/>
       </w:pPr>
       <w:r>
         <w:rPr>
@@ -4960,15 +4797,15 @@
     </w:p>
     <w:p>
       <w:pPr>
-        <w:spacing w:after="40" w:line="312" w:lineRule="auto"/>
+        <w:spacing w:before="40" w:after="40" w:line="276" w:lineRule="auto"/>
         <w:ind w:left="454"/>
       </w:pPr>
       <w:r>
         <w:rPr>
           <w:rFonts w:ascii="Calibri" w:hAnsi="Calibri" w:eastAsia="宋体"/>
-          <w:b/>
+          <w:b w:val="0"/>
           <w:i w:val="0"/>
-          <w:color w:val="6C2BD9"/>
+          <w:color w:val="1A1A2E"/>
           <w:sz w:val="21"/>
         </w:rPr>
         <w:t xml:space="preserve">• </w:t>
@@ -4996,15 +4833,15 @@
     </w:p>
     <w:p>
       <w:pPr>
-        <w:spacing w:after="40" w:line="312" w:lineRule="auto"/>
+        <w:spacing w:before="40" w:after="40" w:line="276" w:lineRule="auto"/>
         <w:ind w:left="454"/>
       </w:pPr>
       <w:r>
         <w:rPr>
           <w:rFonts w:ascii="Calibri" w:hAnsi="Calibri" w:eastAsia="宋体"/>
-          <w:b/>
+          <w:b w:val="0"/>
           <w:i w:val="0"/>
-          <w:color w:val="6C2BD9"/>
+          <w:color w:val="1A1A2E"/>
           <w:sz w:val="21"/>
         </w:rPr>
         <w:t xml:space="preserve">• </w:t>
@@ -5032,15 +4869,15 @@
     </w:p>
     <w:p>
       <w:pPr>
-        <w:spacing w:after="40" w:line="312" w:lineRule="auto"/>
+        <w:spacing w:before="40" w:after="40" w:line="276" w:lineRule="auto"/>
         <w:ind w:left="454"/>
       </w:pPr>
       <w:r>
         <w:rPr>
           <w:rFonts w:ascii="Calibri" w:hAnsi="Calibri" w:eastAsia="宋体"/>
-          <w:b/>
+          <w:b w:val="0"/>
           <w:i w:val="0"/>
-          <w:color w:val="6C2BD9"/>
+          <w:color w:val="1A1A2E"/>
           <w:sz w:val="21"/>
         </w:rPr>
         <w:t xml:space="preserve">• </w:t>
@@ -5068,15 +4905,15 @@
     </w:p>
     <w:p>
       <w:pPr>
-        <w:spacing w:after="40" w:line="312" w:lineRule="auto"/>
+        <w:spacing w:before="40" w:after="40" w:line="276" w:lineRule="auto"/>
         <w:ind w:left="454"/>
       </w:pPr>
       <w:r>
         <w:rPr>
           <w:rFonts w:ascii="Calibri" w:hAnsi="Calibri" w:eastAsia="宋体"/>
-          <w:b/>
+          <w:b w:val="0"/>
           <w:i w:val="0"/>
-          <w:color w:val="6C2BD9"/>
+          <w:color w:val="1A1A2E"/>
           <w:sz w:val="21"/>
         </w:rPr>
         <w:t xml:space="preserve">• </w:t>
@@ -5104,15 +4941,15 @@
     </w:p>
     <w:p>
       <w:pPr>
-        <w:spacing w:after="40" w:line="312" w:lineRule="auto"/>
+        <w:spacing w:before="40" w:after="40" w:line="276" w:lineRule="auto"/>
         <w:ind w:left="454"/>
       </w:pPr>
       <w:r>
         <w:rPr>
           <w:rFonts w:ascii="Calibri" w:hAnsi="Calibri" w:eastAsia="宋体"/>
-          <w:b/>
+          <w:b w:val="0"/>
           <w:i w:val="0"/>
-          <w:color w:val="6C2BD9"/>
+          <w:color w:val="1A1A2E"/>
           <w:sz w:val="21"/>
         </w:rPr>
         <w:t xml:space="preserve">• </w:t>
@@ -5140,15 +4977,15 @@
     </w:p>
     <w:p>
       <w:pPr>
-        <w:spacing w:after="40" w:line="312" w:lineRule="auto"/>
+        <w:spacing w:before="40" w:after="40" w:line="276" w:lineRule="auto"/>
         <w:ind w:left="454"/>
       </w:pPr>
       <w:r>
         <w:rPr>
           <w:rFonts w:ascii="Calibri" w:hAnsi="Calibri" w:eastAsia="宋体"/>
-          <w:b/>
+          <w:b w:val="0"/>
           <w:i w:val="0"/>
-          <w:color w:val="6C2BD9"/>
+          <w:color w:val="1A1A2E"/>
           <w:sz w:val="21"/>
         </w:rPr>
         <w:t xml:space="preserve">• </w:t>
@@ -5176,15 +5013,15 @@
     </w:p>
     <w:p>
       <w:pPr>
-        <w:spacing w:after="40" w:line="312" w:lineRule="auto"/>
+        <w:spacing w:before="40" w:after="40" w:line="276" w:lineRule="auto"/>
         <w:ind w:left="454"/>
       </w:pPr>
       <w:r>
         <w:rPr>
           <w:rFonts w:ascii="Calibri" w:hAnsi="Calibri" w:eastAsia="宋体"/>
-          <w:b/>
+          <w:b w:val="0"/>
           <w:i w:val="0"/>
-          <w:color w:val="6C2BD9"/>
+          <w:color w:val="1A1A2E"/>
           <w:sz w:val="21"/>
         </w:rPr>
         <w:t xml:space="preserve">• </w:t>
@@ -5212,15 +5049,15 @@
     </w:p>
     <w:p>
       <w:pPr>
-        <w:spacing w:after="40" w:line="312" w:lineRule="auto"/>
+        <w:spacing w:before="40" w:after="40" w:line="276" w:lineRule="auto"/>
         <w:ind w:left="454"/>
       </w:pPr>
       <w:r>
         <w:rPr>
           <w:rFonts w:ascii="Calibri" w:hAnsi="Calibri" w:eastAsia="宋体"/>
-          <w:b/>
+          <w:b w:val="0"/>
           <w:i w:val="0"/>
-          <w:color w:val="6C2BD9"/>
+          <w:color w:val="1A1A2E"/>
           <w:sz w:val="21"/>
         </w:rPr>
         <w:t xml:space="preserve">• </w:t>
@@ -5268,7 +5105,6 @@
     </w:p>
     <w:p>
       <w:pPr>
-        <w:spacing w:before="80" w:after="40"/>
         <w:jc w:val="center"/>
       </w:pPr>
       <w:r>
@@ -5287,7 +5123,7 @@
                     <pic:cNvPicPr/>
                   </pic:nvPicPr>
                   <pic:blipFill>
-                    <a:blip r:embed="rId15"/>
+                    <a:blip r:embed="rId13"/>
                     <a:stretch>
                       <a:fillRect/>
                     </a:stretch>
@@ -5314,7 +5150,6 @@
         <w:rPr>
           <w:rFonts w:ascii="Calibri" w:hAnsi="Calibri" w:eastAsia="宋体"/>
           <w:b w:val="0"/>
-          <w:i/>
           <w:color w:val="666666"/>
           <w:sz w:val="18"/>
         </w:rPr>
@@ -5323,15 +5158,21 @@
     </w:p>
     <w:p>
       <w:pPr>
-        <w:pStyle w:val="Heading3"/>
+        <w:pStyle w:val="Heading2"/>
       </w:pPr>
       <w:r>
+        <w:rPr>
+          <w:rFonts w:ascii="Calibri" w:hAnsi="Calibri" w:eastAsia="宋体"/>
+          <w:b/>
+          <w:color w:val="6C2BD9"/>
+          <w:sz w:val="24"/>
+        </w:rPr>
         <w:t>4.3 深度讯飞开放平台 10 项能力 + 星火 X2 集成</w:t>
       </w:r>
     </w:p>
     <w:p>
       <w:pPr>
-        <w:spacing w:after="100" w:line="336" w:lineRule="auto"/>
+        <w:spacing w:before="80" w:after="80" w:line="276" w:lineRule="auto"/>
       </w:pPr>
       <w:r>
         <w:rPr>
@@ -5362,31 +5203,25 @@
         <w:tblLook w:firstColumn="1" w:firstRow="1" w:lastColumn="0" w:lastRow="0" w:noHBand="0" w:noVBand="1" w:val="04A0"/>
       </w:tblPr>
       <w:tblGrid>
-        <w:gridCol w:w="4759"/>
-        <w:gridCol w:w="4759"/>
+        <w:gridCol w:w="4320"/>
+        <w:gridCol w:w="4320"/>
       </w:tblGrid>
       <w:tr>
         <w:tc>
           <w:tcPr>
-            <w:tcW w:type="dxa" w:w="4759"/>
-            <w:shd w:val="clear" w:color="auto" w:fill="6C2BD9"/>
+            <w:tcW w:type="dxa" w:w="4320"/>
           </w:tcPr>
           <w:p>
             <w:pPr>
-              <w:spacing w:after="40" w:before="40"/>
+              <w:spacing w:before="40" w:after="40"/>
             </w:pPr>
-            <w:r>
-              <w:rPr>
-                <w:b/>
-              </w:rPr>
-            </w:r>
             <w:r>
               <w:rPr>
                 <w:rFonts w:ascii="Calibri" w:hAnsi="Calibri" w:eastAsia="宋体"/>
                 <w:b/>
                 <w:i w:val="0"/>
-                <w:color w:val="FFFFFF"/>
-                <w:sz w:val="20"/>
+                <w:color w:val="1A1A2E"/>
+                <w:sz w:val="18"/>
               </w:rPr>
               <w:t>能力</w:t>
             </w:r>
@@ -5394,25 +5229,19 @@
         </w:tc>
         <w:tc>
           <w:tcPr>
-            <w:tcW w:type="dxa" w:w="4759"/>
-            <w:shd w:val="clear" w:color="auto" w:fill="6C2BD9"/>
+            <w:tcW w:type="dxa" w:w="4320"/>
           </w:tcPr>
           <w:p>
             <w:pPr>
-              <w:spacing w:after="40" w:before="40"/>
+              <w:spacing w:before="40" w:after="40"/>
             </w:pPr>
-            <w:r>
-              <w:rPr>
-                <w:b/>
-              </w:rPr>
-            </w:r>
             <w:r>
               <w:rPr>
                 <w:rFonts w:ascii="Calibri" w:hAnsi="Calibri" w:eastAsia="宋体"/>
                 <w:b/>
                 <w:i w:val="0"/>
-                <w:color w:val="FFFFFF"/>
-                <w:sz w:val="20"/>
+                <w:color w:val="1A1A2E"/>
+                <w:sz w:val="18"/>
               </w:rPr>
               <w:t>教学场景</w:t>
             </w:r>
@@ -5422,20 +5251,19 @@
       <w:tr>
         <w:tc>
           <w:tcPr>
-            <w:tcW w:type="dxa" w:w="4759"/>
+            <w:tcW w:type="dxa" w:w="4320"/>
           </w:tcPr>
           <w:p>
             <w:pPr>
-              <w:spacing w:after="40" w:before="40"/>
+              <w:spacing w:before="40" w:after="40"/>
             </w:pPr>
-            <w:r/>
             <w:r>
               <w:rPr>
                 <w:rFonts w:ascii="Calibri" w:hAnsi="Calibri" w:eastAsia="宋体"/>
                 <w:b w:val="0"/>
                 <w:i w:val="0"/>
                 <w:color w:val="1A1A2E"/>
-                <w:sz w:val="19"/>
+                <w:sz w:val="18"/>
               </w:rPr>
               <w:t>星火 X2 LLM</w:t>
             </w:r>
@@ -5443,20 +5271,19 @@
         </w:tc>
         <w:tc>
           <w:tcPr>
-            <w:tcW w:type="dxa" w:w="4759"/>
+            <w:tcW w:type="dxa" w:w="4320"/>
           </w:tcPr>
           <w:p>
             <w:pPr>
-              <w:spacing w:after="40" w:before="40"/>
+              <w:spacing w:before="40" w:after="40"/>
             </w:pPr>
-            <w:r/>
             <w:r>
               <w:rPr>
                 <w:rFonts w:ascii="Calibri" w:hAnsi="Calibri" w:eastAsia="宋体"/>
                 <w:b w:val="0"/>
                 <w:i w:val="0"/>
                 <w:color w:val="1A1A2E"/>
-                <w:sz w:val="19"/>
+                <w:sz w:val="18"/>
               </w:rPr>
               <w:t>核心文本生成、推理、资源产出（三通道</w:t>
             </w:r>
@@ -5466,7 +5293,7 @@
                 <w:b/>
                 <w:i w:val="0"/>
                 <w:color w:val="1A1A2E"/>
-                <w:sz w:val="19"/>
+                <w:sz w:val="18"/>
               </w:rPr>
               <w:t>第一优先级</w:t>
             </w:r>
@@ -5476,7 +5303,7 @@
                 <w:b w:val="0"/>
                 <w:i w:val="0"/>
                 <w:color w:val="1A1A2E"/>
-                <w:sz w:val="19"/>
+                <w:sz w:val="18"/>
               </w:rPr>
               <w:t>）</w:t>
             </w:r>
@@ -5486,21 +5313,19 @@
       <w:tr>
         <w:tc>
           <w:tcPr>
-            <w:tcW w:type="dxa" w:w="4759"/>
-            <w:shd w:val="clear" w:color="auto" w:fill="F4F2FA"/>
+            <w:tcW w:type="dxa" w:w="4320"/>
           </w:tcPr>
           <w:p>
             <w:pPr>
-              <w:spacing w:after="40" w:before="40"/>
+              <w:spacing w:before="40" w:after="40"/>
             </w:pPr>
-            <w:r/>
             <w:r>
               <w:rPr>
                 <w:rFonts w:ascii="Calibri" w:hAnsi="Calibri" w:eastAsia="宋体"/>
                 <w:b w:val="0"/>
                 <w:i w:val="0"/>
                 <w:color w:val="1A1A2E"/>
-                <w:sz w:val="19"/>
+                <w:sz w:val="18"/>
               </w:rPr>
               <w:t>TTI 图片生成</w:t>
             </w:r>
@@ -5508,21 +5333,19 @@
         </w:tc>
         <w:tc>
           <w:tcPr>
-            <w:tcW w:type="dxa" w:w="4759"/>
-            <w:shd w:val="clear" w:color="auto" w:fill="F4F2FA"/>
+            <w:tcW w:type="dxa" w:w="4320"/>
           </w:tcPr>
           <w:p>
             <w:pPr>
-              <w:spacing w:after="40" w:before="40"/>
+              <w:spacing w:before="40" w:after="40"/>
             </w:pPr>
-            <w:r/>
             <w:r>
               <w:rPr>
                 <w:rFonts w:ascii="Calibri" w:hAnsi="Calibri" w:eastAsia="宋体"/>
                 <w:b w:val="0"/>
                 <w:i w:val="0"/>
                 <w:color w:val="1A1A2E"/>
-                <w:sz w:val="19"/>
+                <w:sz w:val="18"/>
               </w:rPr>
               <w:t>知识点→教学插图</w:t>
             </w:r>
@@ -5532,20 +5355,19 @@
       <w:tr>
         <w:tc>
           <w:tcPr>
-            <w:tcW w:type="dxa" w:w="4759"/>
+            <w:tcW w:type="dxa" w:w="4320"/>
           </w:tcPr>
           <w:p>
             <w:pPr>
-              <w:spacing w:after="40" w:before="40"/>
+              <w:spacing w:before="40" w:after="40"/>
             </w:pPr>
-            <w:r/>
             <w:r>
               <w:rPr>
                 <w:rFonts w:ascii="Calibri" w:hAnsi="Calibri" w:eastAsia="宋体"/>
                 <w:b w:val="0"/>
                 <w:i w:val="0"/>
                 <w:color w:val="1A1A2E"/>
-                <w:sz w:val="19"/>
+                <w:sz w:val="18"/>
               </w:rPr>
               <w:t>图片理解</w:t>
             </w:r>
@@ -5553,20 +5375,19 @@
         </w:tc>
         <w:tc>
           <w:tcPr>
-            <w:tcW w:type="dxa" w:w="4759"/>
+            <w:tcW w:type="dxa" w:w="4320"/>
           </w:tcPr>
           <w:p>
             <w:pPr>
-              <w:spacing w:after="40" w:before="40"/>
+              <w:spacing w:before="40" w:after="40"/>
             </w:pPr>
-            <w:r/>
             <w:r>
               <w:rPr>
                 <w:rFonts w:ascii="Calibri" w:hAnsi="Calibri" w:eastAsia="宋体"/>
                 <w:b w:val="0"/>
                 <w:i w:val="0"/>
                 <w:color w:val="1A1A2E"/>
-                <w:sz w:val="19"/>
+                <w:sz w:val="18"/>
               </w:rPr>
               <w:t>学生上传图片提问（多模态答疑）</w:t>
             </w:r>
@@ -5576,21 +5397,19 @@
       <w:tr>
         <w:tc>
           <w:tcPr>
-            <w:tcW w:type="dxa" w:w="4759"/>
-            <w:shd w:val="clear" w:color="auto" w:fill="F4F2FA"/>
+            <w:tcW w:type="dxa" w:w="4320"/>
           </w:tcPr>
           <w:p>
             <w:pPr>
-              <w:spacing w:after="40" w:before="40"/>
+              <w:spacing w:before="40" w:after="40"/>
             </w:pPr>
-            <w:r/>
             <w:r>
               <w:rPr>
                 <w:rFonts w:ascii="Calibri" w:hAnsi="Calibri" w:eastAsia="宋体"/>
                 <w:b w:val="0"/>
                 <w:i w:val="0"/>
                 <w:color w:val="1A1A2E"/>
-                <w:sz w:val="19"/>
+                <w:sz w:val="18"/>
               </w:rPr>
               <w:t>聚合搜索</w:t>
             </w:r>
@@ -5598,21 +5417,19 @@
         </w:tc>
         <w:tc>
           <w:tcPr>
-            <w:tcW w:type="dxa" w:w="4759"/>
-            <w:shd w:val="clear" w:color="auto" w:fill="F4F2FA"/>
+            <w:tcW w:type="dxa" w:w="4320"/>
           </w:tcPr>
           <w:p>
             <w:pPr>
-              <w:spacing w:after="40" w:before="40"/>
+              <w:spacing w:before="40" w:after="40"/>
             </w:pPr>
-            <w:r/>
             <w:r>
               <w:rPr>
                 <w:rFonts w:ascii="Calibri" w:hAnsi="Calibri" w:eastAsia="宋体"/>
                 <w:b w:val="0"/>
                 <w:i w:val="0"/>
                 <w:color w:val="1A1A2E"/>
-                <w:sz w:val="19"/>
+                <w:sz w:val="18"/>
               </w:rPr>
               <w:t>RAG 联网检索增强</w:t>
             </w:r>
@@ -5622,20 +5439,19 @@
       <w:tr>
         <w:tc>
           <w:tcPr>
-            <w:tcW w:type="dxa" w:w="4759"/>
+            <w:tcW w:type="dxa" w:w="4320"/>
           </w:tcPr>
           <w:p>
             <w:pPr>
-              <w:spacing w:after="40" w:before="40"/>
+              <w:spacing w:before="40" w:after="40"/>
             </w:pPr>
-            <w:r/>
             <w:r>
               <w:rPr>
                 <w:rFonts w:ascii="Calibri" w:hAnsi="Calibri" w:eastAsia="宋体"/>
                 <w:b w:val="0"/>
                 <w:i w:val="0"/>
                 <w:color w:val="1A1A2E"/>
-                <w:sz w:val="19"/>
+                <w:sz w:val="18"/>
               </w:rPr>
               <w:t>智能 PPT 生成</w:t>
             </w:r>
@@ -5643,20 +5459,19 @@
         </w:tc>
         <w:tc>
           <w:tcPr>
-            <w:tcW w:type="dxa" w:w="4759"/>
+            <w:tcW w:type="dxa" w:w="4320"/>
           </w:tcPr>
           <w:p>
             <w:pPr>
-              <w:spacing w:after="40" w:before="40"/>
+              <w:spacing w:before="40" w:after="40"/>
             </w:pPr>
-            <w:r/>
             <w:r>
               <w:rPr>
                 <w:rFonts w:ascii="Calibri" w:hAnsi="Calibri" w:eastAsia="宋体"/>
                 <w:b w:val="0"/>
                 <w:i w:val="0"/>
                 <w:color w:val="1A1A2E"/>
-                <w:sz w:val="19"/>
+                <w:sz w:val="18"/>
               </w:rPr>
               <w:t>演示 PPT 一键生成</w:t>
             </w:r>
@@ -5666,21 +5481,19 @@
       <w:tr>
         <w:tc>
           <w:tcPr>
-            <w:tcW w:type="dxa" w:w="4759"/>
-            <w:shd w:val="clear" w:color="auto" w:fill="F4F2FA"/>
+            <w:tcW w:type="dxa" w:w="4320"/>
           </w:tcPr>
           <w:p>
             <w:pPr>
-              <w:spacing w:after="40" w:before="40"/>
+              <w:spacing w:before="40" w:after="40"/>
             </w:pPr>
-            <w:r/>
             <w:r>
               <w:rPr>
                 <w:rFonts w:ascii="Calibri" w:hAnsi="Calibri" w:eastAsia="宋体"/>
                 <w:b w:val="0"/>
                 <w:i w:val="0"/>
                 <w:color w:val="1A1A2E"/>
-                <w:sz w:val="19"/>
+                <w:sz w:val="18"/>
               </w:rPr>
               <w:t>数字人视频</w:t>
             </w:r>
@@ -5688,21 +5501,19 @@
         </w:tc>
         <w:tc>
           <w:tcPr>
-            <w:tcW w:type="dxa" w:w="4759"/>
-            <w:shd w:val="clear" w:color="auto" w:fill="F4F2FA"/>
+            <w:tcW w:type="dxa" w:w="4320"/>
           </w:tcPr>
           <w:p>
             <w:pPr>
-              <w:spacing w:after="40" w:before="40"/>
+              <w:spacing w:before="40" w:after="40"/>
             </w:pPr>
-            <w:r/>
             <w:r>
               <w:rPr>
                 <w:rFonts w:ascii="Calibri" w:hAnsi="Calibri" w:eastAsia="宋体"/>
                 <w:b w:val="0"/>
                 <w:i w:val="0"/>
                 <w:color w:val="1A1A2E"/>
-                <w:sz w:val="19"/>
+                <w:sz w:val="18"/>
               </w:rPr>
               <w:t>演示视频一键生成</w:t>
             </w:r>
@@ -5712,20 +5523,19 @@
       <w:tr>
         <w:tc>
           <w:tcPr>
-            <w:tcW w:type="dxa" w:w="4759"/>
+            <w:tcW w:type="dxa" w:w="4320"/>
           </w:tcPr>
           <w:p>
             <w:pPr>
-              <w:spacing w:after="40" w:before="40"/>
+              <w:spacing w:before="40" w:after="40"/>
             </w:pPr>
-            <w:r/>
             <w:r>
               <w:rPr>
                 <w:rFonts w:ascii="Calibri" w:hAnsi="Calibri" w:eastAsia="宋体"/>
                 <w:b w:val="0"/>
                 <w:i w:val="0"/>
                 <w:color w:val="1A1A2E"/>
-                <w:sz w:val="19"/>
+                <w:sz w:val="18"/>
               </w:rPr>
               <w:t>文本纠错</w:t>
             </w:r>
@@ -5733,20 +5543,19 @@
         </w:tc>
         <w:tc>
           <w:tcPr>
-            <w:tcW w:type="dxa" w:w="4759"/>
+            <w:tcW w:type="dxa" w:w="4320"/>
           </w:tcPr>
           <w:p>
             <w:pPr>
-              <w:spacing w:after="40" w:before="40"/>
+              <w:spacing w:before="40" w:after="40"/>
             </w:pPr>
-            <w:r/>
             <w:r>
               <w:rPr>
                 <w:rFonts w:ascii="Calibri" w:hAnsi="Calibri" w:eastAsia="宋体"/>
                 <w:b w:val="0"/>
                 <w:i w:val="0"/>
                 <w:color w:val="1A1A2E"/>
-                <w:sz w:val="19"/>
+                <w:sz w:val="18"/>
               </w:rPr>
               <w:t>辅导内容拼写/语法纠错</w:t>
             </w:r>
@@ -5756,21 +5565,19 @@
       <w:tr>
         <w:tc>
           <w:tcPr>
-            <w:tcW w:type="dxa" w:w="4759"/>
-            <w:shd w:val="clear" w:color="auto" w:fill="F4F2FA"/>
+            <w:tcW w:type="dxa" w:w="4320"/>
           </w:tcPr>
           <w:p>
             <w:pPr>
-              <w:spacing w:after="40" w:before="40"/>
+              <w:spacing w:before="40" w:after="40"/>
             </w:pPr>
-            <w:r/>
             <w:r>
               <w:rPr>
                 <w:rFonts w:ascii="Calibri" w:hAnsi="Calibri" w:eastAsia="宋体"/>
                 <w:b w:val="0"/>
                 <w:i w:val="0"/>
                 <w:color w:val="1A1A2E"/>
-                <w:sz w:val="19"/>
+                <w:sz w:val="18"/>
               </w:rPr>
               <w:t>公文校对</w:t>
             </w:r>
@@ -5778,21 +5585,19 @@
         </w:tc>
         <w:tc>
           <w:tcPr>
-            <w:tcW w:type="dxa" w:w="4759"/>
-            <w:shd w:val="clear" w:color="auto" w:fill="F4F2FA"/>
+            <w:tcW w:type="dxa" w:w="4320"/>
           </w:tcPr>
           <w:p>
             <w:pPr>
-              <w:spacing w:after="40" w:before="40"/>
+              <w:spacing w:before="40" w:after="40"/>
             </w:pPr>
-            <w:r/>
             <w:r>
               <w:rPr>
                 <w:rFonts w:ascii="Calibri" w:hAnsi="Calibri" w:eastAsia="宋体"/>
                 <w:b w:val="0"/>
                 <w:i w:val="0"/>
                 <w:color w:val="1A1A2E"/>
-                <w:sz w:val="19"/>
+                <w:sz w:val="18"/>
               </w:rPr>
               <w:t>文档校对</w:t>
             </w:r>
@@ -5802,20 +5607,19 @@
       <w:tr>
         <w:tc>
           <w:tcPr>
-            <w:tcW w:type="dxa" w:w="4759"/>
+            <w:tcW w:type="dxa" w:w="4320"/>
           </w:tcPr>
           <w:p>
             <w:pPr>
-              <w:spacing w:after="40" w:before="40"/>
+              <w:spacing w:before="40" w:after="40"/>
             </w:pPr>
-            <w:r/>
             <w:r>
               <w:rPr>
                 <w:rFonts w:ascii="Calibri" w:hAnsi="Calibri" w:eastAsia="宋体"/>
                 <w:b w:val="0"/>
                 <w:i w:val="0"/>
                 <w:color w:val="1A1A2E"/>
-                <w:sz w:val="19"/>
+                <w:sz w:val="18"/>
               </w:rPr>
               <w:t>文本合规</w:t>
             </w:r>
@@ -5823,20 +5627,19 @@
         </w:tc>
         <w:tc>
           <w:tcPr>
-            <w:tcW w:type="dxa" w:w="4759"/>
+            <w:tcW w:type="dxa" w:w="4320"/>
           </w:tcPr>
           <w:p>
             <w:pPr>
-              <w:spacing w:after="40" w:before="40"/>
+              <w:spacing w:before="40" w:after="40"/>
             </w:pPr>
-            <w:r/>
             <w:r>
               <w:rPr>
                 <w:rFonts w:ascii="Calibri" w:hAnsi="Calibri" w:eastAsia="宋体"/>
                 <w:b w:val="0"/>
                 <w:i w:val="0"/>
                 <w:color w:val="1A1A2E"/>
-                <w:sz w:val="19"/>
+                <w:sz w:val="18"/>
               </w:rPr>
               <w:t>内容安全审核（防幻觉/违规检测）</w:t>
             </w:r>
@@ -5846,21 +5649,19 @@
       <w:tr>
         <w:tc>
           <w:tcPr>
-            <w:tcW w:type="dxa" w:w="4759"/>
-            <w:shd w:val="clear" w:color="auto" w:fill="F4F2FA"/>
+            <w:tcW w:type="dxa" w:w="4320"/>
           </w:tcPr>
           <w:p>
             <w:pPr>
-              <w:spacing w:after="40" w:before="40"/>
+              <w:spacing w:before="40" w:after="40"/>
             </w:pPr>
-            <w:r/>
             <w:r>
               <w:rPr>
                 <w:rFonts w:ascii="Calibri" w:hAnsi="Calibri" w:eastAsia="宋体"/>
                 <w:b w:val="0"/>
                 <w:i w:val="0"/>
                 <w:color w:val="1A1A2E"/>
-                <w:sz w:val="19"/>
+                <w:sz w:val="18"/>
               </w:rPr>
               <w:t>角色模拟</w:t>
             </w:r>
@@ -5868,21 +5669,19 @@
         </w:tc>
         <w:tc>
           <w:tcPr>
-            <w:tcW w:type="dxa" w:w="4759"/>
-            <w:shd w:val="clear" w:color="auto" w:fill="F4F2FA"/>
+            <w:tcW w:type="dxa" w:w="4320"/>
           </w:tcPr>
           <w:p>
             <w:pPr>
-              <w:spacing w:after="40" w:before="40"/>
+              <w:spacing w:before="40" w:after="40"/>
             </w:pPr>
-            <w:r/>
             <w:r>
               <w:rPr>
                 <w:rFonts w:ascii="Calibri" w:hAnsi="Calibri" w:eastAsia="宋体"/>
                 <w:b w:val="0"/>
                 <w:i w:val="0"/>
                 <w:color w:val="1A1A2E"/>
-                <w:sz w:val="19"/>
+                <w:sz w:val="18"/>
               </w:rPr>
               <w:t>模拟面试官/导师多轮对话</w:t>
             </w:r>
@@ -5892,20 +5691,19 @@
       <w:tr>
         <w:tc>
           <w:tcPr>
-            <w:tcW w:type="dxa" w:w="4759"/>
+            <w:tcW w:type="dxa" w:w="4320"/>
           </w:tcPr>
           <w:p>
             <w:pPr>
-              <w:spacing w:after="40" w:before="40"/>
+              <w:spacing w:before="40" w:after="40"/>
             </w:pPr>
-            <w:r/>
             <w:r>
               <w:rPr>
                 <w:rFonts w:ascii="Calibri" w:hAnsi="Calibri" w:eastAsia="宋体"/>
                 <w:b w:val="0"/>
                 <w:i w:val="0"/>
                 <w:color w:val="1A1A2E"/>
-                <w:sz w:val="19"/>
+                <w:sz w:val="18"/>
               </w:rPr>
               <w:t>智能简历</w:t>
             </w:r>
@@ -5913,20 +5711,19 @@
         </w:tc>
         <w:tc>
           <w:tcPr>
-            <w:tcW w:type="dxa" w:w="4759"/>
+            <w:tcW w:type="dxa" w:w="4320"/>
           </w:tcPr>
           <w:p>
             <w:pPr>
-              <w:spacing w:after="40" w:before="40"/>
+              <w:spacing w:before="40" w:after="40"/>
             </w:pPr>
-            <w:r/>
             <w:r>
               <w:rPr>
                 <w:rFonts w:ascii="Calibri" w:hAnsi="Calibri" w:eastAsia="宋体"/>
                 <w:b w:val="0"/>
                 <w:i w:val="0"/>
                 <w:color w:val="1A1A2E"/>
-                <w:sz w:val="19"/>
+                <w:sz w:val="18"/>
               </w:rPr>
               <w:t>考研复试简历生成</w:t>
             </w:r>
@@ -5936,21 +5733,19 @@
       <w:tr>
         <w:tc>
           <w:tcPr>
-            <w:tcW w:type="dxa" w:w="4759"/>
-            <w:shd w:val="clear" w:color="auto" w:fill="F4F2FA"/>
+            <w:tcW w:type="dxa" w:w="4320"/>
           </w:tcPr>
           <w:p>
             <w:pPr>
-              <w:spacing w:after="40" w:before="40"/>
+              <w:spacing w:before="40" w:after="40"/>
             </w:pPr>
-            <w:r/>
             <w:r>
               <w:rPr>
                 <w:rFonts w:ascii="Calibri" w:hAnsi="Calibri" w:eastAsia="宋体"/>
                 <w:b w:val="0"/>
                 <w:i w:val="0"/>
                 <w:color w:val="1A1A2E"/>
-                <w:sz w:val="19"/>
+                <w:sz w:val="18"/>
               </w:rPr>
               <w:t>TTS 语音合成（本地 MeloTTS，非讯飞）</w:t>
             </w:r>
@@ -5958,21 +5753,19 @@
         </w:tc>
         <w:tc>
           <w:tcPr>
-            <w:tcW w:type="dxa" w:w="4759"/>
-            <w:shd w:val="clear" w:color="auto" w:fill="F4F2FA"/>
+            <w:tcW w:type="dxa" w:w="4320"/>
           </w:tcPr>
           <w:p>
             <w:pPr>
-              <w:spacing w:after="40" w:before="40"/>
+              <w:spacing w:before="40" w:after="40"/>
             </w:pPr>
-            <w:r/>
             <w:r>
               <w:rPr>
                 <w:rFonts w:ascii="Calibri" w:hAnsi="Calibri" w:eastAsia="宋体"/>
                 <w:b w:val="0"/>
                 <w:i w:val="0"/>
                 <w:color w:val="1A1A2E"/>
-                <w:sz w:val="19"/>
+                <w:sz w:val="18"/>
               </w:rPr>
               <w:t>视频脚本→语音旁白</w:t>
             </w:r>
@@ -5980,14 +5773,10 @@
         </w:tc>
       </w:tr>
     </w:tbl>
+    <w:p/>
     <w:p>
       <w:pPr>
-        <w:spacing w:after="40"/>
-      </w:pPr>
-    </w:p>
-    <w:p>
-      <w:pPr>
-        <w:spacing w:after="100" w:line="336" w:lineRule="auto"/>
+        <w:spacing w:before="80" w:after="80" w:line="276" w:lineRule="auto"/>
       </w:pPr>
       <w:r>
         <w:rPr>
@@ -6002,15 +5791,21 @@
     </w:p>
     <w:p>
       <w:pPr>
-        <w:pStyle w:val="Heading3"/>
+        <w:pStyle w:val="Heading2"/>
       </w:pPr>
       <w:r>
+        <w:rPr>
+          <w:rFonts w:ascii="Calibri" w:hAnsi="Calibri" w:eastAsia="宋体"/>
+          <w:b/>
+          <w:color w:val="6C2BD9"/>
+          <w:sz w:val="24"/>
+        </w:rPr>
         <w:t>4.4 AI Skills 创作平台</w:t>
       </w:r>
     </w:p>
     <w:p>
       <w:pPr>
-        <w:spacing w:after="100" w:line="336" w:lineRule="auto"/>
+        <w:spacing w:before="80" w:after="80" w:line="276" w:lineRule="auto"/>
       </w:pPr>
       <w:r>
         <w:rPr>
@@ -6035,15 +5830,21 @@
     </w:p>
     <w:p>
       <w:pPr>
-        <w:pStyle w:val="Heading3"/>
+        <w:pStyle w:val="Heading2"/>
       </w:pPr>
       <w:r>
+        <w:rPr>
+          <w:rFonts w:ascii="Calibri" w:hAnsi="Calibri" w:eastAsia="宋体"/>
+          <w:b/>
+          <w:color w:val="6C2BD9"/>
+          <w:sz w:val="24"/>
+        </w:rPr>
         <w:t>4.5 408 领域知识图谱 + 教学 DAG</w:t>
       </w:r>
     </w:p>
     <w:p>
       <w:pPr>
-        <w:spacing w:after="100" w:line="336" w:lineRule="auto"/>
+        <w:spacing w:before="80" w:after="80" w:line="276" w:lineRule="auto"/>
       </w:pPr>
       <w:r>
         <w:rPr>
@@ -6074,7 +5875,6 @@
         <w:rPr>
           <w:rFonts w:ascii="Calibri" w:hAnsi="Calibri" w:eastAsia="宋体"/>
           <w:b w:val="0"/>
-          <w:i w:val="0"/>
           <w:color w:val="999999"/>
           <w:sz w:val="18"/>
         </w:rPr>
@@ -6083,17 +5883,29 @@
     </w:p>
     <w:p>
       <w:pPr>
-        <w:pStyle w:val="Heading2"/>
+        <w:pStyle w:val="Heading1"/>
       </w:pPr>
       <w:r>
+        <w:rPr>
+          <w:rFonts w:ascii="Calibri" w:hAnsi="Calibri" w:eastAsia="宋体"/>
+          <w:b/>
+          <w:color w:val="6C2BD9"/>
+          <w:sz w:val="28"/>
+        </w:rPr>
         <w:t>五、安全与性能</w:t>
       </w:r>
     </w:p>
     <w:p>
       <w:pPr>
-        <w:pStyle w:val="Heading3"/>
+        <w:pStyle w:val="Heading2"/>
       </w:pPr>
       <w:r>
+        <w:rPr>
+          <w:rFonts w:ascii="Calibri" w:hAnsi="Calibri" w:eastAsia="宋体"/>
+          <w:b/>
+          <w:color w:val="6C2BD9"/>
+          <w:sz w:val="24"/>
+        </w:rPr>
         <w:t>5.1 防幻觉机制</w:t>
       </w:r>
     </w:p>
@@ -6105,32 +5917,26 @@
         <w:tblLook w:firstColumn="1" w:firstRow="1" w:lastColumn="0" w:lastRow="0" w:noHBand="0" w:noVBand="1" w:val="04A0"/>
       </w:tblPr>
       <w:tblGrid>
-        <w:gridCol w:w="3173"/>
-        <w:gridCol w:w="3173"/>
-        <w:gridCol w:w="3173"/>
+        <w:gridCol w:w="2880"/>
+        <w:gridCol w:w="2880"/>
+        <w:gridCol w:w="2880"/>
       </w:tblGrid>
       <w:tr>
         <w:tc>
           <w:tcPr>
-            <w:tcW w:type="dxa" w:w="3173"/>
-            <w:shd w:val="clear" w:color="auto" w:fill="6C2BD9"/>
+            <w:tcW w:type="dxa" w:w="2880"/>
           </w:tcPr>
           <w:p>
             <w:pPr>
-              <w:spacing w:after="40" w:before="40"/>
+              <w:spacing w:before="40" w:after="40"/>
             </w:pPr>
-            <w:r>
-              <w:rPr>
-                <w:b/>
-              </w:rPr>
-            </w:r>
             <w:r>
               <w:rPr>
                 <w:rFonts w:ascii="Calibri" w:hAnsi="Calibri" w:eastAsia="宋体"/>
                 <w:b/>
                 <w:i w:val="0"/>
-                <w:color w:val="FFFFFF"/>
-                <w:sz w:val="20"/>
+                <w:color w:val="1A1A2E"/>
+                <w:sz w:val="18"/>
               </w:rPr>
               <w:t>层次</w:t>
             </w:r>
@@ -6138,25 +5944,19 @@
         </w:tc>
         <w:tc>
           <w:tcPr>
-            <w:tcW w:type="dxa" w:w="3173"/>
-            <w:shd w:val="clear" w:color="auto" w:fill="6C2BD9"/>
+            <w:tcW w:type="dxa" w:w="2880"/>
           </w:tcPr>
           <w:p>
             <w:pPr>
-              <w:spacing w:after="40" w:before="40"/>
+              <w:spacing w:before="40" w:after="40"/>
             </w:pPr>
-            <w:r>
-              <w:rPr>
-                <w:b/>
-              </w:rPr>
-            </w:r>
             <w:r>
               <w:rPr>
                 <w:rFonts w:ascii="Calibri" w:hAnsi="Calibri" w:eastAsia="宋体"/>
                 <w:b/>
                 <w:i w:val="0"/>
-                <w:color w:val="FFFFFF"/>
-                <w:sz w:val="20"/>
+                <w:color w:val="1A1A2E"/>
+                <w:sz w:val="18"/>
               </w:rPr>
               <w:t>措施</w:t>
             </w:r>
@@ -6164,25 +5964,19 @@
         </w:tc>
         <w:tc>
           <w:tcPr>
-            <w:tcW w:type="dxa" w:w="3173"/>
-            <w:shd w:val="clear" w:color="auto" w:fill="6C2BD9"/>
+            <w:tcW w:type="dxa" w:w="2880"/>
           </w:tcPr>
           <w:p>
             <w:pPr>
-              <w:spacing w:after="40" w:before="40"/>
+              <w:spacing w:before="40" w:after="40"/>
             </w:pPr>
-            <w:r>
-              <w:rPr>
-                <w:b/>
-              </w:rPr>
-            </w:r>
             <w:r>
               <w:rPr>
                 <w:rFonts w:ascii="Calibri" w:hAnsi="Calibri" w:eastAsia="宋体"/>
                 <w:b/>
                 <w:i w:val="0"/>
-                <w:color w:val="FFFFFF"/>
-                <w:sz w:val="20"/>
+                <w:color w:val="1A1A2E"/>
+                <w:sz w:val="18"/>
               </w:rPr>
               <w:t>说明</w:t>
             </w:r>
@@ -6192,20 +5986,19 @@
       <w:tr>
         <w:tc>
           <w:tcPr>
-            <w:tcW w:type="dxa" w:w="3173"/>
+            <w:tcW w:type="dxa" w:w="2880"/>
           </w:tcPr>
           <w:p>
             <w:pPr>
-              <w:spacing w:after="40" w:before="40"/>
+              <w:spacing w:before="40" w:after="40"/>
             </w:pPr>
-            <w:r/>
             <w:r>
               <w:rPr>
                 <w:rFonts w:ascii="Calibri" w:hAnsi="Calibri" w:eastAsia="宋体"/>
                 <w:b w:val="0"/>
                 <w:i w:val="0"/>
                 <w:color w:val="1A1A2E"/>
-                <w:sz w:val="19"/>
+                <w:sz w:val="18"/>
               </w:rPr>
               <w:t>检索层</w:t>
             </w:r>
@@ -6213,20 +6006,19 @@
         </w:tc>
         <w:tc>
           <w:tcPr>
-            <w:tcW w:type="dxa" w:w="3173"/>
+            <w:tcW w:type="dxa" w:w="2880"/>
           </w:tcPr>
           <w:p>
             <w:pPr>
-              <w:spacing w:after="40" w:before="40"/>
+              <w:spacing w:before="40" w:after="40"/>
             </w:pPr>
-            <w:r/>
             <w:r>
               <w:rPr>
                 <w:rFonts w:ascii="Calibri" w:hAnsi="Calibri" w:eastAsia="宋体"/>
                 <w:b w:val="0"/>
                 <w:i w:val="0"/>
                 <w:color w:val="1A1A2E"/>
-                <w:sz w:val="19"/>
+                <w:sz w:val="18"/>
               </w:rPr>
               <w:t>FrugalRAG 事实约束</w:t>
             </w:r>
@@ -6234,20 +6026,19 @@
         </w:tc>
         <w:tc>
           <w:tcPr>
-            <w:tcW w:type="dxa" w:w="3173"/>
+            <w:tcW w:type="dxa" w:w="2880"/>
           </w:tcPr>
           <w:p>
             <w:pPr>
-              <w:spacing w:after="40" w:before="40"/>
+              <w:spacing w:before="40" w:after="40"/>
             </w:pPr>
-            <w:r/>
             <w:r>
               <w:rPr>
                 <w:rFonts w:ascii="Calibri" w:hAnsi="Calibri" w:eastAsia="宋体"/>
                 <w:b w:val="0"/>
                 <w:i w:val="0"/>
                 <w:color w:val="1A1A2E"/>
-                <w:sz w:val="19"/>
+                <w:sz w:val="18"/>
               </w:rPr>
               <w:t>所有生成内容以检索到的权威知识库为唯一依据</w:t>
             </w:r>
@@ -6257,21 +6048,19 @@
       <w:tr>
         <w:tc>
           <w:tcPr>
-            <w:tcW w:type="dxa" w:w="3173"/>
-            <w:shd w:val="clear" w:color="auto" w:fill="F4F2FA"/>
+            <w:tcW w:type="dxa" w:w="2880"/>
           </w:tcPr>
           <w:p>
             <w:pPr>
-              <w:spacing w:after="40" w:before="40"/>
+              <w:spacing w:before="40" w:after="40"/>
             </w:pPr>
-            <w:r/>
             <w:r>
               <w:rPr>
                 <w:rFonts w:ascii="Calibri" w:hAnsi="Calibri" w:eastAsia="宋体"/>
                 <w:b w:val="0"/>
                 <w:i w:val="0"/>
                 <w:color w:val="1A1A2E"/>
-                <w:sz w:val="19"/>
+                <w:sz w:val="18"/>
               </w:rPr>
               <w:t>生成层</w:t>
             </w:r>
@@ -6279,21 +6068,19 @@
         </w:tc>
         <w:tc>
           <w:tcPr>
-            <w:tcW w:type="dxa" w:w="3173"/>
-            <w:shd w:val="clear" w:color="auto" w:fill="F4F2FA"/>
+            <w:tcW w:type="dxa" w:w="2880"/>
           </w:tcPr>
           <w:p>
             <w:pPr>
-              <w:spacing w:after="40" w:before="40"/>
+              <w:spacing w:before="40" w:after="40"/>
             </w:pPr>
-            <w:r/>
             <w:r>
               <w:rPr>
                 <w:rFonts w:ascii="Calibri" w:hAnsi="Calibri" w:eastAsia="宋体"/>
                 <w:b w:val="0"/>
                 <w:i w:val="0"/>
                 <w:color w:val="1A1A2E"/>
-                <w:sz w:val="19"/>
+                <w:sz w:val="18"/>
               </w:rPr>
               <w:t>System Prompt 约束</w:t>
             </w:r>
@@ -6301,21 +6088,19 @@
         </w:tc>
         <w:tc>
           <w:tcPr>
-            <w:tcW w:type="dxa" w:w="3173"/>
-            <w:shd w:val="clear" w:color="auto" w:fill="F4F2FA"/>
+            <w:tcW w:type="dxa" w:w="2880"/>
           </w:tcPr>
           <w:p>
             <w:pPr>
-              <w:spacing w:after="40" w:before="40"/>
+              <w:spacing w:before="40" w:after="40"/>
             </w:pPr>
-            <w:r/>
             <w:r>
               <w:rPr>
                 <w:rFonts w:ascii="Calibri" w:hAnsi="Calibri" w:eastAsia="宋体"/>
                 <w:b w:val="0"/>
                 <w:i w:val="0"/>
                 <w:color w:val="1A1A2E"/>
-                <w:sz w:val="19"/>
+                <w:sz w:val="18"/>
               </w:rPr>
               <w:t>强制 LLM 基于检索结果生成</w:t>
             </w:r>
@@ -6325,20 +6110,19 @@
       <w:tr>
         <w:tc>
           <w:tcPr>
-            <w:tcW w:type="dxa" w:w="3173"/>
+            <w:tcW w:type="dxa" w:w="2880"/>
           </w:tcPr>
           <w:p>
             <w:pPr>
-              <w:spacing w:after="40" w:before="40"/>
+              <w:spacing w:before="40" w:after="40"/>
             </w:pPr>
-            <w:r/>
             <w:r>
               <w:rPr>
                 <w:rFonts w:ascii="Calibri" w:hAnsi="Calibri" w:eastAsia="宋体"/>
                 <w:b w:val="0"/>
                 <w:i w:val="0"/>
                 <w:color w:val="1A1A2E"/>
-                <w:sz w:val="19"/>
+                <w:sz w:val="18"/>
               </w:rPr>
               <w:t>输出层</w:t>
             </w:r>
@@ -6346,20 +6130,19 @@
         </w:tc>
         <w:tc>
           <w:tcPr>
-            <w:tcW w:type="dxa" w:w="3173"/>
+            <w:tcW w:type="dxa" w:w="2880"/>
           </w:tcPr>
           <w:p>
             <w:pPr>
-              <w:spacing w:after="40" w:before="40"/>
+              <w:spacing w:before="40" w:after="40"/>
             </w:pPr>
-            <w:r/>
             <w:r>
               <w:rPr>
                 <w:rFonts w:ascii="Calibri" w:hAnsi="Calibri" w:eastAsia="宋体"/>
                 <w:b w:val="0"/>
                 <w:i w:val="0"/>
                 <w:color w:val="1A1A2E"/>
-                <w:sz w:val="19"/>
+                <w:sz w:val="18"/>
               </w:rPr>
               <w:t>安全过滤（filter_sensitive）</w:t>
             </w:r>
@@ -6367,20 +6150,19 @@
         </w:tc>
         <w:tc>
           <w:tcPr>
-            <w:tcW w:type="dxa" w:w="3173"/>
+            <w:tcW w:type="dxa" w:w="2880"/>
           </w:tcPr>
           <w:p>
             <w:pPr>
-              <w:spacing w:after="40" w:before="40"/>
+              <w:spacing w:before="40" w:after="40"/>
             </w:pPr>
-            <w:r/>
             <w:r>
               <w:rPr>
                 <w:rFonts w:ascii="Calibri" w:hAnsi="Calibri" w:eastAsia="宋体"/>
                 <w:b w:val="0"/>
                 <w:i w:val="0"/>
                 <w:color w:val="1A1A2E"/>
-                <w:sz w:val="19"/>
+                <w:sz w:val="18"/>
               </w:rPr>
               <w:t>检测敏感内容和事实性错误</w:t>
             </w:r>
@@ -6390,21 +6172,19 @@
       <w:tr>
         <w:tc>
           <w:tcPr>
-            <w:tcW w:type="dxa" w:w="3173"/>
-            <w:shd w:val="clear" w:color="auto" w:fill="F4F2FA"/>
+            <w:tcW w:type="dxa" w:w="2880"/>
           </w:tcPr>
           <w:p>
             <w:pPr>
-              <w:spacing w:after="40" w:before="40"/>
+              <w:spacing w:before="40" w:after="40"/>
             </w:pPr>
-            <w:r/>
             <w:r>
               <w:rPr>
                 <w:rFonts w:ascii="Calibri" w:hAnsi="Calibri" w:eastAsia="宋体"/>
                 <w:b w:val="0"/>
                 <w:i w:val="0"/>
                 <w:color w:val="1A1A2E"/>
-                <w:sz w:val="19"/>
+                <w:sz w:val="18"/>
               </w:rPr>
               <w:t>审阅层</w:t>
             </w:r>
@@ -6412,21 +6192,19 @@
         </w:tc>
         <w:tc>
           <w:tcPr>
-            <w:tcW w:type="dxa" w:w="3173"/>
-            <w:shd w:val="clear" w:color="auto" w:fill="F4F2FA"/>
+            <w:tcW w:type="dxa" w:w="2880"/>
           </w:tcPr>
           <w:p>
             <w:pPr>
-              <w:spacing w:after="40" w:before="40"/>
+              <w:spacing w:before="40" w:after="40"/>
             </w:pPr>
-            <w:r/>
             <w:r>
               <w:rPr>
                 <w:rFonts w:ascii="Calibri" w:hAnsi="Calibri" w:eastAsia="宋体"/>
                 <w:b w:val="0"/>
                 <w:i w:val="0"/>
                 <w:color w:val="1A1A2E"/>
-                <w:sz w:val="19"/>
+                <w:sz w:val="18"/>
               </w:rPr>
               <w:t>Critic Agent + Evidence Check</w:t>
             </w:r>
@@ -6434,21 +6212,19 @@
         </w:tc>
         <w:tc>
           <w:tcPr>
-            <w:tcW w:type="dxa" w:w="3173"/>
-            <w:shd w:val="clear" w:color="auto" w:fill="F4F2FA"/>
+            <w:tcW w:type="dxa" w:w="2880"/>
           </w:tcPr>
           <w:p>
             <w:pPr>
-              <w:spacing w:after="40" w:before="40"/>
+              <w:spacing w:before="40" w:after="40"/>
             </w:pPr>
-            <w:r/>
             <w:r>
               <w:rPr>
                 <w:rFonts w:ascii="Calibri" w:hAnsi="Calibri" w:eastAsia="宋体"/>
                 <w:b w:val="0"/>
                 <w:i w:val="0"/>
                 <w:color w:val="1A1A2E"/>
-                <w:sz w:val="19"/>
+                <w:sz w:val="18"/>
               </w:rPr>
               <w:t>对生成结果进行多维度质量校验</w:t>
             </w:r>
@@ -6456,16 +6232,18 @@
         </w:tc>
       </w:tr>
     </w:tbl>
+    <w:p/>
     <w:p>
       <w:pPr>
-        <w:spacing w:after="40"/>
-      </w:pPr>
-    </w:p>
-    <w:p>
-      <w:pPr>
-        <w:pStyle w:val="Heading3"/>
+        <w:pStyle w:val="Heading2"/>
       </w:pPr>
       <w:r>
+        <w:rPr>
+          <w:rFonts w:ascii="Calibri" w:hAnsi="Calibri" w:eastAsia="宋体"/>
+          <w:b/>
+          <w:color w:val="6C2BD9"/>
+          <w:sz w:val="24"/>
+        </w:rPr>
         <w:t>5.2 性能指标</w:t>
       </w:r>
     </w:p>
@@ -6477,32 +6255,26 @@
         <w:tblLook w:firstColumn="1" w:firstRow="1" w:lastColumn="0" w:lastRow="0" w:noHBand="0" w:noVBand="1" w:val="04A0"/>
       </w:tblPr>
       <w:tblGrid>
-        <w:gridCol w:w="3173"/>
-        <w:gridCol w:w="3173"/>
-        <w:gridCol w:w="3173"/>
+        <w:gridCol w:w="2880"/>
+        <w:gridCol w:w="2880"/>
+        <w:gridCol w:w="2880"/>
       </w:tblGrid>
       <w:tr>
         <w:tc>
           <w:tcPr>
-            <w:tcW w:type="dxa" w:w="3173"/>
-            <w:shd w:val="clear" w:color="auto" w:fill="6C2BD9"/>
+            <w:tcW w:type="dxa" w:w="2880"/>
           </w:tcPr>
           <w:p>
             <w:pPr>
-              <w:spacing w:after="40" w:before="40"/>
+              <w:spacing w:before="40" w:after="40"/>
             </w:pPr>
-            <w:r>
-              <w:rPr>
-                <w:b/>
-              </w:rPr>
-            </w:r>
             <w:r>
               <w:rPr>
                 <w:rFonts w:ascii="Calibri" w:hAnsi="Calibri" w:eastAsia="宋体"/>
                 <w:b/>
                 <w:i w:val="0"/>
-                <w:color w:val="FFFFFF"/>
-                <w:sz w:val="20"/>
+                <w:color w:val="1A1A2E"/>
+                <w:sz w:val="18"/>
               </w:rPr>
               <w:t>指标</w:t>
             </w:r>
@@ -6510,25 +6282,19 @@
         </w:tc>
         <w:tc>
           <w:tcPr>
-            <w:tcW w:type="dxa" w:w="3173"/>
-            <w:shd w:val="clear" w:color="auto" w:fill="6C2BD9"/>
+            <w:tcW w:type="dxa" w:w="2880"/>
           </w:tcPr>
           <w:p>
             <w:pPr>
-              <w:spacing w:after="40" w:before="40"/>
+              <w:spacing w:before="40" w:after="40"/>
             </w:pPr>
-            <w:r>
-              <w:rPr>
-                <w:b/>
-              </w:rPr>
-            </w:r>
             <w:r>
               <w:rPr>
                 <w:rFonts w:ascii="Calibri" w:hAnsi="Calibri" w:eastAsia="宋体"/>
                 <w:b/>
                 <w:i w:val="0"/>
-                <w:color w:val="FFFFFF"/>
-                <w:sz w:val="20"/>
+                <w:color w:val="1A1A2E"/>
+                <w:sz w:val="18"/>
               </w:rPr>
               <w:t>目标值</w:t>
             </w:r>
@@ -6536,25 +6302,19 @@
         </w:tc>
         <w:tc>
           <w:tcPr>
-            <w:tcW w:type="dxa" w:w="3173"/>
-            <w:shd w:val="clear" w:color="auto" w:fill="6C2BD9"/>
+            <w:tcW w:type="dxa" w:w="2880"/>
           </w:tcPr>
           <w:p>
             <w:pPr>
-              <w:spacing w:after="40" w:before="40"/>
+              <w:spacing w:before="40" w:after="40"/>
             </w:pPr>
-            <w:r>
-              <w:rPr>
-                <w:b/>
-              </w:rPr>
-            </w:r>
             <w:r>
               <w:rPr>
                 <w:rFonts w:ascii="Calibri" w:hAnsi="Calibri" w:eastAsia="宋体"/>
                 <w:b/>
                 <w:i w:val="0"/>
-                <w:color w:val="FFFFFF"/>
-                <w:sz w:val="20"/>
+                <w:color w:val="1A1A2E"/>
+                <w:sz w:val="18"/>
               </w:rPr>
               <w:t>实测值</w:t>
             </w:r>
@@ -6564,20 +6324,19 @@
       <w:tr>
         <w:tc>
           <w:tcPr>
-            <w:tcW w:type="dxa" w:w="3173"/>
+            <w:tcW w:type="dxa" w:w="2880"/>
           </w:tcPr>
           <w:p>
             <w:pPr>
-              <w:spacing w:after="40" w:before="40"/>
+              <w:spacing w:before="40" w:after="40"/>
             </w:pPr>
-            <w:r/>
             <w:r>
               <w:rPr>
                 <w:rFonts w:ascii="Calibri" w:hAnsi="Calibri" w:eastAsia="宋体"/>
                 <w:b w:val="0"/>
                 <w:i w:val="0"/>
                 <w:color w:val="1A1A2E"/>
-                <w:sz w:val="19"/>
+                <w:sz w:val="18"/>
               </w:rPr>
               <w:t>文本类资源生成</w:t>
             </w:r>
@@ -6585,20 +6344,19 @@
         </w:tc>
         <w:tc>
           <w:tcPr>
-            <w:tcW w:type="dxa" w:w="3173"/>
+            <w:tcW w:type="dxa" w:w="2880"/>
           </w:tcPr>
           <w:p>
             <w:pPr>
-              <w:spacing w:after="40" w:before="40"/>
+              <w:spacing w:before="40" w:after="40"/>
             </w:pPr>
-            <w:r/>
             <w:r>
               <w:rPr>
                 <w:rFonts w:ascii="Calibri" w:hAnsi="Calibri" w:eastAsia="宋体"/>
                 <w:b w:val="0"/>
                 <w:i w:val="0"/>
                 <w:color w:val="1A1A2E"/>
-                <w:sz w:val="19"/>
+                <w:sz w:val="18"/>
               </w:rPr>
               <w:t>&lt; 1.5s</w:t>
             </w:r>
@@ -6606,20 +6364,19 @@
         </w:tc>
         <w:tc>
           <w:tcPr>
-            <w:tcW w:type="dxa" w:w="3173"/>
+            <w:tcW w:type="dxa" w:w="2880"/>
           </w:tcPr>
           <w:p>
             <w:pPr>
-              <w:spacing w:after="40" w:before="40"/>
+              <w:spacing w:before="40" w:after="40"/>
             </w:pPr>
-            <w:r/>
             <w:r>
               <w:rPr>
                 <w:rFonts w:ascii="Calibri" w:hAnsi="Calibri" w:eastAsia="宋体"/>
                 <w:b w:val="0"/>
                 <w:i w:val="0"/>
                 <w:color w:val="1A1A2E"/>
-                <w:sz w:val="19"/>
+                <w:sz w:val="18"/>
               </w:rPr>
               <w:t>~1.2s</w:t>
             </w:r>
@@ -6629,21 +6386,19 @@
       <w:tr>
         <w:tc>
           <w:tcPr>
-            <w:tcW w:type="dxa" w:w="3173"/>
-            <w:shd w:val="clear" w:color="auto" w:fill="F4F2FA"/>
+            <w:tcW w:type="dxa" w:w="2880"/>
           </w:tcPr>
           <w:p>
             <w:pPr>
-              <w:spacing w:after="40" w:before="40"/>
+              <w:spacing w:before="40" w:after="40"/>
             </w:pPr>
-            <w:r/>
             <w:r>
               <w:rPr>
                 <w:rFonts w:ascii="Calibri" w:hAnsi="Calibri" w:eastAsia="宋体"/>
                 <w:b w:val="0"/>
                 <w:i w:val="0"/>
                 <w:color w:val="1A1A2E"/>
-                <w:sz w:val="19"/>
+                <w:sz w:val="18"/>
               </w:rPr>
               <w:t>多模态资源生成</w:t>
             </w:r>
@@ -6651,21 +6406,19 @@
         </w:tc>
         <w:tc>
           <w:tcPr>
-            <w:tcW w:type="dxa" w:w="3173"/>
-            <w:shd w:val="clear" w:color="auto" w:fill="F4F2FA"/>
+            <w:tcW w:type="dxa" w:w="2880"/>
           </w:tcPr>
           <w:p>
             <w:pPr>
-              <w:spacing w:after="40" w:before="40"/>
+              <w:spacing w:before="40" w:after="40"/>
             </w:pPr>
-            <w:r/>
             <w:r>
               <w:rPr>
                 <w:rFonts w:ascii="Calibri" w:hAnsi="Calibri" w:eastAsia="宋体"/>
                 <w:b w:val="0"/>
                 <w:i w:val="0"/>
                 <w:color w:val="1A1A2E"/>
-                <w:sz w:val="19"/>
+                <w:sz w:val="18"/>
               </w:rPr>
               <w:t>流式/进度追踪</w:t>
             </w:r>
@@ -6673,21 +6426,19 @@
         </w:tc>
         <w:tc>
           <w:tcPr>
-            <w:tcW w:type="dxa" w:w="3173"/>
-            <w:shd w:val="clear" w:color="auto" w:fill="F4F2FA"/>
+            <w:tcW w:type="dxa" w:w="2880"/>
           </w:tcPr>
           <w:p>
             <w:pPr>
-              <w:spacing w:after="40" w:before="40"/>
+              <w:spacing w:before="40" w:after="40"/>
             </w:pPr>
-            <w:r/>
             <w:r>
               <w:rPr>
                 <w:rFonts w:ascii="Calibri" w:hAnsi="Calibri" w:eastAsia="宋体"/>
                 <w:b w:val="0"/>
                 <w:i w:val="0"/>
                 <w:color w:val="1A1A2E"/>
-                <w:sz w:val="19"/>
+                <w:sz w:val="18"/>
               </w:rPr>
               <w:t>SSE 流式实现</w:t>
             </w:r>
@@ -6697,20 +6448,19 @@
       <w:tr>
         <w:tc>
           <w:tcPr>
-            <w:tcW w:type="dxa" w:w="3173"/>
+            <w:tcW w:type="dxa" w:w="2880"/>
           </w:tcPr>
           <w:p>
             <w:pPr>
-              <w:spacing w:after="40" w:before="40"/>
+              <w:spacing w:before="40" w:after="40"/>
             </w:pPr>
-            <w:r/>
             <w:r>
               <w:rPr>
                 <w:rFonts w:ascii="Calibri" w:hAnsi="Calibri" w:eastAsia="宋体"/>
                 <w:b w:val="0"/>
                 <w:i w:val="0"/>
                 <w:color w:val="1A1A2E"/>
-                <w:sz w:val="19"/>
+                <w:sz w:val="18"/>
               </w:rPr>
               <w:t>知识检索</w:t>
             </w:r>
@@ -6718,20 +6468,19 @@
         </w:tc>
         <w:tc>
           <w:tcPr>
-            <w:tcW w:type="dxa" w:w="3173"/>
+            <w:tcW w:type="dxa" w:w="2880"/>
           </w:tcPr>
           <w:p>
             <w:pPr>
-              <w:spacing w:after="40" w:before="40"/>
+              <w:spacing w:before="40" w:after="40"/>
             </w:pPr>
-            <w:r/>
             <w:r>
               <w:rPr>
                 <w:rFonts w:ascii="Calibri" w:hAnsi="Calibri" w:eastAsia="宋体"/>
                 <w:b w:val="0"/>
                 <w:i w:val="0"/>
                 <w:color w:val="1A1A2E"/>
-                <w:sz w:val="19"/>
+                <w:sz w:val="18"/>
               </w:rPr>
               <w:t>&lt; 500ms</w:t>
             </w:r>
@@ -6739,20 +6488,19 @@
         </w:tc>
         <w:tc>
           <w:tcPr>
-            <w:tcW w:type="dxa" w:w="3173"/>
+            <w:tcW w:type="dxa" w:w="2880"/>
           </w:tcPr>
           <w:p>
             <w:pPr>
-              <w:spacing w:after="40" w:before="40"/>
+              <w:spacing w:before="40" w:after="40"/>
             </w:pPr>
-            <w:r/>
             <w:r>
               <w:rPr>
                 <w:rFonts w:ascii="Calibri" w:hAnsi="Calibri" w:eastAsia="宋体"/>
                 <w:b w:val="0"/>
                 <w:i w:val="0"/>
                 <w:color w:val="1A1A2E"/>
-                <w:sz w:val="19"/>
+                <w:sz w:val="18"/>
               </w:rPr>
               <w:t>~200ms</w:t>
             </w:r>
@@ -6762,21 +6510,19 @@
       <w:tr>
         <w:tc>
           <w:tcPr>
-            <w:tcW w:type="dxa" w:w="3173"/>
-            <w:shd w:val="clear" w:color="auto" w:fill="F4F2FA"/>
+            <w:tcW w:type="dxa" w:w="2880"/>
           </w:tcPr>
           <w:p>
             <w:pPr>
-              <w:spacing w:after="40" w:before="40"/>
+              <w:spacing w:before="40" w:after="40"/>
             </w:pPr>
-            <w:r/>
             <w:r>
               <w:rPr>
                 <w:rFonts w:ascii="Calibri" w:hAnsi="Calibri" w:eastAsia="宋体"/>
                 <w:b w:val="0"/>
                 <w:i w:val="0"/>
                 <w:color w:val="1A1A2E"/>
-                <w:sz w:val="19"/>
+                <w:sz w:val="18"/>
               </w:rPr>
               <w:t>API 响应</w:t>
             </w:r>
@@ -6784,21 +6530,19 @@
         </w:tc>
         <w:tc>
           <w:tcPr>
-            <w:tcW w:type="dxa" w:w="3173"/>
-            <w:shd w:val="clear" w:color="auto" w:fill="F4F2FA"/>
+            <w:tcW w:type="dxa" w:w="2880"/>
           </w:tcPr>
           <w:p>
             <w:pPr>
-              <w:spacing w:after="40" w:before="40"/>
+              <w:spacing w:before="40" w:after="40"/>
             </w:pPr>
-            <w:r/>
             <w:r>
               <w:rPr>
                 <w:rFonts w:ascii="Calibri" w:hAnsi="Calibri" w:eastAsia="宋体"/>
                 <w:b w:val="0"/>
                 <w:i w:val="0"/>
                 <w:color w:val="1A1A2E"/>
-                <w:sz w:val="19"/>
+                <w:sz w:val="18"/>
               </w:rPr>
               <w:t>&lt; 200ms</w:t>
             </w:r>
@@ -6806,21 +6550,19 @@
         </w:tc>
         <w:tc>
           <w:tcPr>
-            <w:tcW w:type="dxa" w:w="3173"/>
-            <w:shd w:val="clear" w:color="auto" w:fill="F4F2FA"/>
+            <w:tcW w:type="dxa" w:w="2880"/>
           </w:tcPr>
           <w:p>
             <w:pPr>
-              <w:spacing w:after="40" w:before="40"/>
+              <w:spacing w:before="40" w:after="40"/>
             </w:pPr>
-            <w:r/>
             <w:r>
               <w:rPr>
                 <w:rFonts w:ascii="Calibri" w:hAnsi="Calibri" w:eastAsia="宋体"/>
                 <w:b w:val="0"/>
                 <w:i w:val="0"/>
                 <w:color w:val="1A1A2E"/>
-                <w:sz w:val="19"/>
+                <w:sz w:val="18"/>
               </w:rPr>
               <w:t>~50ms（不含 LLM）</w:t>
             </w:r>
@@ -6828,16 +6570,18 @@
         </w:tc>
       </w:tr>
     </w:tbl>
+    <w:p/>
     <w:p>
       <w:pPr>
-        <w:spacing w:after="40"/>
-      </w:pPr>
-    </w:p>
-    <w:p>
-      <w:pPr>
-        <w:pStyle w:val="Heading3"/>
+        <w:pStyle w:val="Heading2"/>
       </w:pPr>
       <w:r>
+        <w:rPr>
+          <w:rFonts w:ascii="Calibri" w:hAnsi="Calibri" w:eastAsia="宋体"/>
+          <w:b/>
+          <w:color w:val="6C2BD9"/>
+          <w:sz w:val="24"/>
+        </w:rPr>
         <w:t>5.3 量化 Benchmark（scripts/benchmark.py）</w:t>
       </w:r>
     </w:p>
@@ -6865,7 +6609,7 @@
           <w:rFonts w:ascii="Consolas" w:hAnsi="Consolas" w:eastAsia="Consolas"/>
           <w:b w:val="0"/>
           <w:i w:val="0"/>
-          <w:color w:val="C53AE8"/>
+          <w:color w:val="666666"/>
           <w:sz w:val="19"/>
         </w:rPr>
         <w:t>scripts/benchmark.py</w:t>
@@ -6883,7 +6627,7 @@
     </w:p>
     <w:p>
       <w:pPr>
-        <w:spacing w:after="100" w:line="336" w:lineRule="auto"/>
+        <w:spacing w:before="80" w:after="80" w:line="276" w:lineRule="auto"/>
       </w:pPr>
       <w:r>
         <w:rPr>
@@ -6904,33 +6648,27 @@
         <w:tblLook w:firstColumn="1" w:firstRow="1" w:lastColumn="0" w:lastRow="0" w:noHBand="0" w:noVBand="1" w:val="04A0"/>
       </w:tblPr>
       <w:tblGrid>
-        <w:gridCol w:w="2379"/>
-        <w:gridCol w:w="2379"/>
-        <w:gridCol w:w="2379"/>
-        <w:gridCol w:w="2379"/>
+        <w:gridCol w:w="2160"/>
+        <w:gridCol w:w="2160"/>
+        <w:gridCol w:w="2160"/>
+        <w:gridCol w:w="2160"/>
       </w:tblGrid>
       <w:tr>
         <w:tc>
           <w:tcPr>
-            <w:tcW w:type="dxa" w:w="2379"/>
-            <w:shd w:val="clear" w:color="auto" w:fill="6C2BD9"/>
+            <w:tcW w:type="dxa" w:w="2160"/>
           </w:tcPr>
           <w:p>
             <w:pPr>
-              <w:spacing w:after="40" w:before="40"/>
+              <w:spacing w:before="40" w:after="40"/>
             </w:pPr>
-            <w:r>
-              <w:rPr>
-                <w:b/>
-              </w:rPr>
-            </w:r>
             <w:r>
               <w:rPr>
                 <w:rFonts w:ascii="Calibri" w:hAnsi="Calibri" w:eastAsia="宋体"/>
                 <w:b/>
                 <w:i w:val="0"/>
-                <w:color w:val="FFFFFF"/>
-                <w:sz w:val="20"/>
+                <w:color w:val="1A1A2E"/>
+                <w:sz w:val="18"/>
               </w:rPr>
               <w:t>指标</w:t>
             </w:r>
@@ -6938,25 +6676,19 @@
         </w:tc>
         <w:tc>
           <w:tcPr>
-            <w:tcW w:type="dxa" w:w="2379"/>
-            <w:shd w:val="clear" w:color="auto" w:fill="6C2BD9"/>
+            <w:tcW w:type="dxa" w:w="2160"/>
           </w:tcPr>
           <w:p>
             <w:pPr>
-              <w:spacing w:after="40" w:before="40"/>
+              <w:spacing w:before="40" w:after="40"/>
             </w:pPr>
-            <w:r>
-              <w:rPr>
-                <w:b/>
-              </w:rPr>
-            </w:r>
             <w:r>
               <w:rPr>
                 <w:rFonts w:ascii="Calibri" w:hAnsi="Calibri" w:eastAsia="宋体"/>
                 <w:b/>
                 <w:i w:val="0"/>
-                <w:color w:val="FFFFFF"/>
-                <w:sz w:val="20"/>
+                <w:color w:val="1A1A2E"/>
+                <w:sz w:val="18"/>
               </w:rPr>
               <w:t>FrugalRAG 管线</w:t>
             </w:r>
@@ -6964,25 +6696,19 @@
         </w:tc>
         <w:tc>
           <w:tcPr>
-            <w:tcW w:type="dxa" w:w="2379"/>
-            <w:shd w:val="clear" w:color="auto" w:fill="6C2BD9"/>
+            <w:tcW w:type="dxa" w:w="2160"/>
           </w:tcPr>
           <w:p>
             <w:pPr>
-              <w:spacing w:after="40" w:before="40"/>
+              <w:spacing w:before="40" w:after="40"/>
             </w:pPr>
-            <w:r>
-              <w:rPr>
-                <w:b/>
-              </w:rPr>
-            </w:r>
             <w:r>
               <w:rPr>
                 <w:rFonts w:ascii="Calibri" w:hAnsi="Calibri" w:eastAsia="宋体"/>
                 <w:b/>
                 <w:i w:val="0"/>
-                <w:color w:val="FFFFFF"/>
-                <w:sz w:val="20"/>
+                <w:color w:val="1A1A2E"/>
+                <w:sz w:val="18"/>
               </w:rPr>
               <w:t>朴素全量检索</w:t>
             </w:r>
@@ -6990,25 +6716,19 @@
         </w:tc>
         <w:tc>
           <w:tcPr>
-            <w:tcW w:type="dxa" w:w="2379"/>
-            <w:shd w:val="clear" w:color="auto" w:fill="6C2BD9"/>
+            <w:tcW w:type="dxa" w:w="2160"/>
           </w:tcPr>
           <w:p>
             <w:pPr>
-              <w:spacing w:after="40" w:before="40"/>
+              <w:spacing w:before="40" w:after="40"/>
             </w:pPr>
-            <w:r>
-              <w:rPr>
-                <w:b/>
-              </w:rPr>
-            </w:r>
             <w:r>
               <w:rPr>
                 <w:rFonts w:ascii="Calibri" w:hAnsi="Calibri" w:eastAsia="宋体"/>
                 <w:b/>
                 <w:i w:val="0"/>
-                <w:color w:val="FFFFFF"/>
-                <w:sz w:val="20"/>
+                <w:color w:val="1A1A2E"/>
+                <w:sz w:val="18"/>
               </w:rPr>
               <w:t>差异</w:t>
             </w:r>
@@ -7018,20 +6738,19 @@
       <w:tr>
         <w:tc>
           <w:tcPr>
-            <w:tcW w:type="dxa" w:w="2379"/>
+            <w:tcW w:type="dxa" w:w="2160"/>
           </w:tcPr>
           <w:p>
             <w:pPr>
-              <w:spacing w:after="40" w:before="40"/>
+              <w:spacing w:before="40" w:after="40"/>
             </w:pPr>
-            <w:r/>
             <w:r>
               <w:rPr>
                 <w:rFonts w:ascii="Calibri" w:hAnsi="Calibri" w:eastAsia="宋体"/>
                 <w:b w:val="0"/>
                 <w:i w:val="0"/>
                 <w:color w:val="1A1A2E"/>
-                <w:sz w:val="19"/>
+                <w:sz w:val="18"/>
               </w:rPr>
               <w:t>平均延迟 (ms)</w:t>
             </w:r>
@@ -7039,20 +6758,19 @@
         </w:tc>
         <w:tc>
           <w:tcPr>
-            <w:tcW w:type="dxa" w:w="2379"/>
+            <w:tcW w:type="dxa" w:w="2160"/>
           </w:tcPr>
           <w:p>
             <w:pPr>
-              <w:spacing w:after="40" w:before="40"/>
+              <w:spacing w:before="40" w:after="40"/>
             </w:pPr>
-            <w:r/>
             <w:r>
               <w:rPr>
                 <w:rFonts w:ascii="Calibri" w:hAnsi="Calibri" w:eastAsia="宋体"/>
                 <w:b w:val="0"/>
                 <w:i w:val="0"/>
                 <w:color w:val="1A1A2E"/>
-                <w:sz w:val="19"/>
+                <w:sz w:val="18"/>
               </w:rPr>
               <w:t>~130</w:t>
             </w:r>
@@ -7060,20 +6778,19 @@
         </w:tc>
         <w:tc>
           <w:tcPr>
-            <w:tcW w:type="dxa" w:w="2379"/>
+            <w:tcW w:type="dxa" w:w="2160"/>
           </w:tcPr>
           <w:p>
             <w:pPr>
-              <w:spacing w:after="40" w:before="40"/>
+              <w:spacing w:before="40" w:after="40"/>
             </w:pPr>
-            <w:r/>
             <w:r>
               <w:rPr>
                 <w:rFonts w:ascii="Calibri" w:hAnsi="Calibri" w:eastAsia="宋体"/>
                 <w:b w:val="0"/>
                 <w:i w:val="0"/>
                 <w:color w:val="1A1A2E"/>
-                <w:sz w:val="19"/>
+                <w:sz w:val="18"/>
               </w:rPr>
               <w:t>~50</w:t>
             </w:r>
@@ -7081,20 +6798,19 @@
         </w:tc>
         <w:tc>
           <w:tcPr>
-            <w:tcW w:type="dxa" w:w="2379"/>
+            <w:tcW w:type="dxa" w:w="2160"/>
           </w:tcPr>
           <w:p>
             <w:pPr>
-              <w:spacing w:after="40" w:before="40"/>
+              <w:spacing w:before="40" w:after="40"/>
             </w:pPr>
-            <w:r/>
             <w:r>
               <w:rPr>
                 <w:rFonts w:ascii="Calibri" w:hAnsi="Calibri" w:eastAsia="宋体"/>
                 <w:b w:val="0"/>
                 <w:i w:val="0"/>
                 <w:color w:val="1A1A2E"/>
-                <w:sz w:val="19"/>
+                <w:sz w:val="18"/>
               </w:rPr>
               <w:t>+80ms（BM25+阈值+融合开销）</w:t>
             </w:r>
@@ -7104,21 +6820,19 @@
       <w:tr>
         <w:tc>
           <w:tcPr>
-            <w:tcW w:type="dxa" w:w="2379"/>
-            <w:shd w:val="clear" w:color="auto" w:fill="F4F2FA"/>
+            <w:tcW w:type="dxa" w:w="2160"/>
           </w:tcPr>
           <w:p>
             <w:pPr>
-              <w:spacing w:after="40" w:before="40"/>
+              <w:spacing w:before="40" w:after="40"/>
             </w:pPr>
-            <w:r/>
             <w:r>
               <w:rPr>
                 <w:rFonts w:ascii="Calibri" w:hAnsi="Calibri" w:eastAsia="宋体"/>
                 <w:b w:val="0"/>
                 <w:i w:val="0"/>
                 <w:color w:val="1A1A2E"/>
-                <w:sz w:val="19"/>
+                <w:sz w:val="18"/>
               </w:rPr>
               <w:t>Top-5 召回率</w:t>
             </w:r>
@@ -7126,21 +6840,19 @@
         </w:tc>
         <w:tc>
           <w:tcPr>
-            <w:tcW w:type="dxa" w:w="2379"/>
-            <w:shd w:val="clear" w:color="auto" w:fill="F4F2FA"/>
+            <w:tcW w:type="dxa" w:w="2160"/>
           </w:tcPr>
           <w:p>
             <w:pPr>
-              <w:spacing w:after="40" w:before="40"/>
+              <w:spacing w:before="40" w:after="40"/>
             </w:pPr>
-            <w:r/>
             <w:r>
               <w:rPr>
                 <w:rFonts w:ascii="Calibri" w:hAnsi="Calibri" w:eastAsia="宋体"/>
                 <w:b w:val="0"/>
                 <w:i w:val="0"/>
                 <w:color w:val="1A1A2E"/>
-                <w:sz w:val="19"/>
+                <w:sz w:val="18"/>
               </w:rPr>
               <w:t>~0.87</w:t>
             </w:r>
@@ -7148,21 +6860,19 @@
         </w:tc>
         <w:tc>
           <w:tcPr>
-            <w:tcW w:type="dxa" w:w="2379"/>
-            <w:shd w:val="clear" w:color="auto" w:fill="F4F2FA"/>
+            <w:tcW w:type="dxa" w:w="2160"/>
           </w:tcPr>
           <w:p>
             <w:pPr>
-              <w:spacing w:after="40" w:before="40"/>
+              <w:spacing w:before="40" w:after="40"/>
             </w:pPr>
-            <w:r/>
             <w:r>
               <w:rPr>
                 <w:rFonts w:ascii="Calibri" w:hAnsi="Calibri" w:eastAsia="宋体"/>
                 <w:b w:val="0"/>
                 <w:i w:val="0"/>
                 <w:color w:val="1A1A2E"/>
-                <w:sz w:val="19"/>
+                <w:sz w:val="18"/>
               </w:rPr>
               <w:t>~0.62</w:t>
             </w:r>
@@ -7170,21 +6880,19 @@
         </w:tc>
         <w:tc>
           <w:tcPr>
-            <w:tcW w:type="dxa" w:w="2379"/>
-            <w:shd w:val="clear" w:color="auto" w:fill="F4F2FA"/>
+            <w:tcW w:type="dxa" w:w="2160"/>
           </w:tcPr>
           <w:p>
             <w:pPr>
-              <w:spacing w:after="40" w:before="40"/>
+              <w:spacing w:before="40" w:after="40"/>
             </w:pPr>
-            <w:r/>
             <w:r>
               <w:rPr>
                 <w:rFonts w:ascii="Calibri" w:hAnsi="Calibri" w:eastAsia="宋体"/>
                 <w:b w:val="0"/>
                 <w:i w:val="0"/>
                 <w:color w:val="1A1A2E"/>
-                <w:sz w:val="19"/>
+                <w:sz w:val="18"/>
               </w:rPr>
               <w:t>+25%（阈值去噪+BM25补充）</w:t>
             </w:r>
@@ -7194,20 +6902,19 @@
       <w:tr>
         <w:tc>
           <w:tcPr>
-            <w:tcW w:type="dxa" w:w="2379"/>
+            <w:tcW w:type="dxa" w:w="2160"/>
           </w:tcPr>
           <w:p>
             <w:pPr>
-              <w:spacing w:after="40" w:before="40"/>
+              <w:spacing w:before="40" w:after="40"/>
             </w:pPr>
-            <w:r/>
             <w:r>
               <w:rPr>
                 <w:rFonts w:ascii="Calibri" w:hAnsi="Calibri" w:eastAsia="宋体"/>
                 <w:b w:val="0"/>
                 <w:i w:val="0"/>
                 <w:color w:val="1A1A2E"/>
-                <w:sz w:val="19"/>
+                <w:sz w:val="18"/>
               </w:rPr>
               <w:t>噪声过滤率</w:t>
             </w:r>
@@ -7215,20 +6922,19 @@
         </w:tc>
         <w:tc>
           <w:tcPr>
-            <w:tcW w:type="dxa" w:w="2379"/>
+            <w:tcW w:type="dxa" w:w="2160"/>
           </w:tcPr>
           <w:p>
             <w:pPr>
-              <w:spacing w:after="40" w:before="40"/>
+              <w:spacing w:before="40" w:after="40"/>
             </w:pPr>
-            <w:r/>
             <w:r>
               <w:rPr>
                 <w:rFonts w:ascii="Calibri" w:hAnsi="Calibri" w:eastAsia="宋体"/>
                 <w:b w:val="0"/>
                 <w:i w:val="0"/>
                 <w:color w:val="1A1A2E"/>
-                <w:sz w:val="19"/>
+                <w:sz w:val="18"/>
               </w:rPr>
               <w:t>—</w:t>
             </w:r>
@@ -7236,20 +6942,19 @@
         </w:tc>
         <w:tc>
           <w:tcPr>
-            <w:tcW w:type="dxa" w:w="2379"/>
+            <w:tcW w:type="dxa" w:w="2160"/>
           </w:tcPr>
           <w:p>
             <w:pPr>
-              <w:spacing w:after="40" w:before="40"/>
+              <w:spacing w:before="40" w:after="40"/>
             </w:pPr>
-            <w:r/>
             <w:r>
               <w:rPr>
                 <w:rFonts w:ascii="Calibri" w:hAnsi="Calibri" w:eastAsia="宋体"/>
                 <w:b w:val="0"/>
                 <w:i w:val="0"/>
                 <w:color w:val="1A1A2E"/>
-                <w:sz w:val="19"/>
+                <w:sz w:val="18"/>
               </w:rPr>
               <w:t>—</w:t>
             </w:r>
@@ -7257,20 +6962,19 @@
         </w:tc>
         <w:tc>
           <w:tcPr>
-            <w:tcW w:type="dxa" w:w="2379"/>
+            <w:tcW w:type="dxa" w:w="2160"/>
           </w:tcPr>
           <w:p>
             <w:pPr>
-              <w:spacing w:after="40" w:before="40"/>
+              <w:spacing w:before="40" w:after="40"/>
             </w:pPr>
-            <w:r/>
             <w:r>
               <w:rPr>
                 <w:rFonts w:ascii="Calibri" w:hAnsi="Calibri" w:eastAsia="宋体"/>
                 <w:b w:val="0"/>
                 <w:i w:val="0"/>
                 <w:color w:val="1A1A2E"/>
-                <w:sz w:val="19"/>
+                <w:sz w:val="18"/>
               </w:rPr>
               <w:t>过滤 ~20% 低相关度结果</w:t>
             </w:r>
@@ -7278,14 +6982,10 @@
         </w:tc>
       </w:tr>
     </w:tbl>
+    <w:p/>
     <w:p>
       <w:pPr>
-        <w:spacing w:after="40"/>
-      </w:pPr>
-    </w:p>
-    <w:p>
-      <w:pPr>
-        <w:spacing w:after="100" w:line="336" w:lineRule="auto"/>
+        <w:spacing w:before="80" w:after="80" w:line="276" w:lineRule="auto"/>
       </w:pPr>
       <w:r>
         <w:rPr>
@@ -7310,7 +7010,7 @@
     </w:p>
     <w:p>
       <w:pPr>
-        <w:spacing w:after="100" w:line="336" w:lineRule="auto"/>
+        <w:spacing w:before="80" w:after="80" w:line="276" w:lineRule="auto"/>
       </w:pPr>
       <w:r>
         <w:rPr>
@@ -7331,33 +7031,27 @@
         <w:tblLook w:firstColumn="1" w:firstRow="1" w:lastColumn="0" w:lastRow="0" w:noHBand="0" w:noVBand="1" w:val="04A0"/>
       </w:tblPr>
       <w:tblGrid>
-        <w:gridCol w:w="2379"/>
-        <w:gridCol w:w="2379"/>
-        <w:gridCol w:w="2379"/>
-        <w:gridCol w:w="2379"/>
+        <w:gridCol w:w="2160"/>
+        <w:gridCol w:w="2160"/>
+        <w:gridCol w:w="2160"/>
+        <w:gridCol w:w="2160"/>
       </w:tblGrid>
       <w:tr>
         <w:tc>
           <w:tcPr>
-            <w:tcW w:type="dxa" w:w="2379"/>
-            <w:shd w:val="clear" w:color="auto" w:fill="6C2BD9"/>
+            <w:tcW w:type="dxa" w:w="2160"/>
           </w:tcPr>
           <w:p>
             <w:pPr>
-              <w:spacing w:after="40" w:before="40"/>
+              <w:spacing w:before="40" w:after="40"/>
             </w:pPr>
-            <w:r>
-              <w:rPr>
-                <w:b/>
-              </w:rPr>
-            </w:r>
             <w:r>
               <w:rPr>
                 <w:rFonts w:ascii="Calibri" w:hAnsi="Calibri" w:eastAsia="宋体"/>
                 <w:b/>
                 <w:i w:val="0"/>
-                <w:color w:val="FFFFFF"/>
-                <w:sz w:val="20"/>
+                <w:color w:val="1A1A2E"/>
+                <w:sz w:val="18"/>
               </w:rPr>
               <w:t>指标</w:t>
             </w:r>
@@ -7365,25 +7059,19 @@
         </w:tc>
         <w:tc>
           <w:tcPr>
-            <w:tcW w:type="dxa" w:w="2379"/>
-            <w:shd w:val="clear" w:color="auto" w:fill="6C2BD9"/>
+            <w:tcW w:type="dxa" w:w="2160"/>
           </w:tcPr>
           <w:p>
             <w:pPr>
-              <w:spacing w:after="40" w:before="40"/>
+              <w:spacing w:before="40" w:after="40"/>
             </w:pPr>
-            <w:r>
-              <w:rPr>
-                <w:b/>
-              </w:rPr>
-            </w:r>
             <w:r>
               <w:rPr>
                 <w:rFonts w:ascii="Calibri" w:hAnsi="Calibri" w:eastAsia="宋体"/>
                 <w:b/>
                 <w:i w:val="0"/>
-                <w:color w:val="FFFFFF"/>
-                <w:sz w:val="20"/>
+                <w:color w:val="1A1A2E"/>
+                <w:sz w:val="18"/>
               </w:rPr>
               <w:t>加权共识门</w:t>
             </w:r>
@@ -7391,25 +7079,19 @@
         </w:tc>
         <w:tc>
           <w:tcPr>
-            <w:tcW w:type="dxa" w:w="2379"/>
-            <w:shd w:val="clear" w:color="auto" w:fill="6C2BD9"/>
+            <w:tcW w:type="dxa" w:w="2160"/>
           </w:tcPr>
           <w:p>
             <w:pPr>
-              <w:spacing w:after="40" w:before="40"/>
+              <w:spacing w:before="40" w:after="40"/>
             </w:pPr>
-            <w:r>
-              <w:rPr>
-                <w:b/>
-              </w:rPr>
-            </w:r>
             <w:r>
               <w:rPr>
                 <w:rFonts w:ascii="Calibri" w:hAnsi="Calibri" w:eastAsia="宋体"/>
                 <w:b/>
                 <w:i w:val="0"/>
-                <w:color w:val="FFFFFF"/>
-                <w:sz w:val="20"/>
+                <w:color w:val="1A1A2E"/>
+                <w:sz w:val="18"/>
               </w:rPr>
               <w:t>平均投票</w:t>
             </w:r>
@@ -7417,25 +7099,19 @@
         </w:tc>
         <w:tc>
           <w:tcPr>
-            <w:tcW w:type="dxa" w:w="2379"/>
-            <w:shd w:val="clear" w:color="auto" w:fill="6C2BD9"/>
+            <w:tcW w:type="dxa" w:w="2160"/>
           </w:tcPr>
           <w:p>
             <w:pPr>
-              <w:spacing w:after="40" w:before="40"/>
+              <w:spacing w:before="40" w:after="40"/>
             </w:pPr>
-            <w:r>
-              <w:rPr>
-                <w:b/>
-              </w:rPr>
-            </w:r>
             <w:r>
               <w:rPr>
                 <w:rFonts w:ascii="Calibri" w:hAnsi="Calibri" w:eastAsia="宋体"/>
                 <w:b/>
                 <w:i w:val="0"/>
-                <w:color w:val="FFFFFF"/>
-                <w:sz w:val="20"/>
+                <w:color w:val="1A1A2E"/>
+                <w:sz w:val="18"/>
               </w:rPr>
               <w:t>差异</w:t>
             </w:r>
@@ -7445,20 +7121,19 @@
       <w:tr>
         <w:tc>
           <w:tcPr>
-            <w:tcW w:type="dxa" w:w="2379"/>
+            <w:tcW w:type="dxa" w:w="2160"/>
           </w:tcPr>
           <w:p>
             <w:pPr>
-              <w:spacing w:after="40" w:before="40"/>
+              <w:spacing w:before="40" w:after="40"/>
             </w:pPr>
-            <w:r/>
             <w:r>
               <w:rPr>
                 <w:rFonts w:ascii="Calibri" w:hAnsi="Calibri" w:eastAsia="宋体"/>
                 <w:b w:val="0"/>
                 <w:i w:val="0"/>
                 <w:color w:val="1A1A2E"/>
-                <w:sz w:val="19"/>
+                <w:sz w:val="18"/>
               </w:rPr>
               <w:t>矛盾检测总数 (10轮)</w:t>
             </w:r>
@@ -7466,20 +7141,19 @@
         </w:tc>
         <w:tc>
           <w:tcPr>
-            <w:tcW w:type="dxa" w:w="2379"/>
+            <w:tcW w:type="dxa" w:w="2160"/>
           </w:tcPr>
           <w:p>
             <w:pPr>
-              <w:spacing w:after="40" w:before="40"/>
+              <w:spacing w:before="40" w:after="40"/>
             </w:pPr>
-            <w:r/>
             <w:r>
               <w:rPr>
                 <w:rFonts w:ascii="Calibri" w:hAnsi="Calibri" w:eastAsia="宋体"/>
                 <w:b w:val="0"/>
                 <w:i w:val="0"/>
                 <w:color w:val="1A1A2E"/>
-                <w:sz w:val="19"/>
+                <w:sz w:val="18"/>
               </w:rPr>
               <w:t>40</w:t>
             </w:r>
@@ -7487,20 +7161,19 @@
         </w:tc>
         <w:tc>
           <w:tcPr>
-            <w:tcW w:type="dxa" w:w="2379"/>
+            <w:tcW w:type="dxa" w:w="2160"/>
           </w:tcPr>
           <w:p>
             <w:pPr>
-              <w:spacing w:after="40" w:before="40"/>
+              <w:spacing w:before="40" w:after="40"/>
             </w:pPr>
-            <w:r/>
             <w:r>
               <w:rPr>
                 <w:rFonts w:ascii="Calibri" w:hAnsi="Calibri" w:eastAsia="宋体"/>
                 <w:b w:val="0"/>
                 <w:i w:val="0"/>
                 <w:color w:val="1A1A2E"/>
-                <w:sz w:val="19"/>
+                <w:sz w:val="18"/>
               </w:rPr>
               <w:t>0</w:t>
             </w:r>
@@ -7508,20 +7181,19 @@
         </w:tc>
         <w:tc>
           <w:tcPr>
-            <w:tcW w:type="dxa" w:w="2379"/>
+            <w:tcW w:type="dxa" w:w="2160"/>
           </w:tcPr>
           <w:p>
             <w:pPr>
-              <w:spacing w:after="40" w:before="40"/>
+              <w:spacing w:before="40" w:after="40"/>
             </w:pPr>
-            <w:r/>
             <w:r>
               <w:rPr>
                 <w:rFonts w:ascii="Calibri" w:hAnsi="Calibri" w:eastAsia="宋体"/>
                 <w:b w:val="0"/>
                 <w:i w:val="0"/>
                 <w:color w:val="1A1A2E"/>
-                <w:sz w:val="19"/>
+                <w:sz w:val="18"/>
               </w:rPr>
               <w:t>+40</w:t>
             </w:r>
@@ -7531,21 +7203,19 @@
       <w:tr>
         <w:tc>
           <w:tcPr>
-            <w:tcW w:type="dxa" w:w="2379"/>
-            <w:shd w:val="clear" w:color="auto" w:fill="F4F2FA"/>
+            <w:tcW w:type="dxa" w:w="2160"/>
           </w:tcPr>
           <w:p>
             <w:pPr>
-              <w:spacing w:after="40" w:before="40"/>
+              <w:spacing w:before="40" w:after="40"/>
             </w:pPr>
-            <w:r/>
             <w:r>
               <w:rPr>
                 <w:rFonts w:ascii="Calibri" w:hAnsi="Calibri" w:eastAsia="宋体"/>
                 <w:b w:val="0"/>
                 <w:i w:val="0"/>
                 <w:color w:val="1A1A2E"/>
-                <w:sz w:val="19"/>
+                <w:sz w:val="18"/>
               </w:rPr>
               <w:t>一致性分数</w:t>
             </w:r>
@@ -7553,21 +7223,19 @@
         </w:tc>
         <w:tc>
           <w:tcPr>
-            <w:tcW w:type="dxa" w:w="2379"/>
-            <w:shd w:val="clear" w:color="auto" w:fill="F4F2FA"/>
+            <w:tcW w:type="dxa" w:w="2160"/>
           </w:tcPr>
           <w:p>
             <w:pPr>
-              <w:spacing w:after="40" w:before="40"/>
+              <w:spacing w:before="40" w:after="40"/>
             </w:pPr>
-            <w:r/>
             <w:r>
               <w:rPr>
                 <w:rFonts w:ascii="Calibri" w:hAnsi="Calibri" w:eastAsia="宋体"/>
                 <w:b w:val="0"/>
                 <w:i w:val="0"/>
                 <w:color w:val="1A1A2E"/>
-                <w:sz w:val="19"/>
+                <w:sz w:val="18"/>
               </w:rPr>
               <w:t>0.40</w:t>
             </w:r>
@@ -7575,21 +7243,19 @@
         </w:tc>
         <w:tc>
           <w:tcPr>
-            <w:tcW w:type="dxa" w:w="2379"/>
-            <w:shd w:val="clear" w:color="auto" w:fill="F4F2FA"/>
+            <w:tcW w:type="dxa" w:w="2160"/>
           </w:tcPr>
           <w:p>
             <w:pPr>
-              <w:spacing w:after="40" w:before="40"/>
+              <w:spacing w:before="40" w:after="40"/>
             </w:pPr>
-            <w:r/>
             <w:r>
               <w:rPr>
                 <w:rFonts w:ascii="Calibri" w:hAnsi="Calibri" w:eastAsia="宋体"/>
                 <w:b w:val="0"/>
                 <w:i w:val="0"/>
                 <w:color w:val="1A1A2E"/>
-                <w:sz w:val="19"/>
+                <w:sz w:val="18"/>
               </w:rPr>
               <w:t>1.0（盲目通过）</w:t>
             </w:r>
@@ -7597,21 +7263,19 @@
         </w:tc>
         <w:tc>
           <w:tcPr>
-            <w:tcW w:type="dxa" w:w="2379"/>
-            <w:shd w:val="clear" w:color="auto" w:fill="F4F2FA"/>
+            <w:tcW w:type="dxa" w:w="2160"/>
           </w:tcPr>
           <w:p>
             <w:pPr>
-              <w:spacing w:after="40" w:before="40"/>
+              <w:spacing w:before="40" w:after="40"/>
             </w:pPr>
-            <w:r/>
             <w:r>
               <w:rPr>
                 <w:rFonts w:ascii="Calibri" w:hAnsi="Calibri" w:eastAsia="宋体"/>
                 <w:b w:val="0"/>
                 <w:i w:val="0"/>
                 <w:color w:val="1A1A2E"/>
-                <w:sz w:val="19"/>
+                <w:sz w:val="18"/>
               </w:rPr>
               <w:t>共识门能拦截错误</w:t>
             </w:r>
@@ -7621,20 +7285,19 @@
       <w:tr>
         <w:tc>
           <w:tcPr>
-            <w:tcW w:type="dxa" w:w="2379"/>
+            <w:tcW w:type="dxa" w:w="2160"/>
           </w:tcPr>
           <w:p>
             <w:pPr>
-              <w:spacing w:after="40" w:before="40"/>
+              <w:spacing w:before="40" w:after="40"/>
             </w:pPr>
-            <w:r/>
             <w:r>
               <w:rPr>
                 <w:rFonts w:ascii="Calibri" w:hAnsi="Calibri" w:eastAsia="宋体"/>
                 <w:b w:val="0"/>
                 <w:i w:val="0"/>
                 <w:color w:val="1A1A2E"/>
-                <w:sz w:val="19"/>
+                <w:sz w:val="18"/>
               </w:rPr>
               <w:t>平均耗时 (ms)</w:t>
             </w:r>
@@ -7642,20 +7305,19 @@
         </w:tc>
         <w:tc>
           <w:tcPr>
-            <w:tcW w:type="dxa" w:w="2379"/>
+            <w:tcW w:type="dxa" w:w="2160"/>
           </w:tcPr>
           <w:p>
             <w:pPr>
-              <w:spacing w:after="40" w:before="40"/>
+              <w:spacing w:before="40" w:after="40"/>
             </w:pPr>
-            <w:r/>
             <w:r>
               <w:rPr>
                 <w:rFonts w:ascii="Calibri" w:hAnsi="Calibri" w:eastAsia="宋体"/>
                 <w:b w:val="0"/>
                 <w:i w:val="0"/>
                 <w:color w:val="1A1A2E"/>
-                <w:sz w:val="19"/>
+                <w:sz w:val="18"/>
               </w:rPr>
               <w:t>~0.1</w:t>
             </w:r>
@@ -7663,20 +7325,19 @@
         </w:tc>
         <w:tc>
           <w:tcPr>
-            <w:tcW w:type="dxa" w:w="2379"/>
+            <w:tcW w:type="dxa" w:w="2160"/>
           </w:tcPr>
           <w:p>
             <w:pPr>
-              <w:spacing w:after="40" w:before="40"/>
+              <w:spacing w:before="40" w:after="40"/>
             </w:pPr>
-            <w:r/>
             <w:r>
               <w:rPr>
                 <w:rFonts w:ascii="Calibri" w:hAnsi="Calibri" w:eastAsia="宋体"/>
                 <w:b w:val="0"/>
                 <w:i w:val="0"/>
                 <w:color w:val="1A1A2E"/>
-                <w:sz w:val="19"/>
+                <w:sz w:val="18"/>
               </w:rPr>
               <w:t>~0.01</w:t>
             </w:r>
@@ -7684,20 +7345,19 @@
         </w:tc>
         <w:tc>
           <w:tcPr>
-            <w:tcW w:type="dxa" w:w="2379"/>
+            <w:tcW w:type="dxa" w:w="2160"/>
           </w:tcPr>
           <w:p>
             <w:pPr>
-              <w:spacing w:after="40" w:before="40"/>
+              <w:spacing w:before="40" w:after="40"/>
             </w:pPr>
-            <w:r/>
             <w:r>
               <w:rPr>
                 <w:rFonts w:ascii="Calibri" w:hAnsi="Calibri" w:eastAsia="宋体"/>
                 <w:b w:val="0"/>
                 <w:i w:val="0"/>
                 <w:color w:val="1A1A2E"/>
-                <w:sz w:val="19"/>
+                <w:sz w:val="18"/>
               </w:rPr>
               <w:t>可忽略</w:t>
             </w:r>
@@ -7705,14 +7365,10 @@
         </w:tc>
       </w:tr>
     </w:tbl>
+    <w:p/>
     <w:p>
       <w:pPr>
-        <w:spacing w:after="40"/>
-      </w:pPr>
-    </w:p>
-    <w:p>
-      <w:pPr>
-        <w:spacing w:after="100" w:line="336" w:lineRule="auto"/>
+        <w:spacing w:before="80" w:after="80" w:line="276" w:lineRule="auto"/>
       </w:pPr>
       <w:r>
         <w:rPr>
@@ -7769,7 +7425,7 @@
           <w:rFonts w:ascii="Consolas" w:hAnsi="Consolas" w:eastAsia="Consolas"/>
           <w:b w:val="0"/>
           <w:i w:val="0"/>
-          <w:color w:val="C53AE8"/>
+          <w:color w:val="666666"/>
           <w:sz w:val="19"/>
         </w:rPr>
         <w:t>python scripts/benchmark.py</w:t>
@@ -7793,7 +7449,6 @@
         <w:rPr>
           <w:rFonts w:ascii="Calibri" w:hAnsi="Calibri" w:eastAsia="宋体"/>
           <w:b w:val="0"/>
-          <w:i w:val="0"/>
           <w:color w:val="999999"/>
           <w:sz w:val="18"/>
         </w:rPr>
@@ -7802,35 +7457,37 @@
     </w:p>
     <w:p>
       <w:pPr>
-        <w:pStyle w:val="Heading2"/>
+        <w:pStyle w:val="Heading1"/>
       </w:pPr>
       <w:r>
+        <w:rPr>
+          <w:rFonts w:ascii="Calibri" w:hAnsi="Calibri" w:eastAsia="宋体"/>
+          <w:b/>
+          <w:color w:val="6C2BD9"/>
+          <w:sz w:val="28"/>
+        </w:rPr>
         <w:t>六、部署说明</w:t>
       </w:r>
     </w:p>
     <w:p>
       <w:pPr>
-        <w:pStyle w:val="Heading3"/>
+        <w:pStyle w:val="Heading2"/>
       </w:pPr>
       <w:r>
+        <w:rPr>
+          <w:rFonts w:ascii="Calibri" w:hAnsi="Calibri" w:eastAsia="宋体"/>
+          <w:b/>
+          <w:color w:val="6C2BD9"/>
+          <w:sz w:val="24"/>
+        </w:rPr>
         <w:t>6.1 环境要求</w:t>
       </w:r>
     </w:p>
     <w:p>
       <w:pPr>
-        <w:spacing w:after="40" w:line="312" w:lineRule="auto"/>
+        <w:spacing w:before="40" w:after="40" w:line="276" w:lineRule="auto"/>
         <w:ind w:left="454"/>
       </w:pPr>
-      <w:r>
-        <w:rPr>
-          <w:rFonts w:ascii="Calibri" w:hAnsi="Calibri" w:eastAsia="宋体"/>
-          <w:b/>
-          <w:i w:val="0"/>
-          <w:color w:val="6C2BD9"/>
-          <w:sz w:val="21"/>
-        </w:rPr>
-        <w:t xml:space="preserve">• </w:t>
-      </w:r>
       <w:r>
         <w:rPr>
           <w:rFonts w:ascii="Calibri" w:hAnsi="Calibri" w:eastAsia="宋体"/>
@@ -7839,24 +7496,14 @@
           <w:color w:val="1A1A2E"/>
           <w:sz w:val="21"/>
         </w:rPr>
-        <w:t>Python 3.12+</w:t>
+        <w:t>• Python 3.12+</w:t>
       </w:r>
     </w:p>
     <w:p>
       <w:pPr>
-        <w:spacing w:after="40" w:line="312" w:lineRule="auto"/>
+        <w:spacing w:before="40" w:after="40" w:line="276" w:lineRule="auto"/>
         <w:ind w:left="454"/>
       </w:pPr>
-      <w:r>
-        <w:rPr>
-          <w:rFonts w:ascii="Calibri" w:hAnsi="Calibri" w:eastAsia="宋体"/>
-          <w:b/>
-          <w:i w:val="0"/>
-          <w:color w:val="6C2BD9"/>
-          <w:sz w:val="21"/>
-        </w:rPr>
-        <w:t xml:space="preserve">• </w:t>
-      </w:r>
       <w:r>
         <w:rPr>
           <w:rFonts w:ascii="Calibri" w:hAnsi="Calibri" w:eastAsia="宋体"/>
@@ -7865,24 +7512,14 @@
           <w:color w:val="1A1A2E"/>
           <w:sz w:val="21"/>
         </w:rPr>
-        <w:t>Node.js 18+ / Bun</w:t>
+        <w:t>• Node.js 18+ / Bun</w:t>
       </w:r>
     </w:p>
     <w:p>
       <w:pPr>
-        <w:spacing w:after="40" w:line="312" w:lineRule="auto"/>
+        <w:spacing w:before="40" w:after="40" w:line="276" w:lineRule="auto"/>
         <w:ind w:left="454"/>
       </w:pPr>
-      <w:r>
-        <w:rPr>
-          <w:rFonts w:ascii="Calibri" w:hAnsi="Calibri" w:eastAsia="宋体"/>
-          <w:b/>
-          <w:i w:val="0"/>
-          <w:color w:val="6C2BD9"/>
-          <w:sz w:val="21"/>
-        </w:rPr>
-        <w:t xml:space="preserve">• </w:t>
-      </w:r>
       <w:r>
         <w:rPr>
           <w:rFonts w:ascii="Calibri" w:hAnsi="Calibri" w:eastAsia="宋体"/>
@@ -7891,24 +7528,14 @@
           <w:color w:val="1A1A2E"/>
           <w:sz w:val="21"/>
         </w:rPr>
-        <w:t>4GB+ RAM</w:t>
+        <w:t>• 4GB+ RAM</w:t>
       </w:r>
     </w:p>
     <w:p>
       <w:pPr>
-        <w:spacing w:after="40" w:line="312" w:lineRule="auto"/>
+        <w:spacing w:before="40" w:after="40" w:line="276" w:lineRule="auto"/>
         <w:ind w:left="454"/>
       </w:pPr>
-      <w:r>
-        <w:rPr>
-          <w:rFonts w:ascii="Calibri" w:hAnsi="Calibri" w:eastAsia="宋体"/>
-          <w:b/>
-          <w:i w:val="0"/>
-          <w:color w:val="6C2BD9"/>
-          <w:sz w:val="21"/>
-        </w:rPr>
-        <w:t xml:space="preserve">• </w:t>
-      </w:r>
       <w:r>
         <w:rPr>
           <w:rFonts w:ascii="Calibri" w:hAnsi="Calibri" w:eastAsia="宋体"/>
@@ -7917,14 +7544,20 @@
           <w:color w:val="1A1A2E"/>
           <w:sz w:val="21"/>
         </w:rPr>
-        <w:t>网络：需访问讯飞星火 API / DeepSeek API</w:t>
+        <w:t>• 网络：需访问讯飞星火 API / DeepSeek API</w:t>
       </w:r>
     </w:p>
     <w:p>
       <w:pPr>
-        <w:pStyle w:val="Heading3"/>
+        <w:pStyle w:val="Heading2"/>
       </w:pPr>
       <w:r>
+        <w:rPr>
+          <w:rFonts w:ascii="Calibri" w:hAnsi="Calibri" w:eastAsia="宋体"/>
+          <w:b/>
+          <w:color w:val="6C2BD9"/>
+          <w:sz w:val="24"/>
+        </w:rPr>
         <w:t>6.2 启动方式</w:t>
       </w:r>
     </w:p>
@@ -7950,7 +7583,7 @@
           <w:rFonts w:ascii="Consolas" w:hAnsi="Consolas" w:eastAsia="Consolas"/>
           <w:b w:val="0"/>
           <w:i w:val="0"/>
-          <w:color w:val="2D2D3A"/>
+          <w:color w:val="1A1A2E"/>
           <w:sz w:val="18"/>
         </w:rPr>
         <w:t># 后端</w:t>
@@ -7961,7 +7594,7 @@
           <w:rFonts w:ascii="Consolas" w:hAnsi="Consolas" w:eastAsia="Consolas"/>
           <w:b w:val="0"/>
           <w:i w:val="0"/>
-          <w:color w:val="2D2D3A"/>
+          <w:color w:val="1A1A2E"/>
           <w:sz w:val="18"/>
         </w:rPr>
         <w:t>cd py-server</w:t>
@@ -7972,7 +7605,7 @@
           <w:rFonts w:ascii="Consolas" w:hAnsi="Consolas" w:eastAsia="Consolas"/>
           <w:b w:val="0"/>
           <w:i w:val="0"/>
-          <w:color w:val="2D2D3A"/>
+          <w:color w:val="1A1A2E"/>
           <w:sz w:val="18"/>
         </w:rPr>
         <w:t>pip install -e .</w:t>
@@ -7983,7 +7616,7 @@
           <w:rFonts w:ascii="Consolas" w:hAnsi="Consolas" w:eastAsia="Consolas"/>
           <w:b w:val="0"/>
           <w:i w:val="0"/>
-          <w:color w:val="2D2D3A"/>
+          <w:color w:val="1A1A2E"/>
           <w:sz w:val="18"/>
         </w:rPr>
         <w:t>python main.py</w:t>
@@ -7994,10 +7627,9 @@
           <w:rFonts w:ascii="Consolas" w:hAnsi="Consolas" w:eastAsia="Consolas"/>
           <w:b w:val="0"/>
           <w:i w:val="0"/>
-          <w:color w:val="2D2D3A"/>
+          <w:color w:val="1A1A2E"/>
           <w:sz w:val="18"/>
         </w:rPr>
-        <w:t xml:space="preserve"> </w:t>
         <w:br/>
       </w:r>
       <w:r>
@@ -8005,7 +7637,7 @@
           <w:rFonts w:ascii="Consolas" w:hAnsi="Consolas" w:eastAsia="Consolas"/>
           <w:b w:val="0"/>
           <w:i w:val="0"/>
-          <w:color w:val="2D2D3A"/>
+          <w:color w:val="1A1A2E"/>
           <w:sz w:val="18"/>
         </w:rPr>
         <w:t># 前端</w:t>
@@ -8016,7 +7648,7 @@
           <w:rFonts w:ascii="Consolas" w:hAnsi="Consolas" w:eastAsia="Consolas"/>
           <w:b w:val="0"/>
           <w:i w:val="0"/>
-          <w:color w:val="2D2D3A"/>
+          <w:color w:val="1A1A2E"/>
           <w:sz w:val="18"/>
         </w:rPr>
         <w:t>cd src</w:t>
@@ -8027,7 +7659,7 @@
           <w:rFonts w:ascii="Consolas" w:hAnsi="Consolas" w:eastAsia="Consolas"/>
           <w:b w:val="0"/>
           <w:i w:val="0"/>
-          <w:color w:val="2D2D3A"/>
+          <w:color w:val="1A1A2E"/>
           <w:sz w:val="18"/>
         </w:rPr>
         <w:t>bun install</w:t>
@@ -8038,10 +7670,11 @@
           <w:rFonts w:ascii="Consolas" w:hAnsi="Consolas" w:eastAsia="Consolas"/>
           <w:b w:val="0"/>
           <w:i w:val="0"/>
-          <w:color w:val="2D2D3A"/>
+          <w:color w:val="1A1A2E"/>
           <w:sz w:val="18"/>
         </w:rPr>
         <w:t>bun run dev</w:t>
+        <w:br/>
       </w:r>
     </w:p>
     <w:p>
@@ -8052,7 +7685,6 @@
         <w:rPr>
           <w:rFonts w:ascii="Calibri" w:hAnsi="Calibri" w:eastAsia="宋体"/>
           <w:b w:val="0"/>
-          <w:i w:val="0"/>
           <w:color w:val="999999"/>
           <w:sz w:val="18"/>
         </w:rPr>
@@ -8061,9 +7693,15 @@
     </w:p>
     <w:p>
       <w:pPr>
-        <w:pStyle w:val="Heading2"/>
+        <w:pStyle w:val="Heading1"/>
       </w:pPr>
       <w:r>
+        <w:rPr>
+          <w:rFonts w:ascii="Calibri" w:hAnsi="Calibri" w:eastAsia="宋体"/>
+          <w:b/>
+          <w:color w:val="6C2BD9"/>
+          <w:sz w:val="28"/>
+        </w:rPr>
         <w:t>七、赛题功能对照表</w:t>
       </w:r>
     </w:p>
@@ -8075,33 +7713,27 @@
         <w:tblLook w:firstColumn="1" w:firstRow="1" w:lastColumn="0" w:lastRow="0" w:noHBand="0" w:noVBand="1" w:val="04A0"/>
       </w:tblPr>
       <w:tblGrid>
-        <w:gridCol w:w="2379"/>
-        <w:gridCol w:w="2379"/>
-        <w:gridCol w:w="2379"/>
-        <w:gridCol w:w="2379"/>
+        <w:gridCol w:w="2160"/>
+        <w:gridCol w:w="2160"/>
+        <w:gridCol w:w="2160"/>
+        <w:gridCol w:w="2160"/>
       </w:tblGrid>
       <w:tr>
         <w:tc>
           <w:tcPr>
-            <w:tcW w:type="dxa" w:w="2379"/>
-            <w:shd w:val="clear" w:color="auto" w:fill="6C2BD9"/>
+            <w:tcW w:type="dxa" w:w="2160"/>
           </w:tcPr>
           <w:p>
             <w:pPr>
-              <w:spacing w:after="40" w:before="40"/>
+              <w:spacing w:before="40" w:after="40"/>
             </w:pPr>
-            <w:r>
-              <w:rPr>
-                <w:b/>
-              </w:rPr>
-            </w:r>
             <w:r>
               <w:rPr>
                 <w:rFonts w:ascii="Calibri" w:hAnsi="Calibri" w:eastAsia="宋体"/>
                 <w:b/>
                 <w:i w:val="0"/>
-                <w:color w:val="FFFFFF"/>
-                <w:sz w:val="20"/>
+                <w:color w:val="1A1A2E"/>
+                <w:sz w:val="18"/>
               </w:rPr>
               <w:t>赛题要求</w:t>
             </w:r>
@@ -8109,25 +7741,19 @@
         </w:tc>
         <w:tc>
           <w:tcPr>
-            <w:tcW w:type="dxa" w:w="2379"/>
-            <w:shd w:val="clear" w:color="auto" w:fill="6C2BD9"/>
+            <w:tcW w:type="dxa" w:w="2160"/>
           </w:tcPr>
           <w:p>
             <w:pPr>
-              <w:spacing w:after="40" w:before="40"/>
+              <w:spacing w:before="40" w:after="40"/>
             </w:pPr>
-            <w:r>
-              <w:rPr>
-                <w:b/>
-              </w:rPr>
-            </w:r>
             <w:r>
               <w:rPr>
                 <w:rFonts w:ascii="Calibri" w:hAnsi="Calibri" w:eastAsia="宋体"/>
                 <w:b/>
                 <w:i w:val="0"/>
-                <w:color w:val="FFFFFF"/>
-                <w:sz w:val="20"/>
+                <w:color w:val="1A1A2E"/>
+                <w:sz w:val="18"/>
               </w:rPr>
               <w:t>功能点</w:t>
             </w:r>
@@ -8135,25 +7761,19 @@
         </w:tc>
         <w:tc>
           <w:tcPr>
-            <w:tcW w:type="dxa" w:w="2379"/>
-            <w:shd w:val="clear" w:color="auto" w:fill="6C2BD9"/>
+            <w:tcW w:type="dxa" w:w="2160"/>
           </w:tcPr>
           <w:p>
             <w:pPr>
-              <w:spacing w:after="40" w:before="40"/>
+              <w:spacing w:before="40" w:after="40"/>
             </w:pPr>
-            <w:r>
-              <w:rPr>
-                <w:b/>
-              </w:rPr>
-            </w:r>
             <w:r>
               <w:rPr>
                 <w:rFonts w:ascii="Calibri" w:hAnsi="Calibri" w:eastAsia="宋体"/>
                 <w:b/>
                 <w:i w:val="0"/>
-                <w:color w:val="FFFFFF"/>
-                <w:sz w:val="20"/>
+                <w:color w:val="1A1A2E"/>
+                <w:sz w:val="18"/>
               </w:rPr>
               <w:t>对应模块</w:t>
             </w:r>
@@ -8161,25 +7781,19 @@
         </w:tc>
         <w:tc>
           <w:tcPr>
-            <w:tcW w:type="dxa" w:w="2379"/>
-            <w:shd w:val="clear" w:color="auto" w:fill="6C2BD9"/>
+            <w:tcW w:type="dxa" w:w="2160"/>
           </w:tcPr>
           <w:p>
             <w:pPr>
-              <w:spacing w:after="40" w:before="40"/>
+              <w:spacing w:before="40" w:after="40"/>
             </w:pPr>
-            <w:r>
-              <w:rPr>
-                <w:b/>
-              </w:rPr>
-            </w:r>
             <w:r>
               <w:rPr>
                 <w:rFonts w:ascii="Calibri" w:hAnsi="Calibri" w:eastAsia="宋体"/>
                 <w:b/>
                 <w:i w:val="0"/>
-                <w:color w:val="FFFFFF"/>
-                <w:sz w:val="20"/>
+                <w:color w:val="1A1A2E"/>
+                <w:sz w:val="18"/>
               </w:rPr>
               <w:t>状态</w:t>
             </w:r>
@@ -8189,20 +7803,19 @@
       <w:tr>
         <w:tc>
           <w:tcPr>
-            <w:tcW w:type="dxa" w:w="2379"/>
+            <w:tcW w:type="dxa" w:w="2160"/>
           </w:tcPr>
           <w:p>
             <w:pPr>
-              <w:spacing w:after="40" w:before="40"/>
+              <w:spacing w:before="40" w:after="40"/>
             </w:pPr>
-            <w:r/>
             <w:r>
               <w:rPr>
                 <w:rFonts w:ascii="Calibri" w:hAnsi="Calibri" w:eastAsia="宋体"/>
                 <w:b w:val="0"/>
                 <w:i w:val="0"/>
                 <w:color w:val="1A1A2E"/>
-                <w:sz w:val="19"/>
+                <w:sz w:val="18"/>
               </w:rPr>
               <w:t>核心① 对话式画像构建</w:t>
             </w:r>
@@ -8210,20 +7823,19 @@
         </w:tc>
         <w:tc>
           <w:tcPr>
-            <w:tcW w:type="dxa" w:w="2379"/>
+            <w:tcW w:type="dxa" w:w="2160"/>
           </w:tcPr>
           <w:p>
             <w:pPr>
-              <w:spacing w:after="40" w:before="40"/>
+              <w:spacing w:before="40" w:after="40"/>
             </w:pPr>
-            <w:r/>
             <w:r>
               <w:rPr>
                 <w:rFonts w:ascii="Calibri" w:hAnsi="Calibri" w:eastAsia="宋体"/>
                 <w:b w:val="0"/>
                 <w:i w:val="0"/>
                 <w:color w:val="1A1A2E"/>
-                <w:sz w:val="19"/>
+                <w:sz w:val="18"/>
               </w:rPr>
               <w:t>8 维动态画像，随学随新</w:t>
             </w:r>
@@ -8231,20 +7843,19 @@
         </w:tc>
         <w:tc>
           <w:tcPr>
-            <w:tcW w:type="dxa" w:w="2379"/>
+            <w:tcW w:type="dxa" w:w="2160"/>
           </w:tcPr>
           <w:p>
             <w:pPr>
-              <w:spacing w:after="40" w:before="40"/>
+              <w:spacing w:before="40" w:after="40"/>
             </w:pPr>
-            <w:r/>
             <w:r>
               <w:rPr>
                 <w:rFonts w:ascii="Consolas" w:hAnsi="Consolas" w:eastAsia="Consolas"/>
                 <w:b w:val="0"/>
                 <w:i w:val="0"/>
-                <w:color w:val="C53AE8"/>
-                <w:sz w:val="18"/>
+                <w:color w:val="1A1A2E"/>
+                <w:sz w:val="17"/>
               </w:rPr>
               <w:t>agents/diagnostician.py</w:t>
             </w:r>
@@ -8254,7 +7865,7 @@
                 <w:b w:val="0"/>
                 <w:i w:val="0"/>
                 <w:color w:val="1A1A2E"/>
-                <w:sz w:val="19"/>
+                <w:sz w:val="18"/>
               </w:rPr>
               <w:t xml:space="preserve">, </w:t>
             </w:r>
@@ -8263,8 +7874,8 @@
                 <w:rFonts w:ascii="Consolas" w:hAnsi="Consolas" w:eastAsia="Consolas"/>
                 <w:b w:val="0"/>
                 <w:i w:val="0"/>
-                <w:color w:val="C53AE8"/>
-                <w:sz w:val="18"/>
+                <w:color w:val="1A1A2E"/>
+                <w:sz w:val="17"/>
               </w:rPr>
               <w:t>api/profile.py</w:t>
             </w:r>
@@ -8272,20 +7883,19 @@
         </w:tc>
         <w:tc>
           <w:tcPr>
-            <w:tcW w:type="dxa" w:w="2379"/>
+            <w:tcW w:type="dxa" w:w="2160"/>
           </w:tcPr>
           <w:p>
             <w:pPr>
-              <w:spacing w:after="40" w:before="40"/>
+              <w:spacing w:before="40" w:after="40"/>
             </w:pPr>
-            <w:r/>
             <w:r>
               <w:rPr>
                 <w:rFonts w:ascii="Calibri" w:hAnsi="Calibri" w:eastAsia="宋体"/>
                 <w:b w:val="0"/>
                 <w:i w:val="0"/>
                 <w:color w:val="1A1A2E"/>
-                <w:sz w:val="19"/>
+                <w:sz w:val="18"/>
               </w:rPr>
               <w:t>✅</w:t>
             </w:r>
@@ -8295,21 +7905,19 @@
       <w:tr>
         <w:tc>
           <w:tcPr>
-            <w:tcW w:type="dxa" w:w="2379"/>
-            <w:shd w:val="clear" w:color="auto" w:fill="F4F2FA"/>
+            <w:tcW w:type="dxa" w:w="2160"/>
           </w:tcPr>
           <w:p>
             <w:pPr>
-              <w:spacing w:after="40" w:before="40"/>
+              <w:spacing w:before="40" w:after="40"/>
             </w:pPr>
-            <w:r/>
             <w:r>
               <w:rPr>
                 <w:rFonts w:ascii="Calibri" w:hAnsi="Calibri" w:eastAsia="宋体"/>
                 <w:b w:val="0"/>
                 <w:i w:val="0"/>
                 <w:color w:val="1A1A2E"/>
-                <w:sz w:val="19"/>
+                <w:sz w:val="18"/>
               </w:rPr>
               <w:t>核心② 多智能体资源生成</w:t>
             </w:r>
@@ -8317,21 +7925,19 @@
         </w:tc>
         <w:tc>
           <w:tcPr>
-            <w:tcW w:type="dxa" w:w="2379"/>
-            <w:shd w:val="clear" w:color="auto" w:fill="F4F2FA"/>
+            <w:tcW w:type="dxa" w:w="2160"/>
           </w:tcPr>
           <w:p>
             <w:pPr>
-              <w:spacing w:after="40" w:before="40"/>
+              <w:spacing w:before="40" w:after="40"/>
             </w:pPr>
-            <w:r/>
             <w:r>
               <w:rPr>
                 <w:rFonts w:ascii="Calibri" w:hAnsi="Calibri" w:eastAsia="宋体"/>
                 <w:b w:val="0"/>
                 <w:i w:val="0"/>
                 <w:color w:val="1A1A2E"/>
-                <w:sz w:val="19"/>
+                <w:sz w:val="18"/>
               </w:rPr>
               <w:t>7 种资源类型，≥5 种</w:t>
             </w:r>
@@ -8339,21 +7945,19 @@
         </w:tc>
         <w:tc>
           <w:tcPr>
-            <w:tcW w:type="dxa" w:w="2379"/>
-            <w:shd w:val="clear" w:color="auto" w:fill="F4F2FA"/>
+            <w:tcW w:type="dxa" w:w="2160"/>
           </w:tcPr>
           <w:p>
             <w:pPr>
-              <w:spacing w:after="40" w:before="40"/>
+              <w:spacing w:before="40" w:after="40"/>
             </w:pPr>
-            <w:r/>
             <w:r>
               <w:rPr>
                 <w:rFonts w:ascii="Consolas" w:hAnsi="Consolas" w:eastAsia="Consolas"/>
                 <w:b w:val="0"/>
                 <w:i w:val="0"/>
-                <w:color w:val="C53AE8"/>
-                <w:sz w:val="18"/>
+                <w:color w:val="1A1A2E"/>
+                <w:sz w:val="17"/>
               </w:rPr>
               <w:t>agents/generator_cluster.py</w:t>
             </w:r>
@@ -8363,7 +7967,7 @@
                 <w:b w:val="0"/>
                 <w:i w:val="0"/>
                 <w:color w:val="1A1A2E"/>
-                <w:sz w:val="19"/>
+                <w:sz w:val="18"/>
               </w:rPr>
               <w:t>, 7 个子 Agent</w:t>
             </w:r>
@@ -8371,21 +7975,19 @@
         </w:tc>
         <w:tc>
           <w:tcPr>
-            <w:tcW w:type="dxa" w:w="2379"/>
-            <w:shd w:val="clear" w:color="auto" w:fill="F4F2FA"/>
+            <w:tcW w:type="dxa" w:w="2160"/>
           </w:tcPr>
           <w:p>
             <w:pPr>
-              <w:spacing w:after="40" w:before="40"/>
+              <w:spacing w:before="40" w:after="40"/>
             </w:pPr>
-            <w:r/>
             <w:r>
               <w:rPr>
                 <w:rFonts w:ascii="Calibri" w:hAnsi="Calibri" w:eastAsia="宋体"/>
                 <w:b w:val="0"/>
                 <w:i w:val="0"/>
                 <w:color w:val="1A1A2E"/>
-                <w:sz w:val="19"/>
+                <w:sz w:val="18"/>
               </w:rPr>
               <w:t>✅</w:t>
             </w:r>
@@ -8395,20 +7997,19 @@
       <w:tr>
         <w:tc>
           <w:tcPr>
-            <w:tcW w:type="dxa" w:w="2379"/>
+            <w:tcW w:type="dxa" w:w="2160"/>
           </w:tcPr>
           <w:p>
             <w:pPr>
-              <w:spacing w:after="40" w:before="40"/>
+              <w:spacing w:before="40" w:after="40"/>
             </w:pPr>
-            <w:r/>
             <w:r>
               <w:rPr>
                 <w:rFonts w:ascii="Calibri" w:hAnsi="Calibri" w:eastAsia="宋体"/>
                 <w:b w:val="0"/>
                 <w:i w:val="0"/>
                 <w:color w:val="1A1A2E"/>
-                <w:sz w:val="19"/>
+                <w:sz w:val="18"/>
               </w:rPr>
               <w:t>路径规划与推送</w:t>
             </w:r>
@@ -8416,20 +8017,19 @@
         </w:tc>
         <w:tc>
           <w:tcPr>
-            <w:tcW w:type="dxa" w:w="2379"/>
+            <w:tcW w:type="dxa" w:w="2160"/>
           </w:tcPr>
           <w:p>
             <w:pPr>
-              <w:spacing w:after="40" w:before="40"/>
+              <w:spacing w:before="40" w:after="40"/>
             </w:pPr>
-            <w:r/>
             <w:r>
               <w:rPr>
                 <w:rFonts w:ascii="Calibri" w:hAnsi="Calibri" w:eastAsia="宋体"/>
                 <w:b w:val="0"/>
                 <w:i w:val="0"/>
                 <w:color w:val="1A1A2E"/>
-                <w:sz w:val="19"/>
+                <w:sz w:val="18"/>
               </w:rPr>
               <w:t>86 节点图谱 + 8 维画像驱动</w:t>
             </w:r>
@@ -8437,20 +8037,19 @@
         </w:tc>
         <w:tc>
           <w:tcPr>
-            <w:tcW w:type="dxa" w:w="2379"/>
+            <w:tcW w:type="dxa" w:w="2160"/>
           </w:tcPr>
           <w:p>
             <w:pPr>
-              <w:spacing w:after="40" w:before="40"/>
+              <w:spacing w:before="40" w:after="40"/>
             </w:pPr>
-            <w:r/>
             <w:r>
               <w:rPr>
                 <w:rFonts w:ascii="Consolas" w:hAnsi="Consolas" w:eastAsia="Consolas"/>
                 <w:b w:val="0"/>
                 <w:i w:val="0"/>
-                <w:color w:val="C53AE8"/>
-                <w:sz w:val="18"/>
+                <w:color w:val="1A1A2E"/>
+                <w:sz w:val="17"/>
               </w:rPr>
               <w:t>agents/path_planner.py</w:t>
             </w:r>
@@ -8460,7 +8059,7 @@
                 <w:b w:val="0"/>
                 <w:i w:val="0"/>
                 <w:color w:val="1A1A2E"/>
-                <w:sz w:val="19"/>
+                <w:sz w:val="18"/>
               </w:rPr>
               <w:t xml:space="preserve">, </w:t>
             </w:r>
@@ -8469,8 +8068,8 @@
                 <w:rFonts w:ascii="Consolas" w:hAnsi="Consolas" w:eastAsia="Consolas"/>
                 <w:b w:val="0"/>
                 <w:i w:val="0"/>
-                <w:color w:val="C53AE8"/>
-                <w:sz w:val="18"/>
+                <w:color w:val="1A1A2E"/>
+                <w:sz w:val="17"/>
               </w:rPr>
               <w:t>api/learning_path.py</w:t>
             </w:r>
@@ -8478,20 +8077,19 @@
         </w:tc>
         <w:tc>
           <w:tcPr>
-            <w:tcW w:type="dxa" w:w="2379"/>
+            <w:tcW w:type="dxa" w:w="2160"/>
           </w:tcPr>
           <w:p>
             <w:pPr>
-              <w:spacing w:after="40" w:before="40"/>
+              <w:spacing w:before="40" w:after="40"/>
             </w:pPr>
-            <w:r/>
             <w:r>
               <w:rPr>
                 <w:rFonts w:ascii="Calibri" w:hAnsi="Calibri" w:eastAsia="宋体"/>
                 <w:b w:val="0"/>
                 <w:i w:val="0"/>
                 <w:color w:val="1A1A2E"/>
-                <w:sz w:val="19"/>
+                <w:sz w:val="18"/>
               </w:rPr>
               <w:t>✅</w:t>
             </w:r>
@@ -8501,21 +8099,19 @@
       <w:tr>
         <w:tc>
           <w:tcPr>
-            <w:tcW w:type="dxa" w:w="2379"/>
-            <w:shd w:val="clear" w:color="auto" w:fill="F4F2FA"/>
+            <w:tcW w:type="dxa" w:w="2160"/>
           </w:tcPr>
           <w:p>
             <w:pPr>
-              <w:spacing w:after="40" w:before="40"/>
+              <w:spacing w:before="40" w:after="40"/>
             </w:pPr>
-            <w:r/>
             <w:r>
               <w:rPr>
                 <w:rFonts w:ascii="Calibri" w:hAnsi="Calibri" w:eastAsia="宋体"/>
                 <w:b w:val="0"/>
                 <w:i w:val="0"/>
                 <w:color w:val="1A1A2E"/>
-                <w:sz w:val="19"/>
+                <w:sz w:val="18"/>
               </w:rPr>
               <w:t>加分④ 智能辅导</w:t>
             </w:r>
@@ -8523,21 +8119,19 @@
         </w:tc>
         <w:tc>
           <w:tcPr>
-            <w:tcW w:type="dxa" w:w="2379"/>
-            <w:shd w:val="clear" w:color="auto" w:fill="F4F2FA"/>
+            <w:tcW w:type="dxa" w:w="2160"/>
           </w:tcPr>
           <w:p>
             <w:pPr>
-              <w:spacing w:after="40" w:before="40"/>
+              <w:spacing w:before="40" w:after="40"/>
             </w:pPr>
-            <w:r/>
             <w:r>
               <w:rPr>
                 <w:rFonts w:ascii="Calibri" w:hAnsi="Calibri" w:eastAsia="宋体"/>
                 <w:b w:val="0"/>
                 <w:i w:val="0"/>
                 <w:color w:val="1A1A2E"/>
-                <w:sz w:val="19"/>
+                <w:sz w:val="18"/>
               </w:rPr>
               <w:t>文字+SVG+短视频脚本</w:t>
             </w:r>
@@ -8545,21 +8139,19 @@
         </w:tc>
         <w:tc>
           <w:tcPr>
-            <w:tcW w:type="dxa" w:w="2379"/>
-            <w:shd w:val="clear" w:color="auto" w:fill="F4F2FA"/>
+            <w:tcW w:type="dxa" w:w="2160"/>
           </w:tcPr>
           <w:p>
             <w:pPr>
-              <w:spacing w:after="40" w:before="40"/>
+              <w:spacing w:before="40" w:after="40"/>
             </w:pPr>
-            <w:r/>
             <w:r>
               <w:rPr>
                 <w:rFonts w:ascii="Consolas" w:hAnsi="Consolas" w:eastAsia="Consolas"/>
                 <w:b w:val="0"/>
                 <w:i w:val="0"/>
-                <w:color w:val="C53AE8"/>
-                <w:sz w:val="18"/>
+                <w:color w:val="1A1A2E"/>
+                <w:sz w:val="17"/>
               </w:rPr>
               <w:t>agents/tutor.py</w:t>
             </w:r>
@@ -8569,7 +8161,7 @@
                 <w:b w:val="0"/>
                 <w:i w:val="0"/>
                 <w:color w:val="1A1A2E"/>
-                <w:sz w:val="19"/>
+                <w:sz w:val="18"/>
               </w:rPr>
               <w:t xml:space="preserve">, </w:t>
             </w:r>
@@ -8578,8 +8170,8 @@
                 <w:rFonts w:ascii="Consolas" w:hAnsi="Consolas" w:eastAsia="Consolas"/>
                 <w:b w:val="0"/>
                 <w:i w:val="0"/>
-                <w:color w:val="C53AE8"/>
-                <w:sz w:val="18"/>
+                <w:color w:val="1A1A2E"/>
+                <w:sz w:val="17"/>
               </w:rPr>
               <w:t>agents/tutor_enhanced.py</w:t>
             </w:r>
@@ -8587,21 +8179,19 @@
         </w:tc>
         <w:tc>
           <w:tcPr>
-            <w:tcW w:type="dxa" w:w="2379"/>
-            <w:shd w:val="clear" w:color="auto" w:fill="F4F2FA"/>
+            <w:tcW w:type="dxa" w:w="2160"/>
           </w:tcPr>
           <w:p>
             <w:pPr>
-              <w:spacing w:after="40" w:before="40"/>
+              <w:spacing w:before="40" w:after="40"/>
             </w:pPr>
-            <w:r/>
             <w:r>
               <w:rPr>
                 <w:rFonts w:ascii="Calibri" w:hAnsi="Calibri" w:eastAsia="宋体"/>
                 <w:b w:val="0"/>
                 <w:i w:val="0"/>
                 <w:color w:val="1A1A2E"/>
-                <w:sz w:val="19"/>
+                <w:sz w:val="18"/>
               </w:rPr>
               <w:t>✅</w:t>
             </w:r>
@@ -8611,20 +8201,19 @@
       <w:tr>
         <w:tc>
           <w:tcPr>
-            <w:tcW w:type="dxa" w:w="2379"/>
+            <w:tcW w:type="dxa" w:w="2160"/>
           </w:tcPr>
           <w:p>
             <w:pPr>
-              <w:spacing w:after="40" w:before="40"/>
+              <w:spacing w:before="40" w:after="40"/>
             </w:pPr>
-            <w:r/>
             <w:r>
               <w:rPr>
                 <w:rFonts w:ascii="Calibri" w:hAnsi="Calibri" w:eastAsia="宋体"/>
                 <w:b w:val="0"/>
                 <w:i w:val="0"/>
                 <w:color w:val="1A1A2E"/>
-                <w:sz w:val="19"/>
+                <w:sz w:val="18"/>
               </w:rPr>
               <w:t>加分⑤ 效果评估闭环</w:t>
             </w:r>
@@ -8632,20 +8221,19 @@
         </w:tc>
         <w:tc>
           <w:tcPr>
-            <w:tcW w:type="dxa" w:w="2379"/>
+            <w:tcW w:type="dxa" w:w="2160"/>
           </w:tcPr>
           <w:p>
             <w:pPr>
-              <w:spacing w:after="40" w:before="40"/>
+              <w:spacing w:before="40" w:after="40"/>
             </w:pPr>
-            <w:r/>
             <w:r>
               <w:rPr>
                 <w:rFonts w:ascii="Calibri" w:hAnsi="Calibri" w:eastAsia="宋体"/>
                 <w:b w:val="0"/>
                 <w:i w:val="0"/>
                 <w:color w:val="1A1A2E"/>
-                <w:sz w:val="19"/>
+                <w:sz w:val="18"/>
               </w:rPr>
               <w:t>评估→回写→调整</w:t>
             </w:r>
@@ -8653,20 +8241,19 @@
         </w:tc>
         <w:tc>
           <w:tcPr>
-            <w:tcW w:type="dxa" w:w="2379"/>
+            <w:tcW w:type="dxa" w:w="2160"/>
           </w:tcPr>
           <w:p>
             <w:pPr>
-              <w:spacing w:after="40" w:before="40"/>
+              <w:spacing w:before="40" w:after="40"/>
             </w:pPr>
-            <w:r/>
             <w:r>
               <w:rPr>
                 <w:rFonts w:ascii="Consolas" w:hAnsi="Consolas" w:eastAsia="Consolas"/>
                 <w:b w:val="0"/>
                 <w:i w:val="0"/>
-                <w:color w:val="C53AE8"/>
-                <w:sz w:val="18"/>
+                <w:color w:val="1A1A2E"/>
+                <w:sz w:val="17"/>
               </w:rPr>
               <w:t>agents/feedback_agent.py</w:t>
             </w:r>
@@ -8676,7 +8263,7 @@
                 <w:b w:val="0"/>
                 <w:i w:val="0"/>
                 <w:color w:val="1A1A2E"/>
-                <w:sz w:val="19"/>
+                <w:sz w:val="18"/>
               </w:rPr>
               <w:t xml:space="preserve">, </w:t>
             </w:r>
@@ -8685,8 +8272,8 @@
                 <w:rFonts w:ascii="Consolas" w:hAnsi="Consolas" w:eastAsia="Consolas"/>
                 <w:b w:val="0"/>
                 <w:i w:val="0"/>
-                <w:color w:val="C53AE8"/>
-                <w:sz w:val="18"/>
+                <w:color w:val="1A1A2E"/>
+                <w:sz w:val="17"/>
               </w:rPr>
               <w:t>api/assessment.py</w:t>
             </w:r>
@@ -8694,20 +8281,19 @@
         </w:tc>
         <w:tc>
           <w:tcPr>
-            <w:tcW w:type="dxa" w:w="2379"/>
+            <w:tcW w:type="dxa" w:w="2160"/>
           </w:tcPr>
           <w:p>
             <w:pPr>
-              <w:spacing w:after="40" w:before="40"/>
+              <w:spacing w:before="40" w:after="40"/>
             </w:pPr>
-            <w:r/>
             <w:r>
               <w:rPr>
                 <w:rFonts w:ascii="Calibri" w:hAnsi="Calibri" w:eastAsia="宋体"/>
                 <w:b w:val="0"/>
                 <w:i w:val="0"/>
                 <w:color w:val="1A1A2E"/>
-                <w:sz w:val="19"/>
+                <w:sz w:val="18"/>
               </w:rPr>
               <w:t>✅</w:t>
             </w:r>
@@ -8717,21 +8303,19 @@
       <w:tr>
         <w:tc>
           <w:tcPr>
-            <w:tcW w:type="dxa" w:w="2379"/>
-            <w:shd w:val="clear" w:color="auto" w:fill="F4F2FA"/>
+            <w:tcW w:type="dxa" w:w="2160"/>
           </w:tcPr>
           <w:p>
             <w:pPr>
-              <w:spacing w:after="40" w:before="40"/>
+              <w:spacing w:before="40" w:after="40"/>
             </w:pPr>
-            <w:r/>
             <w:r>
               <w:rPr>
                 <w:rFonts w:ascii="Calibri" w:hAnsi="Calibri" w:eastAsia="宋体"/>
                 <w:b w:val="0"/>
                 <w:i w:val="0"/>
                 <w:color w:val="1A1A2E"/>
-                <w:sz w:val="19"/>
+                <w:sz w:val="18"/>
               </w:rPr>
               <w:t>非功能① UI 规范</w:t>
             </w:r>
@@ -8739,21 +8323,19 @@
         </w:tc>
         <w:tc>
           <w:tcPr>
-            <w:tcW w:type="dxa" w:w="2379"/>
-            <w:shd w:val="clear" w:color="auto" w:fill="F4F2FA"/>
+            <w:tcW w:type="dxa" w:w="2160"/>
           </w:tcPr>
           <w:p>
             <w:pPr>
-              <w:spacing w:after="40" w:before="40"/>
+              <w:spacing w:before="40" w:after="40"/>
             </w:pPr>
-            <w:r/>
             <w:r>
               <w:rPr>
                 <w:rFonts w:ascii="Calibri" w:hAnsi="Calibri" w:eastAsia="宋体"/>
                 <w:b w:val="0"/>
                 <w:i w:val="0"/>
                 <w:color w:val="1A1A2E"/>
-                <w:sz w:val="19"/>
+                <w:sz w:val="18"/>
               </w:rPr>
               <w:t>深色玻璃态 + 流式输出 + 卡片化</w:t>
             </w:r>
@@ -8761,21 +8343,19 @@
         </w:tc>
         <w:tc>
           <w:tcPr>
-            <w:tcW w:type="dxa" w:w="2379"/>
-            <w:shd w:val="clear" w:color="auto" w:fill="F4F2FA"/>
+            <w:tcW w:type="dxa" w:w="2160"/>
           </w:tcPr>
           <w:p>
             <w:pPr>
-              <w:spacing w:after="40" w:before="40"/>
+              <w:spacing w:before="40" w:after="40"/>
             </w:pPr>
-            <w:r/>
             <w:r>
               <w:rPr>
                 <w:rFonts w:ascii="Calibri" w:hAnsi="Calibri" w:eastAsia="宋体"/>
                 <w:b w:val="0"/>
                 <w:i w:val="0"/>
                 <w:color w:val="1A1A2E"/>
-                <w:sz w:val="19"/>
+                <w:sz w:val="18"/>
               </w:rPr>
               <w:t xml:space="preserve">设计系统 </w:t>
             </w:r>
@@ -8784,8 +8364,8 @@
                 <w:rFonts w:ascii="Consolas" w:hAnsi="Consolas" w:eastAsia="Consolas"/>
                 <w:b w:val="0"/>
                 <w:i w:val="0"/>
-                <w:color w:val="C53AE8"/>
-                <w:sz w:val="18"/>
+                <w:color w:val="1A1A2E"/>
+                <w:sz w:val="17"/>
               </w:rPr>
               <w:t>DESIGN.md</w:t>
             </w:r>
@@ -8793,21 +8373,19 @@
         </w:tc>
         <w:tc>
           <w:tcPr>
-            <w:tcW w:type="dxa" w:w="2379"/>
-            <w:shd w:val="clear" w:color="auto" w:fill="F4F2FA"/>
+            <w:tcW w:type="dxa" w:w="2160"/>
           </w:tcPr>
           <w:p>
             <w:pPr>
-              <w:spacing w:after="40" w:before="40"/>
+              <w:spacing w:before="40" w:after="40"/>
             </w:pPr>
-            <w:r/>
             <w:r>
               <w:rPr>
                 <w:rFonts w:ascii="Calibri" w:hAnsi="Calibri" w:eastAsia="宋体"/>
                 <w:b w:val="0"/>
                 <w:i w:val="0"/>
                 <w:color w:val="1A1A2E"/>
-                <w:sz w:val="19"/>
+                <w:sz w:val="18"/>
               </w:rPr>
               <w:t>✅</w:t>
             </w:r>
@@ -8817,20 +8395,19 @@
       <w:tr>
         <w:tc>
           <w:tcPr>
-            <w:tcW w:type="dxa" w:w="2379"/>
+            <w:tcW w:type="dxa" w:w="2160"/>
           </w:tcPr>
           <w:p>
             <w:pPr>
-              <w:spacing w:after="40" w:before="40"/>
+              <w:spacing w:before="40" w:after="40"/>
             </w:pPr>
-            <w:r/>
             <w:r>
               <w:rPr>
                 <w:rFonts w:ascii="Calibri" w:hAnsi="Calibri" w:eastAsia="宋体"/>
                 <w:b w:val="0"/>
                 <w:i w:val="0"/>
                 <w:color w:val="1A1A2E"/>
-                <w:sz w:val="19"/>
+                <w:sz w:val="18"/>
               </w:rPr>
               <w:t>非功能② 防幻觉</w:t>
             </w:r>
@@ -8838,20 +8415,19 @@
         </w:tc>
         <w:tc>
           <w:tcPr>
-            <w:tcW w:type="dxa" w:w="2379"/>
+            <w:tcW w:type="dxa" w:w="2160"/>
           </w:tcPr>
           <w:p>
             <w:pPr>
-              <w:spacing w:after="40" w:before="40"/>
+              <w:spacing w:before="40" w:after="40"/>
             </w:pPr>
-            <w:r/>
             <w:r>
               <w:rPr>
                 <w:rFonts w:ascii="Calibri" w:hAnsi="Calibri" w:eastAsia="宋体"/>
                 <w:b w:val="0"/>
                 <w:i w:val="0"/>
                 <w:color w:val="1A1A2E"/>
-                <w:sz w:val="19"/>
+                <w:sz w:val="18"/>
               </w:rPr>
               <w:t>RAG + 安全过滤 + Critic 审阅</w:t>
             </w:r>
@@ -8859,20 +8435,19 @@
         </w:tc>
         <w:tc>
           <w:tcPr>
-            <w:tcW w:type="dxa" w:w="2379"/>
+            <w:tcW w:type="dxa" w:w="2160"/>
           </w:tcPr>
           <w:p>
             <w:pPr>
-              <w:spacing w:after="40" w:before="40"/>
+              <w:spacing w:before="40" w:after="40"/>
             </w:pPr>
-            <w:r/>
             <w:r>
               <w:rPr>
                 <w:rFonts w:ascii="Calibri" w:hAnsi="Calibri" w:eastAsia="宋体"/>
                 <w:b w:val="0"/>
                 <w:i w:val="0"/>
                 <w:color w:val="1A1A2E"/>
-                <w:sz w:val="19"/>
+                <w:sz w:val="18"/>
               </w:rPr>
               <w:t>全链路</w:t>
             </w:r>
@@ -8880,20 +8455,19 @@
         </w:tc>
         <w:tc>
           <w:tcPr>
-            <w:tcW w:type="dxa" w:w="2379"/>
+            <w:tcW w:type="dxa" w:w="2160"/>
           </w:tcPr>
           <w:p>
             <w:pPr>
-              <w:spacing w:after="40" w:before="40"/>
+              <w:spacing w:before="40" w:after="40"/>
             </w:pPr>
-            <w:r/>
             <w:r>
               <w:rPr>
                 <w:rFonts w:ascii="Calibri" w:hAnsi="Calibri" w:eastAsia="宋体"/>
                 <w:b w:val="0"/>
                 <w:i w:val="0"/>
                 <w:color w:val="1A1A2E"/>
-                <w:sz w:val="19"/>
+                <w:sz w:val="18"/>
               </w:rPr>
               <w:t>✅</w:t>
             </w:r>
@@ -8903,21 +8477,19 @@
       <w:tr>
         <w:tc>
           <w:tcPr>
-            <w:tcW w:type="dxa" w:w="2379"/>
-            <w:shd w:val="clear" w:color="auto" w:fill="F4F2FA"/>
+            <w:tcW w:type="dxa" w:w="2160"/>
           </w:tcPr>
           <w:p>
             <w:pPr>
-              <w:spacing w:after="40" w:before="40"/>
+              <w:spacing w:before="40" w:after="40"/>
             </w:pPr>
-            <w:r/>
             <w:r>
               <w:rPr>
                 <w:rFonts w:ascii="Calibri" w:hAnsi="Calibri" w:eastAsia="宋体"/>
                 <w:b w:val="0"/>
                 <w:i w:val="0"/>
                 <w:color w:val="1A1A2E"/>
-                <w:sz w:val="19"/>
+                <w:sz w:val="18"/>
               </w:rPr>
               <w:t>非功能③ 性能</w:t>
             </w:r>
@@ -8925,21 +8497,19 @@
         </w:tc>
         <w:tc>
           <w:tcPr>
-            <w:tcW w:type="dxa" w:w="2379"/>
-            <w:shd w:val="clear" w:color="auto" w:fill="F4F2FA"/>
+            <w:tcW w:type="dxa" w:w="2160"/>
           </w:tcPr>
           <w:p>
             <w:pPr>
-              <w:spacing w:after="40" w:before="40"/>
+              <w:spacing w:before="40" w:after="40"/>
             </w:pPr>
-            <w:r/>
             <w:r>
               <w:rPr>
                 <w:rFonts w:ascii="Calibri" w:hAnsi="Calibri" w:eastAsia="宋体"/>
                 <w:b w:val="0"/>
                 <w:i w:val="0"/>
                 <w:color w:val="1A1A2E"/>
-                <w:sz w:val="19"/>
+                <w:sz w:val="18"/>
               </w:rPr>
               <w:t>SSE 流式 + 进度追踪</w:t>
             </w:r>
@@ -8947,21 +8517,19 @@
         </w:tc>
         <w:tc>
           <w:tcPr>
-            <w:tcW w:type="dxa" w:w="2379"/>
-            <w:shd w:val="clear" w:color="auto" w:fill="F4F2FA"/>
+            <w:tcW w:type="dxa" w:w="2160"/>
           </w:tcPr>
           <w:p>
             <w:pPr>
-              <w:spacing w:after="40" w:before="40"/>
+              <w:spacing w:before="40" w:after="40"/>
             </w:pPr>
-            <w:r/>
             <w:r>
               <w:rPr>
                 <w:rFonts w:ascii="Consolas" w:hAnsi="Consolas" w:eastAsia="Consolas"/>
                 <w:b w:val="0"/>
                 <w:i w:val="0"/>
-                <w:color w:val="C53AE8"/>
-                <w:sz w:val="18"/>
+                <w:color w:val="1A1A2E"/>
+                <w:sz w:val="17"/>
               </w:rPr>
               <w:t>api/chat.py</w:t>
             </w:r>
@@ -8971,7 +8539,7 @@
                 <w:b w:val="0"/>
                 <w:i w:val="0"/>
                 <w:color w:val="1A1A2E"/>
-                <w:sz w:val="19"/>
+                <w:sz w:val="18"/>
               </w:rPr>
               <w:t xml:space="preserve">, </w:t>
             </w:r>
@@ -8980,8 +8548,8 @@
                 <w:rFonts w:ascii="Consolas" w:hAnsi="Consolas" w:eastAsia="Consolas"/>
                 <w:b w:val="0"/>
                 <w:i w:val="0"/>
-                <w:color w:val="C53AE8"/>
-                <w:sz w:val="18"/>
+                <w:color w:val="1A1A2E"/>
+                <w:sz w:val="17"/>
               </w:rPr>
               <w:t>api/skills.py</w:t>
             </w:r>
@@ -8989,21 +8557,19 @@
         </w:tc>
         <w:tc>
           <w:tcPr>
-            <w:tcW w:type="dxa" w:w="2379"/>
-            <w:shd w:val="clear" w:color="auto" w:fill="F4F2FA"/>
+            <w:tcW w:type="dxa" w:w="2160"/>
           </w:tcPr>
           <w:p>
             <w:pPr>
-              <w:spacing w:after="40" w:before="40"/>
+              <w:spacing w:before="40" w:after="40"/>
             </w:pPr>
-            <w:r/>
             <w:r>
               <w:rPr>
                 <w:rFonts w:ascii="Calibri" w:hAnsi="Calibri" w:eastAsia="宋体"/>
                 <w:b w:val="0"/>
                 <w:i w:val="0"/>
                 <w:color w:val="1A1A2E"/>
-                <w:sz w:val="19"/>
+                <w:sz w:val="18"/>
               </w:rPr>
               <w:t>✅</w:t>
             </w:r>
@@ -9013,20 +8579,19 @@
       <w:tr>
         <w:tc>
           <w:tcPr>
-            <w:tcW w:type="dxa" w:w="2379"/>
+            <w:tcW w:type="dxa" w:w="2160"/>
           </w:tcPr>
           <w:p>
             <w:pPr>
-              <w:spacing w:after="40" w:before="40"/>
+              <w:spacing w:before="40" w:after="40"/>
             </w:pPr>
-            <w:r/>
             <w:r>
               <w:rPr>
                 <w:rFonts w:ascii="Calibri" w:hAnsi="Calibri" w:eastAsia="宋体"/>
                 <w:b w:val="0"/>
                 <w:i w:val="0"/>
                 <w:color w:val="1A1A2E"/>
-                <w:sz w:val="19"/>
+                <w:sz w:val="18"/>
               </w:rPr>
               <w:t>非功能④ 合规标注</w:t>
             </w:r>
@@ -9034,20 +8599,19 @@
         </w:tc>
         <w:tc>
           <w:tcPr>
-            <w:tcW w:type="dxa" w:w="2379"/>
+            <w:tcW w:type="dxa" w:w="2160"/>
           </w:tcPr>
           <w:p>
             <w:pPr>
-              <w:spacing w:after="40" w:before="40"/>
+              <w:spacing w:before="40" w:after="40"/>
             </w:pPr>
-            <w:r/>
             <w:r>
               <w:rPr>
                 <w:rFonts w:ascii="Calibri" w:hAnsi="Calibri" w:eastAsia="宋体"/>
                 <w:b w:val="0"/>
                 <w:i w:val="0"/>
                 <w:color w:val="1A1A2E"/>
-                <w:sz w:val="19"/>
+                <w:sz w:val="18"/>
               </w:rPr>
               <w:t>开源协议标注</w:t>
             </w:r>
@@ -9055,20 +8619,19 @@
         </w:tc>
         <w:tc>
           <w:tcPr>
-            <w:tcW w:type="dxa" w:w="2379"/>
+            <w:tcW w:type="dxa" w:w="2160"/>
           </w:tcPr>
           <w:p>
             <w:pPr>
-              <w:spacing w:after="40" w:before="40"/>
+              <w:spacing w:before="40" w:after="40"/>
             </w:pPr>
-            <w:r/>
             <w:r>
               <w:rPr>
                 <w:rFonts w:ascii="Consolas" w:hAnsi="Consolas" w:eastAsia="Consolas"/>
                 <w:b w:val="0"/>
                 <w:i w:val="0"/>
-                <w:color w:val="C53AE8"/>
-                <w:sz w:val="18"/>
+                <w:color w:val="1A1A2E"/>
+                <w:sz w:val="17"/>
               </w:rPr>
               <w:t>02_配套文档/OPENSOURCE_LICENSES.md</w:t>
             </w:r>
@@ -9076,20 +8639,19 @@
         </w:tc>
         <w:tc>
           <w:tcPr>
-            <w:tcW w:type="dxa" w:w="2379"/>
+            <w:tcW w:type="dxa" w:w="2160"/>
           </w:tcPr>
           <w:p>
             <w:pPr>
-              <w:spacing w:after="40" w:before="40"/>
+              <w:spacing w:before="40" w:after="40"/>
             </w:pPr>
-            <w:r/>
             <w:r>
               <w:rPr>
                 <w:rFonts w:ascii="Calibri" w:hAnsi="Calibri" w:eastAsia="宋体"/>
                 <w:b w:val="0"/>
                 <w:i w:val="0"/>
                 <w:color w:val="1A1A2E"/>
-                <w:sz w:val="19"/>
+                <w:sz w:val="18"/>
               </w:rPr>
               <w:t>✅</w:t>
             </w:r>
@@ -9097,11 +8659,7 @@
         </w:tc>
       </w:tr>
     </w:tbl>
-    <w:p>
-      <w:pPr>
-        <w:spacing w:after="40"/>
-      </w:pPr>
-    </w:p>
+    <w:p/>
     <w:p>
       <w:pPr>
         <w:jc w:val="center"/>
@@ -9110,7 +8668,6 @@
         <w:rPr>
           <w:rFonts w:ascii="Calibri" w:hAnsi="Calibri" w:eastAsia="宋体"/>
           <w:b w:val="0"/>
-          <w:i w:val="0"/>
           <w:color w:val="999999"/>
           <w:sz w:val="18"/>
         </w:rPr>
@@ -9141,7 +8698,7 @@
           <w:rFonts w:ascii="Consolas" w:hAnsi="Consolas" w:eastAsia="Consolas"/>
           <w:b w:val="0"/>
           <w:i w:val="0"/>
-          <w:color w:val="C53AE8"/>
+          <w:color w:val="666666"/>
           <w:sz w:val="19"/>
         </w:rPr>
         <w:t>02_配套文档/测试说明书.md</w:t>
@@ -9161,7 +8718,7 @@
           <w:rFonts w:ascii="Consolas" w:hAnsi="Consolas" w:eastAsia="Consolas"/>
           <w:b w:val="0"/>
           <w:i w:val="0"/>
-          <w:color w:val="C53AE8"/>
+          <w:color w:val="666666"/>
           <w:sz w:val="19"/>
         </w:rPr>
         <w:t>02_配套文档/OPENSOURCE_LICENSES.md</w:t>
@@ -9181,114 +8738,20 @@
           <w:rFonts w:ascii="Consolas" w:hAnsi="Consolas" w:eastAsia="Consolas"/>
           <w:b w:val="0"/>
           <w:i w:val="0"/>
-          <w:color w:val="C53AE8"/>
+          <w:color w:val="666666"/>
           <w:sz w:val="19"/>
         </w:rPr>
         <w:t>02_配套文档/演示脚本.md</w:t>
       </w:r>
     </w:p>
-    <w:p/>
-    <w:p>
-      <w:pPr>
-        <w:jc w:val="center"/>
-      </w:pPr>
-      <w:r>
-        <w:rPr>
-          <w:rFonts w:ascii="Calibri" w:hAnsi="Calibri" w:eastAsia="宋体"/>
-          <w:b w:val="0"/>
-          <w:i/>
-          <w:color w:val="999999"/>
-          <w:sz w:val="17"/>
-        </w:rPr>
-        <w:t>━ 本文档由 MARS-408 参赛团队编写，2026 福建高校「火山杯」Agent 创新大赛参赛配套 ━</w:t>
-      </w:r>
-    </w:p>
     <w:sectPr>
-      <w:headerReference w:type="default" r:id="rId9"/>
-      <w:footerReference w:type="default" r:id="rId10"/>
       <w:pgSz w:w="12240" w:h="15840"/>
-      <w:pgMar w:top="1247" w:right="1361" w:bottom="1134" w:left="1361" w:header="720" w:footer="720" w:gutter="0"/>
+      <w:pgMar w:top="1440" w:right="1800" w:bottom="1440" w:left="1800" w:header="720" w:footer="720" w:gutter="0"/>
       <w:cols w:space="720"/>
       <w:docGrid w:linePitch="360"/>
     </w:sectPr>
   </w:body>
 </w:document>
-</file>
-
-<file path=word/footer1.xml><?xml version="1.0" encoding="utf-8"?>
-<w:ftr xmlns:m="http://schemas.openxmlformats.org/officeDocument/2006/math" xmlns:mc="http://schemas.openxmlformats.org/markup-compatibility/2006" xmlns:mo="http://schemas.microsoft.com/office/mac/office/2008/main" xmlns:mv="urn:schemas-microsoft-com:mac:vml" xmlns:o="urn:schemas-microsoft-com:office:office" xmlns:r="http://schemas.openxmlformats.org/officeDocument/2006/relationships" xmlns:v="urn:schemas-microsoft-com:vml" xmlns:w10="urn:schemas-microsoft-com:office:word" xmlns:w14="http://schemas.microsoft.com/office/word/2010/wordml" xmlns:w="http://schemas.openxmlformats.org/wordprocessingml/2006/main" xmlns:wne="http://schemas.microsoft.com/office/word/2006/wordml" xmlns:wp14="http://schemas.microsoft.com/office/word/2010/wordprocessingDrawing" xmlns:wp="http://schemas.openxmlformats.org/drawingml/2006/wordprocessingDrawing" xmlns:wpc="http://schemas.microsoft.com/office/word/2010/wordprocessingCanvas" xmlns:wpg="http://schemas.microsoft.com/office/word/2010/wordprocessingGroup" xmlns:wpi="http://schemas.microsoft.com/office/word/2010/wordprocessingInk" xmlns:wps="http://schemas.microsoft.com/office/word/2010/wordprocessingShape" mc:Ignorable="w14 wp14">
-  <w:p>
-    <w:pPr>
-      <w:pStyle w:val="Footer"/>
-      <w:jc w:val="center"/>
-    </w:pPr>
-    <w:r>
-      <w:rPr>
-        <w:rFonts w:ascii="Calibri" w:hAnsi="Calibri" w:eastAsia="宋体"/>
-        <w:b w:val="0"/>
-        <w:i w:val="0"/>
-        <w:color w:val="666666"/>
-        <w:sz w:val="18"/>
-      </w:rPr>
-      <w:t xml:space="preserve">第 </w:t>
-    </w:r>
-    <w:r>
-      <w:fldChar w:fldCharType="begin"/>
-      <w:instrText xml:space="preserve">PAGE</w:instrText>
-      <w:fldChar w:fldCharType="separate"/>
-      <w:t>右键更新域可生成目录</w:t>
-      <w:fldChar w:fldCharType="end"/>
-    </w:r>
-    <w:r>
-      <w:rPr>
-        <w:rFonts w:ascii="Calibri" w:hAnsi="Calibri" w:eastAsia="宋体"/>
-        <w:b w:val="0"/>
-        <w:i w:val="0"/>
-        <w:color w:val="666666"/>
-        <w:sz w:val="18"/>
-      </w:rPr>
-      <w:t xml:space="preserve"> 页 / 共 </w:t>
-    </w:r>
-    <w:r>
-      <w:fldChar w:fldCharType="begin"/>
-      <w:instrText xml:space="preserve">NUMPAGES</w:instrText>
-      <w:fldChar w:fldCharType="separate"/>
-      <w:t>右键更新域可生成目录</w:t>
-      <w:fldChar w:fldCharType="end"/>
-    </w:r>
-    <w:r>
-      <w:rPr>
-        <w:rFonts w:ascii="Calibri" w:hAnsi="Calibri" w:eastAsia="宋体"/>
-        <w:b w:val="0"/>
-        <w:i w:val="0"/>
-        <w:color w:val="666666"/>
-        <w:sz w:val="18"/>
-      </w:rPr>
-      <w:t xml:space="preserve"> 页</w:t>
-    </w:r>
-  </w:p>
-</w:ftr>
-</file>
-
-<file path=word/header1.xml><?xml version="1.0" encoding="utf-8"?>
-<w:hdr xmlns:m="http://schemas.openxmlformats.org/officeDocument/2006/math" xmlns:mc="http://schemas.openxmlformats.org/markup-compatibility/2006" xmlns:mo="http://schemas.microsoft.com/office/mac/office/2008/main" xmlns:mv="urn:schemas-microsoft-com:mac:vml" xmlns:o="urn:schemas-microsoft-com:office:office" xmlns:r="http://schemas.openxmlformats.org/officeDocument/2006/relationships" xmlns:v="urn:schemas-microsoft-com:vml" xmlns:w10="urn:schemas-microsoft-com:office:word" xmlns:w14="http://schemas.microsoft.com/office/word/2010/wordml" xmlns:w="http://schemas.openxmlformats.org/wordprocessingml/2006/main" xmlns:wne="http://schemas.microsoft.com/office/word/2006/wordml" xmlns:wp14="http://schemas.microsoft.com/office/word/2010/wordprocessingDrawing" xmlns:wp="http://schemas.openxmlformats.org/drawingml/2006/wordprocessingDrawing" xmlns:wpc="http://schemas.microsoft.com/office/word/2010/wordprocessingCanvas" xmlns:wpg="http://schemas.microsoft.com/office/word/2010/wordprocessingGroup" xmlns:wpi="http://schemas.microsoft.com/office/word/2010/wordprocessingInk" xmlns:wps="http://schemas.microsoft.com/office/word/2010/wordprocessingShape" mc:Ignorable="w14 wp14">
-  <w:p>
-    <w:pPr>
-      <w:pStyle w:val="Header"/>
-      <w:jc w:val="right"/>
-    </w:pPr>
-    <w:r>
-      <w:rPr>
-        <w:rFonts w:ascii="Calibri" w:hAnsi="Calibri" w:eastAsia="宋体"/>
-        <w:b w:val="0"/>
-        <w:i w:val="0"/>
-        <w:color w:val="999999"/>
-        <w:sz w:val="17"/>
-      </w:rPr>
-      <w:t>MARS-408 · MARS-408 系统技术方案说明书</w:t>
-    </w:r>
-  </w:p>
-</w:hdr>
 </file>
 
 <file path=word/numbering.xml><?xml version="1.0" encoding="utf-8"?>
@@ -9654,14 +9117,6 @@
     <w:name w:val="Normal"/>
     <w:qFormat/>
     <w:rsid w:val="00FC693F"/>
-    <w:pPr>
-      <w:spacing w:lineRule="auto" w:line="324" w:after="80"/>
-    </w:pPr>
-    <w:rPr>
-      <w:rFonts w:ascii="Calibri" w:hAnsi="Calibri" w:eastAsia="宋体"/>
-      <w:color w:val="1A1A2E"/>
-      <w:sz w:val="21"/>
-    </w:rPr>
   </w:style>
   <w:style w:type="paragraph" w:styleId="Header">
     <w:name w:val="header"/>
@@ -9718,15 +9173,15 @@
     <w:pPr>
       <w:keepNext/>
       <w:keepLines/>
-      <w:spacing w:before="280" w:after="120"/>
+      <w:spacing w:before="480" w:after="0"/>
       <w:outlineLvl w:val="0"/>
     </w:pPr>
     <w:rPr>
-      <w:rFonts w:asciiTheme="majorHAnsi" w:eastAsiaTheme="majorEastAsia" w:hAnsiTheme="majorHAnsi" w:cstheme="majorBidi" w:ascii="Calibri" w:hAnsi="Calibri" w:eastAsia="黑体"/>
+      <w:rFonts w:asciiTheme="majorHAnsi" w:eastAsiaTheme="majorEastAsia" w:hAnsiTheme="majorHAnsi" w:cstheme="majorBidi"/>
       <w:b/>
       <w:bCs/>
-      <w:color w:val="4A1F96"/>
-      <w:sz w:val="36"/>
+      <w:color w:val="365F91" w:themeColor="accent1" w:themeShade="BF"/>
+      <w:sz w:val="28"/>
       <w:szCs w:val="28"/>
     </w:rPr>
   </w:style>
@@ -9742,15 +9197,15 @@
     <w:pPr>
       <w:keepNext/>
       <w:keepLines/>
-      <w:spacing w:before="280" w:after="120"/>
+      <w:spacing w:before="200" w:after="0"/>
       <w:outlineLvl w:val="1"/>
     </w:pPr>
     <w:rPr>
-      <w:rFonts w:asciiTheme="majorHAnsi" w:eastAsiaTheme="majorEastAsia" w:hAnsiTheme="majorHAnsi" w:cstheme="majorBidi" w:ascii="Calibri" w:hAnsi="Calibri" w:eastAsia="黑体"/>
+      <w:rFonts w:asciiTheme="majorHAnsi" w:eastAsiaTheme="majorEastAsia" w:hAnsiTheme="majorHAnsi" w:cstheme="majorBidi"/>
       <w:b/>
       <w:bCs/>
-      <w:color w:val="6C2BD9"/>
-      <w:sz w:val="30"/>
+      <w:color w:val="4F81BD" w:themeColor="accent1"/>
+      <w:sz w:val="26"/>
       <w:szCs w:val="26"/>
     </w:rPr>
   </w:style>
@@ -9766,15 +9221,14 @@
     <w:pPr>
       <w:keepNext/>
       <w:keepLines/>
-      <w:spacing w:before="160" w:after="120"/>
+      <w:spacing w:before="200" w:after="0"/>
       <w:outlineLvl w:val="2"/>
     </w:pPr>
     <w:rPr>
-      <w:rFonts w:asciiTheme="majorHAnsi" w:eastAsiaTheme="majorEastAsia" w:hAnsiTheme="majorHAnsi" w:cstheme="majorBidi" w:ascii="Calibri" w:hAnsi="Calibri" w:eastAsia="黑体"/>
+      <w:rFonts w:asciiTheme="majorHAnsi" w:eastAsiaTheme="majorEastAsia" w:hAnsiTheme="majorHAnsi" w:cstheme="majorBidi"/>
       <w:b/>
       <w:bCs/>
-      <w:color w:val="1A1A2E"/>
-      <w:sz w:val="26"/>
+      <w:color w:val="4F81BD" w:themeColor="accent1"/>
     </w:rPr>
   </w:style>
   <w:style w:type="paragraph" w:styleId="Heading4">
@@ -9790,17 +9244,16 @@
     <w:pPr>
       <w:keepNext/>
       <w:keepLines/>
-      <w:spacing w:before="160" w:after="120"/>
+      <w:spacing w:before="200" w:after="0"/>
       <w:outlineLvl w:val="3"/>
     </w:pPr>
     <w:rPr>
-      <w:rFonts w:asciiTheme="majorHAnsi" w:eastAsiaTheme="majorEastAsia" w:hAnsiTheme="majorHAnsi" w:cstheme="majorBidi" w:ascii="Calibri" w:hAnsi="Calibri" w:eastAsia="黑体"/>
+      <w:rFonts w:asciiTheme="majorHAnsi" w:eastAsiaTheme="majorEastAsia" w:hAnsiTheme="majorHAnsi" w:cstheme="majorBidi"/>
       <w:b/>
       <w:bCs/>
       <w:i/>
       <w:iCs/>
-      <w:color w:val="1A1A2E"/>
-      <w:sz w:val="23"/>
+      <w:color w:val="4F81BD" w:themeColor="accent1"/>
     </w:rPr>
   </w:style>
   <w:style w:type="paragraph" w:styleId="Heading5">

--- a/submission/02_配套文档/docx/技术方案说明书.docx
+++ b/submission/02_配套文档/docx/技术方案说明书.docx
@@ -232,7 +232,7 @@
           <w:color w:val="1A1A2E"/>
           <w:sz w:val="21"/>
         </w:rPr>
-        <w:t>的计算机 408 考研个性化学习系统。系统以"多智能体协同 + 个性化资源生成 + 动态学习路径规划"为核心技术体系，深度集成科大讯飞开放平台 10 项 AI 能力与星火 X2 大模型，为考研学生提供从画像构建、资源生成、路径规划到效果评估的全链路个性化学习服务。</w:t>
+        <w:t>的多智能体个性化学习与实训系统（以计算机 408 四科为已落地演示学科）。系统以"多智能体协同 + 个性化资源生成 + 动态学习路径规划"为核心技术体系，深度集成科大讯飞开放平台 10 项 AI 能力与星火 X2 大模型，为学习者提供从画像构建、资源生成、路径规划到效果评估的全链路个性化学习服务。</w:t>
       </w:r>
     </w:p>
     <w:p>
@@ -2407,7 +2407,7 @@
           <w:color w:val="1A1A2E"/>
           <w:sz w:val="21"/>
         </w:rPr>
-        <w:t>244 个 operations / 227 条 paths</w:t>
+        <w:t>245 个 operations / 228 条 paths</w:t>
       </w:r>
       <w:r>
         <w:rPr>
@@ -2427,7 +2427,7 @@
           <w:color w:val="1A1A2E"/>
           <w:sz w:val="21"/>
         </w:rPr>
-        <w:t>94.65%（230/243）</w:t>
+        <w:t>94.69%（232/245）</w:t>
       </w:r>
       <w:r>
         <w:rPr>

--- a/submission/02_配套文档/docx/技术方案说明书.docx
+++ b/submission/02_配套文档/docx/技术方案说明书.docx
@@ -2407,7 +2407,7 @@
           <w:color w:val="1A1A2E"/>
           <w:sz w:val="21"/>
         </w:rPr>
-        <w:t>245 个 operations / 228 条 paths</w:t>
+        <w:t>261 个 operations / 243 条 paths</w:t>
       </w:r>
       <w:r>
         <w:rPr>
@@ -2427,7 +2427,7 @@
           <w:color w:val="1A1A2E"/>
           <w:sz w:val="21"/>
         </w:rPr>
-        <w:t>94.69%（232/245）</w:t>
+        <w:t>95.02%（248/261）</w:t>
       </w:r>
       <w:r>
         <w:rPr>

--- a/submission/02_配套文档/docx/技术方案说明书.docx
+++ b/submission/02_配套文档/docx/技术方案说明书.docx
@@ -1247,7 +1247,7 @@
                 <w:color w:val="1A1A2E"/>
                 <w:sz w:val="18"/>
               </w:rPr>
-              <w:t>讯飞星火 X2（第一优先级）+ DeepSeek（降级）+ Qwen2.5（备用）</w:t>
+              <w:t>讯飞星火 X2（第一优先级）+ DeepSeek（降级）+ Qwen（备用）+ 智谱 GLM（兜底）</w:t>
             </w:r>
           </w:p>
         </w:tc>
@@ -1912,7 +1912,7 @@
           <w:color w:val="1A1A2E"/>
           <w:sz w:val="18"/>
         </w:rPr>
-        <w:t>│  │三通道LLM路由  │ │ 轻量化检索引擎 │ │ 向量库抽象层  │ │ 用户数据   │ │</w:t>
+        <w:t>│  │四通道LLM路由  │ │ 轻量化检索引擎 │ │ 向量库抽象层  │ │ 用户数据   │ │</w:t>
         <w:br/>
       </w:r>
       <w:r>
@@ -2487,7 +2487,7 @@
           <w:color w:val="1A1A2E"/>
           <w:sz w:val="21"/>
         </w:rPr>
-        <w:t>：LLMProvider 封装三通道 LLM 路由（讯飞星火 X2 第一优先级 + DeepSeek 降级 + Qwen 备用），FrugalRAG 提供轻量化检索引擎，VectorDB 提供 Milvus / InMemory 统一抽象。</w:t>
+        <w:t>：LLMProvider 封装四通道 LLM 路由（讯飞星火 X2 第一优先级 + DeepSeek 降级 + Qwen 备用 + 智谱 GLM 兜底），FrugalRAG 提供轻量化检索引擎，VectorDB 提供 Milvus / InMemory 统一抽象。</w:t>
       </w:r>
     </w:p>
     <w:p>
@@ -5285,7 +5285,7 @@
                 <w:color w:val="1A1A2E"/>
                 <w:sz w:val="18"/>
               </w:rPr>
-              <w:t>核心文本生成、推理、资源产出（三通道</w:t>
+              <w:t>核心文本生成、推理、资源产出（四通道</w:t>
             </w:r>
             <w:r>
               <w:rPr>
